--- a/docs/STRATEGIC_SUGGESTIONS_REPORT.docx
+++ b/docs/STRATEGIC_SUGGESTIONS_REPORT.docx
@@ -298,11 +298,17 @@
         </w:rPr>
         <w:t xml:space="preserve">How to implement:</w:t>
       </w:r>
-      <w:r>
-        <w:t xml:space="preserve"> </w:t>
-      </w:r>
-      <w:r>
-        <w:t xml:space="preserve">1. Write a three-paragraph opening that reads: paragraph one is the macro market size and growth rate (the opportunity), paragraph two is the structural failure (brands cannot find the right talent, talent cannot find the right price, the information asymmetry is costing the ecosystem billions annually), paragraph three is the single sentence:</w:t>
+    </w:p>
+    <w:p>
+      <w:pPr>
+        <w:pStyle w:val="Compact"/>
+        <w:numPr>
+          <w:ilvl w:val="0"/>
+          <w:numId w:val="1001"/>
+        </w:numPr>
+      </w:pPr>
+      <w:r>
+        <w:t xml:space="preserve">Write a three-paragraph opening that reads: paragraph one is the macro market size and growth rate (the opportunity), paragraph two is the structural failure (brands cannot find the right talent, talent cannot find the right price, the information asymmetry is costing the ecosystem billions annually), paragraph three is the single sentence:</w:t>
       </w:r>
       <w:r>
         <w:t xml:space="preserve"> </w:t>
@@ -316,11 +322,17 @@
       <w:r>
         <w:t xml:space="preserve">This framing takes 2-3 hours to write and costs nothing.</w:t>
       </w:r>
-      <w:r>
-        <w:t xml:space="preserve"> </w:t>
-      </w:r>
-      <w:r>
-        <w:t xml:space="preserve">2. Remove the current</w:t>
+    </w:p>
+    <w:p>
+      <w:pPr>
+        <w:pStyle w:val="Compact"/>
+        <w:numPr>
+          <w:ilvl w:val="0"/>
+          <w:numId w:val="1001"/>
+        </w:numPr>
+      </w:pPr>
+      <w:r>
+        <w:t xml:space="preserve">Remove the current</w:t>
       </w:r>
       <w:r>
         <w:t xml:space="preserve"> </w:t>
@@ -334,11 +346,17 @@
       <w:r>
         <w:t xml:space="preserve">paragraph as the lead and move it to paragraph four or five as context.</w:t>
       </w:r>
-      <w:r>
-        <w:t xml:space="preserve"> </w:t>
-      </w:r>
-      <w:r>
-        <w:t xml:space="preserve">3. Add the Jordan Blake headline stat —</w:t>
+    </w:p>
+    <w:p>
+      <w:pPr>
+        <w:pStyle w:val="Compact"/>
+        <w:numPr>
+          <w:ilvl w:val="0"/>
+          <w:numId w:val="1001"/>
+        </w:numPr>
+      </w:pPr>
+      <w:r>
+        <w:t xml:space="preserve">Add the Jordan Blake headline stat —</w:t>
       </w:r>
       <w:r>
         <w:t xml:space="preserve"> </w:t>
@@ -355,7 +373,7 @@
     </w:p>
     <w:p>
       <w:pPr>
-        <w:pStyle w:val="BodyText"/>
+        <w:pStyle w:val="FirstParagraph"/>
       </w:pPr>
       <w:r>
         <w:rPr>
@@ -463,11 +481,17 @@
         </w:rPr>
         <w:t xml:space="preserve">How to implement:</w:t>
       </w:r>
-      <w:r>
-        <w:t xml:space="preserve"> </w:t>
-      </w:r>
-      <w:r>
-        <w:t xml:space="preserve">1. State the explicit pathway:</w:t>
+    </w:p>
+    <w:p>
+      <w:pPr>
+        <w:pStyle w:val="Compact"/>
+        <w:numPr>
+          <w:ilvl w:val="0"/>
+          <w:numId w:val="1002"/>
+        </w:numPr>
+      </w:pPr>
+      <w:r>
+        <w:t xml:space="preserve">State the explicit pathway:</w:t>
       </w:r>
       <w:r>
         <w:t xml:space="preserve"> </w:t>
@@ -475,17 +499,29 @@
       <w:r>
         <w:t xml:space="preserve">“At a 10x ARR multiple (standard for AI-platform businesses at scale), DealStage reaches a $1B valuation at $100M ARR, targeted in Year 4. Platform ARR at $100M requires approximately 67,000 paid subscribers at average plan value of $125/month — a 2.7% penetration of the addressable 2.5 million US creators with commercial partnership income.”</w:t>
       </w:r>
-      <w:r>
-        <w:t xml:space="preserve"> </w:t>
-      </w:r>
-      <w:r>
-        <w:t xml:space="preserve">2. Add three named comparables: Canva (platform + media/community flywheel → $40B), HubSpot (platform + content empire → $30B), and Morning Brew (media property → platform strategy, acquired for $75M in Year 4 at $20M ARR). These demonstrate the pattern, not just the ambition.</w:t>
-      </w:r>
-      <w:r>
-        <w:t xml:space="preserve"> </w:t>
-      </w:r>
-      <w:r>
-        <w:t xml:space="preserve">3. Add a second pathway for the media assets alone:</w:t>
+    </w:p>
+    <w:p>
+      <w:pPr>
+        <w:pStyle w:val="Compact"/>
+        <w:numPr>
+          <w:ilvl w:val="0"/>
+          <w:numId w:val="1002"/>
+        </w:numPr>
+      </w:pPr>
+      <w:r>
+        <w:t xml:space="preserve">Add three named comparables: Canva (platform + media/community flywheel → $40B), HubSpot (platform + content empire → $30B), and Morning Brew (media property → platform strategy, acquired for $75M in Year 4 at $20M ARR). These demonstrate the pattern, not just the ambition.</w:t>
+      </w:r>
+    </w:p>
+    <w:p>
+      <w:pPr>
+        <w:pStyle w:val="Compact"/>
+        <w:numPr>
+          <w:ilvl w:val="0"/>
+          <w:numId w:val="1002"/>
+        </w:numPr>
+      </w:pPr>
+      <w:r>
+        <w:t xml:space="preserve">Add a second pathway for the media assets alone:</w:t>
       </w:r>
       <w:r>
         <w:t xml:space="preserve"> </w:t>
@@ -496,7 +532,7 @@
     </w:p>
     <w:p>
       <w:pPr>
-        <w:pStyle w:val="BodyText"/>
+        <w:pStyle w:val="FirstParagraph"/>
       </w:pPr>
       <w:r>
         <w:rPr>
@@ -622,23 +658,41 @@
         </w:rPr>
         <w:t xml:space="preserve">How to implement:</w:t>
       </w:r>
-      <w:r>
-        <w:t xml:space="preserve"> </w:t>
-      </w:r>
-      <w:r>
-        <w:t xml:space="preserve">1. Name five strategic acquirers with a one-line rationale each. Suggested list: Spotify (creator monetization infrastructure + podcast network), LinkedIn/Microsoft (professional achievement layer for the $250B creator economy), CAA or WME (agency automation that expands their client capacity 10x), Adobe (adding partnership intelligence to their Creative Cloud ecosystem), and Google/YouTube (the logical owner of creator commerce infrastructure given YouTube’s market position).</w:t>
-      </w:r>
-      <w:r>
-        <w:t xml:space="preserve"> </w:t>
-      </w:r>
-      <w:r>
-        <w:t xml:space="preserve">2. For each acquirer, note which DealStage asset they would be buying: the platform data moat, the media IP, the user base, or the AI matching engine.</w:t>
-      </w:r>
-      <w:r>
-        <w:t xml:space="preserve"> </w:t>
-      </w:r>
-      <w:r>
-        <w:t xml:space="preserve">3. End the section with:</w:t>
+    </w:p>
+    <w:p>
+      <w:pPr>
+        <w:pStyle w:val="Compact"/>
+        <w:numPr>
+          <w:ilvl w:val="0"/>
+          <w:numId w:val="1003"/>
+        </w:numPr>
+      </w:pPr>
+      <w:r>
+        <w:t xml:space="preserve">Name five strategic acquirers with a one-line rationale each. Suggested list: Spotify (creator monetization infrastructure + podcast network), LinkedIn/Microsoft (professional achievement layer for the $250B creator economy), CAA or WME (agency automation that expands their client capacity 10x), Adobe (adding partnership intelligence to their Creative Cloud ecosystem), and Google/YouTube (the logical owner of creator commerce infrastructure given YouTube’s market position).</w:t>
+      </w:r>
+    </w:p>
+    <w:p>
+      <w:pPr>
+        <w:pStyle w:val="Compact"/>
+        <w:numPr>
+          <w:ilvl w:val="0"/>
+          <w:numId w:val="1003"/>
+        </w:numPr>
+      </w:pPr>
+      <w:r>
+        <w:t xml:space="preserve">For each acquirer, note which DealStage asset they would be buying: the platform data moat, the media IP, the user base, or the AI matching engine.</w:t>
+      </w:r>
+    </w:p>
+    <w:p>
+      <w:pPr>
+        <w:pStyle w:val="Compact"/>
+        <w:numPr>
+          <w:ilvl w:val="0"/>
+          <w:numId w:val="1003"/>
+        </w:numPr>
+      </w:pPr>
+      <w:r>
+        <w:t xml:space="preserve">End the section with:</w:t>
       </w:r>
       <w:r>
         <w:t xml:space="preserve"> </w:t>
@@ -649,7 +703,7 @@
     </w:p>
     <w:p>
       <w:pPr>
-        <w:pStyle w:val="BodyText"/>
+        <w:pStyle w:val="FirstParagraph"/>
       </w:pPr>
       <w:r>
         <w:rPr>
@@ -763,11 +817,17 @@
         </w:rPr>
         <w:t xml:space="preserve">How to implement:</w:t>
       </w:r>
-      <w:r>
-        <w:t xml:space="preserve"> </w:t>
-      </w:r>
-      <w:r>
-        <w:t xml:space="preserve">1. Write a section titled</w:t>
+    </w:p>
+    <w:p>
+      <w:pPr>
+        <w:pStyle w:val="Compact"/>
+        <w:numPr>
+          <w:ilvl w:val="0"/>
+          <w:numId w:val="1004"/>
+        </w:numPr>
+      </w:pPr>
+      <w:r>
+        <w:t xml:space="preserve">Write a section titled</w:t>
       </w:r>
       <w:r>
         <w:t xml:space="preserve"> </w:t>
@@ -781,11 +841,17 @@
       <w:r>
         <w:t xml:space="preserve">that explains: every deal processed by DealStage adds six specific data points to the AI model (brand category preference, creator content-to-deal conversion rate, negotiation range by brand tier, campaign performance by audience demographic, deal term patterns, and delivery quality signals).</w:t>
       </w:r>
-      <w:r>
-        <w:t xml:space="preserve"> </w:t>
-      </w:r>
-      <w:r>
-        <w:t xml:space="preserve">2. Quantify the current data state:</w:t>
+    </w:p>
+    <w:p>
+      <w:pPr>
+        <w:pStyle w:val="Compact"/>
+        <w:numPr>
+          <w:ilvl w:val="0"/>
+          <w:numId w:val="1004"/>
+        </w:numPr>
+      </w:pPr>
+      <w:r>
+        <w:t xml:space="preserve">Quantify the current data state:</w:t>
       </w:r>
       <w:r>
         <w:t xml:space="preserve"> </w:t>
@@ -793,11 +859,17 @@
       <w:r>
         <w:t xml:space="preserve">“As of Q1 2026, DealStage has processed [X] brand partnership transactions across [Y] creators and [Z] brands, generating [N] data points. The AI Match Engine achieves a [X]% predictive accuracy on deal closure probability — a metric that was [lower %] at [earlier data volume] and improves measurably with each 10,000 deals processed.”</w:t>
       </w:r>
-      <w:r>
-        <w:t xml:space="preserve"> </w:t>
-      </w:r>
-      <w:r>
-        <w:t xml:space="preserve">3. State the moat threshold directly:</w:t>
+    </w:p>
+    <w:p>
+      <w:pPr>
+        <w:pStyle w:val="Compact"/>
+        <w:numPr>
+          <w:ilvl w:val="0"/>
+          <w:numId w:val="1004"/>
+        </w:numPr>
+      </w:pPr>
+      <w:r>
+        <w:t xml:space="preserve">State the moat threshold directly:</w:t>
       </w:r>
       <w:r>
         <w:t xml:space="preserve"> </w:t>
@@ -808,7 +880,7 @@
     </w:p>
     <w:p>
       <w:pPr>
-        <w:pStyle w:val="BodyText"/>
+        <w:pStyle w:val="FirstParagraph"/>
       </w:pPr>
       <w:r>
         <w:rPr>
@@ -928,17 +1000,29 @@
         </w:rPr>
         <w:t xml:space="preserve">How to implement:</w:t>
       </w:r>
-      <w:r>
-        <w:t xml:space="preserve"> </w:t>
-      </w:r>
-      <w:r>
-        <w:t xml:space="preserve">1. Commission a designer to create a circular architecture diagram: the platform at the center, the three content verticals (TV, YouTube/TikTok, Podcast) arrayed around it, with arrows showing the specific data flow between each content property and the platform.</w:t>
-      </w:r>
-      <w:r>
-        <w:t xml:space="preserve"> </w:t>
-      </w:r>
-      <w:r>
-        <w:t xml:space="preserve">2. On each arrow, label the value transfer:</w:t>
+    </w:p>
+    <w:p>
+      <w:pPr>
+        <w:pStyle w:val="Compact"/>
+        <w:numPr>
+          <w:ilvl w:val="0"/>
+          <w:numId w:val="1005"/>
+        </w:numPr>
+      </w:pPr>
+      <w:r>
+        <w:t xml:space="preserve">Commission a designer to create a circular architecture diagram: the platform at the center, the three content verticals (TV, YouTube/TikTok, Podcast) arrayed around it, with arrows showing the specific data flow between each content property and the platform.</w:t>
+      </w:r>
+    </w:p>
+    <w:p>
+      <w:pPr>
+        <w:pStyle w:val="Compact"/>
+        <w:numPr>
+          <w:ilvl w:val="0"/>
+          <w:numId w:val="1005"/>
+        </w:numPr>
+      </w:pPr>
+      <w:r>
+        <w:t xml:space="preserve">On each arrow, label the value transfer:</w:t>
       </w:r>
       <w:r>
         <w:t xml:space="preserve"> </w:t>
@@ -958,16 +1042,22 @@
       <w:r>
         <w:t xml:space="preserve">“AI accuracy → better matches → more successful deals → more case study content → more TV contestants.”</w:t>
       </w:r>
-      <w:r>
-        <w:t xml:space="preserve"> </w:t>
-      </w:r>
-      <w:r>
-        <w:t xml:space="preserve">3. Insert this as a full-page graphic in Section 1, before the deep-dive text. It should be the first visual element a reader encounters. Use it as a standalone slide in every pitch deck version of this document.</w:t>
-      </w:r>
-    </w:p>
-    <w:p>
-      <w:pPr>
-        <w:pStyle w:val="BodyText"/>
+    </w:p>
+    <w:p>
+      <w:pPr>
+        <w:pStyle w:val="Compact"/>
+        <w:numPr>
+          <w:ilvl w:val="0"/>
+          <w:numId w:val="1005"/>
+        </w:numPr>
+      </w:pPr>
+      <w:r>
+        <w:t xml:space="preserve">Insert this as a full-page graphic in Section 1, before the deep-dive text. It should be the first visual element a reader encounters. Use it as a standalone slide in every pitch deck version of this document.</w:t>
+      </w:r>
+    </w:p>
+    <w:p>
+      <w:pPr>
+        <w:pStyle w:val="FirstParagraph"/>
       </w:pPr>
       <w:r>
         <w:rPr>
@@ -1093,11 +1183,17 @@
         </w:rPr>
         <w:t xml:space="preserve">How to implement:</w:t>
       </w:r>
-      <w:r>
-        <w:t xml:space="preserve"> </w:t>
-      </w:r>
-      <w:r>
-        <w:t xml:space="preserve">1. Pull any real transaction data from the platform — even early beta, even small deals — and present it as the</w:t>
+    </w:p>
+    <w:p>
+      <w:pPr>
+        <w:pStyle w:val="Compact"/>
+        <w:numPr>
+          <w:ilvl w:val="0"/>
+          <w:numId w:val="1006"/>
+        </w:numPr>
+      </w:pPr>
+      <w:r>
+        <w:t xml:space="preserve">Pull any real transaction data from the platform — even early beta, even small deals — and present it as the</w:t>
       </w:r>
       <w:r>
         <w:t xml:space="preserve"> </w:t>
@@ -1111,11 +1207,17 @@
       <w:r>
         <w:t xml:space="preserve">section.</w:t>
       </w:r>
-      <w:r>
-        <w:t xml:space="preserve"> </w:t>
-      </w:r>
-      <w:r>
-        <w:t xml:space="preserve">2. If platform launch is pre-revenue, present the proof points from the user journey characters as labeled</w:t>
+    </w:p>
+    <w:p>
+      <w:pPr>
+        <w:pStyle w:val="Compact"/>
+        <w:numPr>
+          <w:ilvl w:val="0"/>
+          <w:numId w:val="1006"/>
+        </w:numPr>
+      </w:pPr>
+      <w:r>
+        <w:t xml:space="preserve">If platform launch is pre-revenue, present the proof points from the user journey characters as labeled</w:t>
       </w:r>
       <w:r>
         <w:t xml:space="preserve"> </w:t>
@@ -1129,16 +1231,22 @@
       <w:r>
         <w:t xml:space="preserve">with a note that these reflect actual platform performance.</w:t>
       </w:r>
-      <w:r>
-        <w:t xml:space="preserve"> </w:t>
-      </w:r>
-      <w:r>
-        <w:t xml:space="preserve">3. Structure as: total deals processed, combined deal value, average time from match to signed contract, average improvement in deal value vs. creator’s prior rate, number of creators who received their largest-ever deal through DealStage.</w:t>
-      </w:r>
-    </w:p>
-    <w:p>
-      <w:pPr>
-        <w:pStyle w:val="BodyText"/>
+    </w:p>
+    <w:p>
+      <w:pPr>
+        <w:pStyle w:val="Compact"/>
+        <w:numPr>
+          <w:ilvl w:val="0"/>
+          <w:numId w:val="1006"/>
+        </w:numPr>
+      </w:pPr>
+      <w:r>
+        <w:t xml:space="preserve">Structure as: total deals processed, combined deal value, average time from match to signed contract, average improvement in deal value vs. creator’s prior rate, number of creators who received their largest-ever deal through DealStage.</w:t>
+      </w:r>
+    </w:p>
+    <w:p>
+      <w:pPr>
+        <w:pStyle w:val="FirstParagraph"/>
       </w:pPr>
       <w:r>
         <w:rPr>
@@ -1258,28 +1366,46 @@
         </w:rPr>
         <w:t xml:space="preserve">How to implement:</w:t>
       </w:r>
-      <w:r>
-        <w:t xml:space="preserve"> </w:t>
-      </w:r>
-      <w:r>
-        <w:t xml:space="preserve">1. Identify 12 KPIs across three categories: platform metrics (paid subscribers, deal volume, average deal value, creator Deal Score improvement), content metrics (podcast downloads, YouTube subscribers, TikTok views, TV show streaming hours in Year 1), and flywheel metrics (content-to-trial conversion rate, trial-to-paid conversion rate, brand partner renewal rate, enterprise client count).</w:t>
-      </w:r>
-      <w:r>
-        <w:t xml:space="preserve"> </w:t>
-      </w:r>
-      <w:r>
-        <w:t xml:space="preserve">2. Assign Year 1 targets to each metric, using the flywheel conversion model from the Digital Content Plan as the source for content-to-platform conversion assumptions.</w:t>
-      </w:r>
-      <w:r>
-        <w:t xml:space="preserve"> </w:t>
-      </w:r>
-      <w:r>
-        <w:t xml:space="preserve">3. Note the measurement cadence — which metrics are tracked monthly, quarterly, and annually — and who owns each metric internally.</w:t>
-      </w:r>
-    </w:p>
-    <w:p>
-      <w:pPr>
-        <w:pStyle w:val="BodyText"/>
+    </w:p>
+    <w:p>
+      <w:pPr>
+        <w:pStyle w:val="Compact"/>
+        <w:numPr>
+          <w:ilvl w:val="0"/>
+          <w:numId w:val="1007"/>
+        </w:numPr>
+      </w:pPr>
+      <w:r>
+        <w:t xml:space="preserve">Identify 12 KPIs across three categories: platform metrics (paid subscribers, deal volume, average deal value, creator Deal Score improvement), content metrics (podcast downloads, YouTube subscribers, TikTok views, TV show streaming hours in Year 1), and flywheel metrics (content-to-trial conversion rate, trial-to-paid conversion rate, brand partner renewal rate, enterprise client count).</w:t>
+      </w:r>
+    </w:p>
+    <w:p>
+      <w:pPr>
+        <w:pStyle w:val="Compact"/>
+        <w:numPr>
+          <w:ilvl w:val="0"/>
+          <w:numId w:val="1007"/>
+        </w:numPr>
+      </w:pPr>
+      <w:r>
+        <w:t xml:space="preserve">Assign Year 1 targets to each metric, using the flywheel conversion model from the Digital Content Plan as the source for content-to-platform conversion assumptions.</w:t>
+      </w:r>
+    </w:p>
+    <w:p>
+      <w:pPr>
+        <w:pStyle w:val="Compact"/>
+        <w:numPr>
+          <w:ilvl w:val="0"/>
+          <w:numId w:val="1007"/>
+        </w:numPr>
+      </w:pPr>
+      <w:r>
+        <w:t xml:space="preserve">Note the measurement cadence — which metrics are tracked monthly, quarterly, and annually — and who owns each metric internally.</w:t>
+      </w:r>
+    </w:p>
+    <w:p>
+      <w:pPr>
+        <w:pStyle w:val="FirstParagraph"/>
       </w:pPr>
       <w:r>
         <w:rPr>
@@ -1375,11 +1501,17 @@
         </w:rPr>
         <w:t xml:space="preserve">How to implement:</w:t>
       </w:r>
-      <w:r>
-        <w:t xml:space="preserve"> </w:t>
-      </w:r>
-      <w:r>
-        <w:t xml:space="preserve">1. Morning Brew:</w:t>
+    </w:p>
+    <w:p>
+      <w:pPr>
+        <w:pStyle w:val="Compact"/>
+        <w:numPr>
+          <w:ilvl w:val="0"/>
+          <w:numId w:val="1008"/>
+        </w:numPr>
+      </w:pPr>
+      <w:r>
+        <w:t xml:space="preserve">Morning Brew:</w:t>
       </w:r>
       <w:r>
         <w:t xml:space="preserve"> </w:t>
@@ -1387,11 +1519,17 @@
       <w:r>
         <w:t xml:space="preserve">“At $20M ARR in Year 4, Morning Brew was acquired for $75M — a 3.75x revenue multiple driven entirely by its media property’s audience quality and brand relationships. DealStage’s equivalent at $20M ARR with a live TV show, three digital series, and six podcasts would command a substantially higher multiple due to the platform’s recurring subscription revenue component.”</w:t>
       </w:r>
-      <w:r>
-        <w:t xml:space="preserve"> </w:t>
-      </w:r>
-      <w:r>
-        <w:t xml:space="preserve">2. Duolingo:</w:t>
+    </w:p>
+    <w:p>
+      <w:pPr>
+        <w:pStyle w:val="Compact"/>
+        <w:numPr>
+          <w:ilvl w:val="0"/>
+          <w:numId w:val="1008"/>
+        </w:numPr>
+      </w:pPr>
+      <w:r>
+        <w:t xml:space="preserve">Duolingo:</w:t>
       </w:r>
       <w:r>
         <w:t xml:space="preserve"> </w:t>
@@ -1399,11 +1537,17 @@
       <w:r>
         <w:t xml:space="preserve">“Duolingo built a $7B+ public company by combining a genuinely useful software product with entertainment-grade content (animated characters, streaks, gamification). The content layer was not separate from the product — it was the product’s primary distribution and retention mechanism. DealStage’s content empire functions identically: the TV show is not adjacent to the platform, it is the platform’s most powerful distribution tool.”</w:t>
       </w:r>
-      <w:r>
-        <w:t xml:space="preserve"> </w:t>
-      </w:r>
-      <w:r>
-        <w:t xml:space="preserve">3. Barstool Sports:</w:t>
+    </w:p>
+    <w:p>
+      <w:pPr>
+        <w:pStyle w:val="Compact"/>
+        <w:numPr>
+          <w:ilvl w:val="0"/>
+          <w:numId w:val="1008"/>
+        </w:numPr>
+      </w:pPr>
+      <w:r>
+        <w:t xml:space="preserve">Barstool Sports:</w:t>
       </w:r>
       <w:r>
         <w:t xml:space="preserve"> </w:t>
@@ -1414,7 +1558,7 @@
     </w:p>
     <w:p>
       <w:pPr>
-        <w:pStyle w:val="BodyText"/>
+        <w:pStyle w:val="FirstParagraph"/>
       </w:pPr>
       <w:r>
         <w:rPr>
@@ -1570,11 +1714,17 @@
         </w:rPr>
         <w:t xml:space="preserve">How to implement:</w:t>
       </w:r>
-      <w:r>
-        <w:t xml:space="preserve"> </w:t>
-      </w:r>
-      <w:r>
-        <w:t xml:space="preserve">1. Create a simple two-column table:</w:t>
+    </w:p>
+    <w:p>
+      <w:pPr>
+        <w:pStyle w:val="Compact"/>
+        <w:numPr>
+          <w:ilvl w:val="0"/>
+          <w:numId w:val="1009"/>
+        </w:numPr>
+      </w:pPr>
+      <w:r>
+        <w:t xml:space="preserve">Create a simple two-column table:</w:t>
       </w:r>
       <w:r>
         <w:t xml:space="preserve"> </w:t>
@@ -1597,11 +1747,17 @@
       <w:r>
         <w:t xml:space="preserve">(TV show production, YouTube series Season 1, podcast production, expanded brand database).</w:t>
       </w:r>
-      <w:r>
-        <w:t xml:space="preserve"> </w:t>
-      </w:r>
-      <w:r>
-        <w:t xml:space="preserve">2. Add a brief paragraph explaining the funding ask in this context:</w:t>
+    </w:p>
+    <w:p>
+      <w:pPr>
+        <w:pStyle w:val="Compact"/>
+        <w:numPr>
+          <w:ilvl w:val="0"/>
+          <w:numId w:val="1009"/>
+        </w:numPr>
+      </w:pPr>
+      <w:r>
+        <w:t xml:space="preserve">Add a brief paragraph explaining the funding ask in this context:</w:t>
       </w:r>
       <w:r>
         <w:t xml:space="preserve"> </w:t>
@@ -1609,16 +1765,22 @@
       <w:r>
         <w:t xml:space="preserve">“Series A funding is specifically allocated to [X components] which are the bottleneck between current traction and scaled growth.”</w:t>
       </w:r>
-      <w:r>
-        <w:t xml:space="preserve"> </w:t>
-      </w:r>
-      <w:r>
-        <w:t xml:space="preserve">3. This section also functions as a natural segue to the risk section (see suggestion 1.10).</w:t>
-      </w:r>
-    </w:p>
-    <w:p>
-      <w:pPr>
-        <w:pStyle w:val="BodyText"/>
+    </w:p>
+    <w:p>
+      <w:pPr>
+        <w:pStyle w:val="Compact"/>
+        <w:numPr>
+          <w:ilvl w:val="0"/>
+          <w:numId w:val="1009"/>
+        </w:numPr>
+      </w:pPr>
+      <w:r>
+        <w:t xml:space="preserve">This section also functions as a natural segue to the risk section (see suggestion 1.10).</w:t>
+      </w:r>
+    </w:p>
+    <w:p>
+      <w:pPr>
+        <w:pStyle w:val="FirstParagraph"/>
       </w:pPr>
       <w:r>
         <w:rPr>
@@ -1714,11 +1876,17 @@
         </w:rPr>
         <w:t xml:space="preserve">How to implement:</w:t>
       </w:r>
-      <w:r>
-        <w:t xml:space="preserve"> </w:t>
-      </w:r>
-      <w:r>
-        <w:t xml:space="preserve">1. Identify four risks: platform adoption risk (</w:t>
+    </w:p>
+    <w:p>
+      <w:pPr>
+        <w:pStyle w:val="Compact"/>
+        <w:numPr>
+          <w:ilvl w:val="0"/>
+          <w:numId w:val="1010"/>
+        </w:numPr>
+      </w:pPr>
+      <w:r>
+        <w:t xml:space="preserve">Identify four risks: platform adoption risk (</w:t>
       </w:r>
       <w:r>
         <w:t xml:space="preserve">“Creators will not change tools”</w:t>
@@ -1744,11 +1912,17 @@
       <w:r>
         <w:t xml:space="preserve">).</w:t>
       </w:r>
-      <w:r>
-        <w:t xml:space="preserve"> </w:t>
-      </w:r>
-      <w:r>
-        <w:t xml:space="preserve">2. For each risk, write one sentence stating the risk and one sentence stating the mitigation. Example:</w:t>
+    </w:p>
+    <w:p>
+      <w:pPr>
+        <w:pStyle w:val="Compact"/>
+        <w:numPr>
+          <w:ilvl w:val="0"/>
+          <w:numId w:val="1010"/>
+        </w:numPr>
+      </w:pPr>
+      <w:r>
+        <w:t xml:space="preserve">For each risk, write one sentence stating the risk and one sentence stating the mitigation. Example:</w:t>
       </w:r>
       <w:r>
         <w:t xml:space="preserve"> </w:t>
@@ -1768,11 +1942,17 @@
       <w:r>
         <w:t xml:space="preserve">within five minutes, driving trial-to-paid conversion before the user encounters any friction.”</w:t>
       </w:r>
-      <w:r>
-        <w:t xml:space="preserve"> </w:t>
-      </w:r>
-      <w:r>
-        <w:t xml:space="preserve">3. End the section with:</w:t>
+    </w:p>
+    <w:p>
+      <w:pPr>
+        <w:pStyle w:val="Compact"/>
+        <w:numPr>
+          <w:ilvl w:val="0"/>
+          <w:numId w:val="1010"/>
+        </w:numPr>
+      </w:pPr>
+      <w:r>
+        <w:t xml:space="preserve">End the section with:</w:t>
       </w:r>
       <w:r>
         <w:t xml:space="preserve"> </w:t>
@@ -1783,7 +1963,7 @@
     </w:p>
     <w:p>
       <w:pPr>
-        <w:pStyle w:val="BodyText"/>
+        <w:pStyle w:val="FirstParagraph"/>
       </w:pPr>
       <w:r>
         <w:rPr>
@@ -2001,23 +2181,41 @@
         </w:rPr>
         <w:t xml:space="preserve">How to implement:</w:t>
       </w:r>
-      <w:r>
-        <w:t xml:space="preserve"> </w:t>
-      </w:r>
-      <w:r>
-        <w:t xml:space="preserve">1. Open with the creator economy legitimization arc: 2020 (fringe), 2022 (emerging), 2024 (mainstream), 2026 (institutionalized). We are at the inflection point — early enough to be the defining show of the category, late enough that 74 million potential viewers already understand the stakes.</w:t>
-      </w:r>
-      <w:r>
-        <w:t xml:space="preserve"> </w:t>
-      </w:r>
-      <w:r>
-        <w:t xml:space="preserve">2. Reference the precedent of Shark Tank: it premiered in 2009, at the exact inflection point where entrepreneurship was mainstream aspirational but startup culture was not yet normalized entertainment. Shows that define a cultural moment premiere once.</w:t>
-      </w:r>
-      <w:r>
-        <w:t xml:space="preserve"> </w:t>
-      </w:r>
-      <w:r>
-        <w:t xml:space="preserve">3. Add the competitive threat:</w:t>
+    </w:p>
+    <w:p>
+      <w:pPr>
+        <w:pStyle w:val="Compact"/>
+        <w:numPr>
+          <w:ilvl w:val="0"/>
+          <w:numId w:val="1011"/>
+        </w:numPr>
+      </w:pPr>
+      <w:r>
+        <w:t xml:space="preserve">Open with the creator economy legitimization arc: 2020 (fringe), 2022 (emerging), 2024 (mainstream), 2026 (institutionalized). We are at the inflection point — early enough to be the defining show of the category, late enough that 74 million potential viewers already understand the stakes.</w:t>
+      </w:r>
+    </w:p>
+    <w:p>
+      <w:pPr>
+        <w:pStyle w:val="Compact"/>
+        <w:numPr>
+          <w:ilvl w:val="0"/>
+          <w:numId w:val="1011"/>
+        </w:numPr>
+      </w:pPr>
+      <w:r>
+        <w:t xml:space="preserve">Reference the precedent of Shark Tank: it premiered in 2009, at the exact inflection point where entrepreneurship was mainstream aspirational but startup culture was not yet normalized entertainment. Shows that define a cultural moment premiere once.</w:t>
+      </w:r>
+    </w:p>
+    <w:p>
+      <w:pPr>
+        <w:pStyle w:val="Compact"/>
+        <w:numPr>
+          <w:ilvl w:val="0"/>
+          <w:numId w:val="1011"/>
+        </w:numPr>
+      </w:pPr>
+      <w:r>
+        <w:t xml:space="preserve">Add the competitive threat:</w:t>
       </w:r>
       <w:r>
         <w:t xml:space="preserve"> </w:t>
@@ -2028,7 +2226,7 @@
     </w:p>
     <w:p>
       <w:pPr>
-        <w:pStyle w:val="BodyText"/>
+        <w:pStyle w:val="FirstParagraph"/>
       </w:pPr>
       <w:r>
         <w:rPr>
@@ -2172,11 +2370,17 @@
         </w:rPr>
         <w:t xml:space="preserve">How to implement:</w:t>
       </w:r>
-      <w:r>
-        <w:t xml:space="preserve"> </w:t>
-      </w:r>
-      <w:r>
-        <w:t xml:space="preserve">1. Name it:</w:t>
+    </w:p>
+    <w:p>
+      <w:pPr>
+        <w:pStyle w:val="Compact"/>
+        <w:numPr>
+          <w:ilvl w:val="0"/>
+          <w:numId w:val="1012"/>
+        </w:numPr>
+      </w:pPr>
+      <w:r>
+        <w:t xml:space="preserve">Name it:</w:t>
       </w:r>
       <w:r>
         <w:t xml:space="preserve"> </w:t>
@@ -2190,17 +2394,29 @@
       <w:r>
         <w:t xml:space="preserve">Every contestant who completes the show (regardless of placement) receives: 12 months of DealStage Pro, a guaranteed first-introduction to a brand partner from DealStage’s network within 30 days of leaving the show, and a placement feature in the DealStage Talent Spotlight program.</w:t>
       </w:r>
-      <w:r>
-        <w:t xml:space="preserve"> </w:t>
-      </w:r>
-      <w:r>
-        <w:t xml:space="preserve">2. Integrate it into the episode elimination sequence: the host delivers the elimination, then turns to camera and delivers a 15-second statement about the Alumni Guarantee. This is the show’s most powerful platform commercial, delivered live in the most emotionally resonant moment of every episode.</w:t>
-      </w:r>
-      <w:r>
-        <w:t xml:space="preserve"> </w:t>
-      </w:r>
-      <w:r>
-        <w:t xml:space="preserve">3. Track Alumni Guarantee outcomes and release them as monthly platform press materials.</w:t>
+    </w:p>
+    <w:p>
+      <w:pPr>
+        <w:pStyle w:val="Compact"/>
+        <w:numPr>
+          <w:ilvl w:val="0"/>
+          <w:numId w:val="1012"/>
+        </w:numPr>
+      </w:pPr>
+      <w:r>
+        <w:t xml:space="preserve">Integrate it into the episode elimination sequence: the host delivers the elimination, then turns to camera and delivers a 15-second statement about the Alumni Guarantee. This is the show’s most powerful platform commercial, delivered live in the most emotionally resonant moment of every episode.</w:t>
+      </w:r>
+    </w:p>
+    <w:p>
+      <w:pPr>
+        <w:pStyle w:val="Compact"/>
+        <w:numPr>
+          <w:ilvl w:val="0"/>
+          <w:numId w:val="1012"/>
+        </w:numPr>
+      </w:pPr>
+      <w:r>
+        <w:t xml:space="preserve">Track Alumni Guarantee outcomes and release them as monthly platform press materials.</w:t>
       </w:r>
       <w:r>
         <w:t xml:space="preserve"> </w:t>
@@ -2211,7 +2427,7 @@
     </w:p>
     <w:p>
       <w:pPr>
-        <w:pStyle w:val="BodyText"/>
+        <w:pStyle w:val="FirstParagraph"/>
       </w:pPr>
       <w:r>
         <w:rPr>
@@ -2331,17 +2547,29 @@
         </w:rPr>
         <w:t xml:space="preserve">How to implement:</w:t>
       </w:r>
-      <w:r>
-        <w:t xml:space="preserve"> </w:t>
-      </w:r>
-      <w:r>
-        <w:t xml:space="preserve">1. Define the pitch sequence: simultaneous first-look to Netflix (ideal home: global reach, reality/competition track record, AI-friendly brand positioning), Amazon Prime Video (second choice: entrepreneurship content performs well on Prime, existing Shark Tank-adjacent audience), and Hulu (third choice: strong 18-34 demographic, brand deal content performs well on their platform). Approach all three in the same week.</w:t>
-      </w:r>
-      <w:r>
-        <w:t xml:space="preserve"> </w:t>
-      </w:r>
-      <w:r>
-        <w:t xml:space="preserve">2. Set a 45-day decision window. After 45 days, send a brief</w:t>
+    </w:p>
+    <w:p>
+      <w:pPr>
+        <w:pStyle w:val="Compact"/>
+        <w:numPr>
+          <w:ilvl w:val="0"/>
+          <w:numId w:val="1013"/>
+        </w:numPr>
+      </w:pPr>
+      <w:r>
+        <w:t xml:space="preserve">Define the pitch sequence: simultaneous first-look to Netflix (ideal home: global reach, reality/competition track record, AI-friendly brand positioning), Amazon Prime Video (second choice: entrepreneurship content performs well on Prime, existing Shark Tank-adjacent audience), and Hulu (third choice: strong 18-34 demographic, brand deal content performs well on their platform). Approach all three in the same week.</w:t>
+      </w:r>
+    </w:p>
+    <w:p>
+      <w:pPr>
+        <w:pStyle w:val="Compact"/>
+        <w:numPr>
+          <w:ilvl w:val="0"/>
+          <w:numId w:val="1013"/>
+        </w:numPr>
+      </w:pPr>
+      <w:r>
+        <w:t xml:space="preserve">Set a 45-day decision window. After 45 days, send a brief</w:t>
       </w:r>
       <w:r>
         <w:t xml:space="preserve"> </w:t>
@@ -2355,22 +2583,34 @@
       <w:r>
         <w:t xml:space="preserve">note to all three. This deadline is not a bluff — it is a negotiating tool.</w:t>
       </w:r>
-      <w:r>
-        <w:t xml:space="preserve"> </w:t>
-      </w:r>
-      <w:r>
-        <w:t xml:space="preserve">3. Simultaneously, prepare the FYI/teaser for YouTube Premium and Apple TV+ as secondary options. The existence of five interested parties (even if only three are priority) means the show is never without leverage.</w:t>
-      </w:r>
-      <w:r>
-        <w:t xml:space="preserve"> </w:t>
-      </w:r>
-      <w:r>
-        <w:t xml:space="preserve">4. Add a section on what DealStage can offer that makes this a co-production rather than a content license: the AI platform integration, the guaranteed brand partner commitments totaling $8.5M, and the existing creator user base who become the show’s organic marketing audience the day the premiere date is announced.</w:t>
-      </w:r>
-    </w:p>
-    <w:p>
-      <w:pPr>
-        <w:pStyle w:val="BodyText"/>
+    </w:p>
+    <w:p>
+      <w:pPr>
+        <w:pStyle w:val="Compact"/>
+        <w:numPr>
+          <w:ilvl w:val="0"/>
+          <w:numId w:val="1013"/>
+        </w:numPr>
+      </w:pPr>
+      <w:r>
+        <w:t xml:space="preserve">Simultaneously, prepare the FYI/teaser for YouTube Premium and Apple TV+ as secondary options. The existence of five interested parties (even if only three are priority) means the show is never without leverage.</w:t>
+      </w:r>
+    </w:p>
+    <w:p>
+      <w:pPr>
+        <w:pStyle w:val="Compact"/>
+        <w:numPr>
+          <w:ilvl w:val="0"/>
+          <w:numId w:val="1013"/>
+        </w:numPr>
+      </w:pPr>
+      <w:r>
+        <w:t xml:space="preserve">Add a section on what DealStage can offer that makes this a co-production rather than a content license: the AI platform integration, the guaranteed brand partner commitments totaling $8.5M, and the existing creator user base who become the show’s organic marketing audience the day the premiere date is announced.</w:t>
+      </w:r>
+    </w:p>
+    <w:p>
+      <w:pPr>
+        <w:pStyle w:val="FirstParagraph"/>
       </w:pPr>
       <w:r>
         <w:rPr>
@@ -2502,11 +2742,17 @@
         </w:rPr>
         <w:t xml:space="preserve">How to implement:</w:t>
       </w:r>
-      <w:r>
-        <w:t xml:space="preserve"> </w:t>
-      </w:r>
-      <w:r>
-        <w:t xml:space="preserve">1. Specify the second screen product: viewers who open the DealStage app during a live episode see the match score data for the current episode’s brand challenge in real time — before it is revealed on screen. This creates an</w:t>
+    </w:p>
+    <w:p>
+      <w:pPr>
+        <w:pStyle w:val="Compact"/>
+        <w:numPr>
+          <w:ilvl w:val="0"/>
+          <w:numId w:val="1014"/>
+        </w:numPr>
+      </w:pPr>
+      <w:r>
+        <w:t xml:space="preserve">Specify the second screen product: viewers who open the DealStage app during a live episode see the match score data for the current episode’s brand challenge in real time — before it is revealed on screen. This creates an</w:t>
       </w:r>
       <w:r>
         <w:t xml:space="preserve"> </w:t>
@@ -2520,11 +2766,17 @@
       <w:r>
         <w:t xml:space="preserve">experience that is available only to app users, making the second screen a premium feature worth downloading the app for.</w:t>
       </w:r>
-      <w:r>
-        <w:t xml:space="preserve"> </w:t>
-      </w:r>
-      <w:r>
-        <w:t xml:space="preserve">2. Add a</w:t>
+    </w:p>
+    <w:p>
+      <w:pPr>
+        <w:pStyle w:val="Compact"/>
+        <w:numPr>
+          <w:ilvl w:val="0"/>
+          <w:numId w:val="1014"/>
+        </w:numPr>
+      </w:pPr>
+      <w:r>
+        <w:t xml:space="preserve">Add a</w:t>
       </w:r>
       <w:r>
         <w:t xml:space="preserve"> </w:t>
@@ -2538,16 +2790,22 @@
       <w:r>
         <w:t xml:space="preserve">game mechanic: viewers use the app to cast predictions on episode outcomes. Predictions are tracked across the season. The top 100 predictors win a feature placement in DealStage’s creator spotlight program.</w:t>
       </w:r>
-      <w:r>
-        <w:t xml:space="preserve"> </w:t>
-      </w:r>
-      <w:r>
-        <w:t xml:space="preserve">3. Revenue model: brand partners can sponsor the second screen experience for a $250K addition to their participation tier. A second screen sponsorship puts their logo on the app interface during the episode and gives them exclusive access to the engagement data generated by second screen users.</w:t>
-      </w:r>
-    </w:p>
-    <w:p>
-      <w:pPr>
-        <w:pStyle w:val="BodyText"/>
+    </w:p>
+    <w:p>
+      <w:pPr>
+        <w:pStyle w:val="Compact"/>
+        <w:numPr>
+          <w:ilvl w:val="0"/>
+          <w:numId w:val="1014"/>
+        </w:numPr>
+      </w:pPr>
+      <w:r>
+        <w:t xml:space="preserve">Revenue model: brand partners can sponsor the second screen experience for a $250K addition to their participation tier. A second screen sponsorship puts their logo on the app interface during the episode and gives them exclusive access to the engagement data generated by second screen users.</w:t>
+      </w:r>
+    </w:p>
+    <w:p>
+      <w:pPr>
+        <w:pStyle w:val="FirstParagraph"/>
       </w:pPr>
       <w:r>
         <w:rPr>
@@ -2643,17 +2901,29 @@
         </w:rPr>
         <w:t xml:space="preserve">How to implement:</w:t>
       </w:r>
-      <w:r>
-        <w:t xml:space="preserve"> </w:t>
-      </w:r>
-      <w:r>
-        <w:t xml:space="preserve">1. Define specific representation commitments across four dimensions: gender balance (minimum 50% female or non-binary contestants), racial/ethnic diversity (minimum 60% contestants from underrepresented backgrounds), geographic diversity (maximum 3 of 12 contestants from Los Angeles or New York), and socioeconomic diversity (minimum 4 contestants whose creator career is their primary income with no other household income support).</w:t>
-      </w:r>
-      <w:r>
-        <w:t xml:space="preserve"> </w:t>
-      </w:r>
-      <w:r>
-        <w:t xml:space="preserve">2. Add a paragraph explaining why this specific casting approach produces better television:</w:t>
+    </w:p>
+    <w:p>
+      <w:pPr>
+        <w:pStyle w:val="Compact"/>
+        <w:numPr>
+          <w:ilvl w:val="0"/>
+          <w:numId w:val="1015"/>
+        </w:numPr>
+      </w:pPr>
+      <w:r>
+        <w:t xml:space="preserve">Define specific representation commitments across four dimensions: gender balance (minimum 50% female or non-binary contestants), racial/ethnic diversity (minimum 60% contestants from underrepresented backgrounds), geographic diversity (maximum 3 of 12 contestants from Los Angeles or New York), and socioeconomic diversity (minimum 4 contestants whose creator career is their primary income with no other household income support).</w:t>
+      </w:r>
+    </w:p>
+    <w:p>
+      <w:pPr>
+        <w:pStyle w:val="Compact"/>
+        <w:numPr>
+          <w:ilvl w:val="0"/>
+          <w:numId w:val="1015"/>
+        </w:numPr>
+      </w:pPr>
+      <w:r>
+        <w:t xml:space="preserve">Add a paragraph explaining why this specific casting approach produces better television:</w:t>
       </w:r>
       <w:r>
         <w:t xml:space="preserve"> </w:t>
@@ -2661,16 +2931,22 @@
       <w:r>
         <w:t xml:space="preserve">“The show’s most powerful dramatic moments come from contestants whose stakes are real. A creator whose brand deal income is the difference between keeping their apartment and losing it creates more authentic television than a creator who is building a side business for fun. DealStage’s DEI casting commitment is not a values exercise. It is a storytelling decision.”</w:t>
       </w:r>
-      <w:r>
-        <w:t xml:space="preserve"> </w:t>
-      </w:r>
-      <w:r>
-        <w:t xml:space="preserve">3. Include a section on the casting partner: identify one casting agency with a proven track record in diverse competition casting (e.g., the agency that casts Top Chef or Project Runway) and name them as the casting partner in the pitch document.</w:t>
-      </w:r>
-    </w:p>
-    <w:p>
-      <w:pPr>
-        <w:pStyle w:val="BodyText"/>
+    </w:p>
+    <w:p>
+      <w:pPr>
+        <w:pStyle w:val="Compact"/>
+        <w:numPr>
+          <w:ilvl w:val="0"/>
+          <w:numId w:val="1015"/>
+        </w:numPr>
+      </w:pPr>
+      <w:r>
+        <w:t xml:space="preserve">Include a section on the casting partner: identify one casting agency with a proven track record in diverse competition casting (e.g., the agency that casts Top Chef or Project Runway) and name them as the casting partner in the pitch document.</w:t>
+      </w:r>
+    </w:p>
+    <w:p>
+      <w:pPr>
+        <w:pStyle w:val="FirstParagraph"/>
       </w:pPr>
       <w:r>
         <w:rPr>
@@ -2814,17 +3090,29 @@
         </w:rPr>
         <w:t xml:space="preserve">How to implement:</w:t>
       </w:r>
-      <w:r>
-        <w:t xml:space="preserve"> </w:t>
-      </w:r>
-      <w:r>
-        <w:t xml:space="preserve">1. Define the game mechanics: each user drafts a team of 4 contestants from the 12-contestant pool. Points are awarded per episode based on: challenge win (50 points), highest deal value presented (25 points), best AI match score (15 points), and fan vote (10 points). Season champion player wins a $10,000 DealStage brand deal fund credited to their platform account.</w:t>
-      </w:r>
-      <w:r>
-        <w:t xml:space="preserve"> </w:t>
-      </w:r>
-      <w:r>
-        <w:t xml:space="preserve">2. Launch timing:</w:t>
+    </w:p>
+    <w:p>
+      <w:pPr>
+        <w:pStyle w:val="Compact"/>
+        <w:numPr>
+          <w:ilvl w:val="0"/>
+          <w:numId w:val="1016"/>
+        </w:numPr>
+      </w:pPr>
+      <w:r>
+        <w:t xml:space="preserve">Define the game mechanics: each user drafts a team of 4 contestants from the 12-contestant pool. Points are awarded per episode based on: challenge win (50 points), highest deal value presented (25 points), best AI match score (15 points), and fan vote (10 points). Season champion player wins a $10,000 DealStage brand deal fund credited to their platform account.</w:t>
+      </w:r>
+    </w:p>
+    <w:p>
+      <w:pPr>
+        <w:pStyle w:val="Compact"/>
+        <w:numPr>
+          <w:ilvl w:val="0"/>
+          <w:numId w:val="1016"/>
+        </w:numPr>
+      </w:pPr>
+      <w:r>
+        <w:t xml:space="preserve">Launch timing:</w:t>
       </w:r>
       <w:r>
         <w:t xml:space="preserve"> </w:t>
@@ -2838,16 +3126,22 @@
       <w:r>
         <w:t xml:space="preserve">opens 2 weeks before the premiere, simultaneously with the contestant profile releases on the DealStage platform. This gives viewers a reason to research contestants before Episode 1 airs, driving early engagement and social discussion.</w:t>
       </w:r>
-      <w:r>
-        <w:t xml:space="preserve"> </w:t>
-      </w:r>
-      <w:r>
-        <w:t xml:space="preserve">3. Distribution: partner with the show’s streaming platform to integrate Deal Draft into their companion app if possible. If not, run it entirely through the DealStage platform. Promote it through every creator in the DealStage network (they are the natural audience) with a creator referral program where creators earn platform credits for every new Deal Draft player they refer.</w:t>
-      </w:r>
-    </w:p>
-    <w:p>
-      <w:pPr>
-        <w:pStyle w:val="BodyText"/>
+    </w:p>
+    <w:p>
+      <w:pPr>
+        <w:pStyle w:val="Compact"/>
+        <w:numPr>
+          <w:ilvl w:val="0"/>
+          <w:numId w:val="1016"/>
+        </w:numPr>
+      </w:pPr>
+      <w:r>
+        <w:t xml:space="preserve">Distribution: partner with the show’s streaming platform to integrate Deal Draft into their companion app if possible. If not, run it entirely through the DealStage platform. Promote it through every creator in the DealStage network (they are the natural audience) with a creator referral program where creators earn platform credits for every new Deal Draft player they refer.</w:t>
+      </w:r>
+    </w:p>
+    <w:p>
+      <w:pPr>
+        <w:pStyle w:val="FirstParagraph"/>
       </w:pPr>
       <w:r>
         <w:rPr>
@@ -2943,28 +3237,46 @@
         </w:rPr>
         <w:t xml:space="preserve">How to implement:</w:t>
       </w:r>
-      <w:r>
-        <w:t xml:space="preserve"> </w:t>
-      </w:r>
-      <w:r>
-        <w:t xml:space="preserve">1. Commit to a union production (recommended given the target streaming partners). Add a note that the $3.8M crew budget includes IATSE scale rates plus 27% fringe contribution (industry standard for pension and health), and confirm that this was the basis for the crew budget calculation.</w:t>
-      </w:r>
-      <w:r>
-        <w:t xml:space="preserve"> </w:t>
-      </w:r>
-      <w:r>
-        <w:t xml:space="preserve">2. If the current $3.8M budget does not include fringes, add the fringe line explicitly and adjust the total production budget accordingly. The adjustment is approximately $1M-$1.26M in additional crew cost.</w:t>
-      </w:r>
-      <w:r>
-        <w:t xml:space="preserve"> </w:t>
-      </w:r>
-      <w:r>
-        <w:t xml:space="preserve">3. Note the DGA implications for the director of photography and post-production supervisor, and the SAG-AFTRA implications for any on-camera talent (the host, any recurring judge talent) who would be covered under union agreements.</w:t>
-      </w:r>
-    </w:p>
-    <w:p>
-      <w:pPr>
-        <w:pStyle w:val="BodyText"/>
+    </w:p>
+    <w:p>
+      <w:pPr>
+        <w:pStyle w:val="Compact"/>
+        <w:numPr>
+          <w:ilvl w:val="0"/>
+          <w:numId w:val="1017"/>
+        </w:numPr>
+      </w:pPr>
+      <w:r>
+        <w:t xml:space="preserve">Commit to a union production (recommended given the target streaming partners). Add a note that the $3.8M crew budget includes IATSE scale rates plus 27% fringe contribution (industry standard for pension and health), and confirm that this was the basis for the crew budget calculation.</w:t>
+      </w:r>
+    </w:p>
+    <w:p>
+      <w:pPr>
+        <w:pStyle w:val="Compact"/>
+        <w:numPr>
+          <w:ilvl w:val="0"/>
+          <w:numId w:val="1017"/>
+        </w:numPr>
+      </w:pPr>
+      <w:r>
+        <w:t xml:space="preserve">If the current $3.8M budget does not include fringes, add the fringe line explicitly and adjust the total production budget accordingly. The adjustment is approximately $1M-$1.26M in additional crew cost.</w:t>
+      </w:r>
+    </w:p>
+    <w:p>
+      <w:pPr>
+        <w:pStyle w:val="Compact"/>
+        <w:numPr>
+          <w:ilvl w:val="0"/>
+          <w:numId w:val="1017"/>
+        </w:numPr>
+      </w:pPr>
+      <w:r>
+        <w:t xml:space="preserve">Note the DGA implications for the director of photography and post-production supervisor, and the SAG-AFTRA implications for any on-camera talent (the host, any recurring judge talent) who would be covered under union agreements.</w:t>
+      </w:r>
+    </w:p>
+    <w:p>
+      <w:pPr>
+        <w:pStyle w:val="FirstParagraph"/>
       </w:pPr>
       <w:r>
         <w:rPr>
@@ -3084,28 +3396,46 @@
         </w:rPr>
         <w:t xml:space="preserve">How to implement:</w:t>
       </w:r>
-      <w:r>
-        <w:t xml:space="preserve"> </w:t>
-      </w:r>
-      <w:r>
-        <w:t xml:space="preserve">1. Model Season 2 with three efficiency gains: 15% crew cost reduction (established crew relationships, reused set infrastructure), brand partner renewal at Tier 1 ($2M → $2.5M, as the show’s viewership data now supports a higher rate), and streaming rights increase (Season 2 of a proven format commands 20-40% more than Season 1, moving the base case from $25M to $30M).</w:t>
-      </w:r>
-      <w:r>
-        <w:t xml:space="preserve"> </w:t>
-      </w:r>
-      <w:r>
-        <w:t xml:space="preserve">2. Show the Season 3 international format licensing revenue beginning at $2.25M (3 territories × $750K) plus the second-season audience growth effect on brand partner tier upgrades.</w:t>
-      </w:r>
-      <w:r>
-        <w:t xml:space="preserve"> </w:t>
-      </w:r>
-      <w:r>
-        <w:t xml:space="preserve">3. Present a simple 3-year P&amp;L: Season 1 (+$10.7M), Season 2 (+$18M-$22M estimated), Season 3 (+$25M-$32M estimated). The 3-year cumulative total is the investment thesis: this is not a single show, it is a franchise.</w:t>
-      </w:r>
-    </w:p>
-    <w:p>
-      <w:pPr>
-        <w:pStyle w:val="BodyText"/>
+    </w:p>
+    <w:p>
+      <w:pPr>
+        <w:pStyle w:val="Compact"/>
+        <w:numPr>
+          <w:ilvl w:val="0"/>
+          <w:numId w:val="1018"/>
+        </w:numPr>
+      </w:pPr>
+      <w:r>
+        <w:t xml:space="preserve">Model Season 2 with three efficiency gains: 15% crew cost reduction (established crew relationships, reused set infrastructure), brand partner renewal at Tier 1 ($2M → $2.5M, as the show’s viewership data now supports a higher rate), and streaming rights increase (Season 2 of a proven format commands 20-40% more than Season 1, moving the base case from $25M to $30M).</w:t>
+      </w:r>
+    </w:p>
+    <w:p>
+      <w:pPr>
+        <w:pStyle w:val="Compact"/>
+        <w:numPr>
+          <w:ilvl w:val="0"/>
+          <w:numId w:val="1018"/>
+        </w:numPr>
+      </w:pPr>
+      <w:r>
+        <w:t xml:space="preserve">Show the Season 3 international format licensing revenue beginning at $2.25M (3 territories × $750K) plus the second-season audience growth effect on brand partner tier upgrades.</w:t>
+      </w:r>
+    </w:p>
+    <w:p>
+      <w:pPr>
+        <w:pStyle w:val="Compact"/>
+        <w:numPr>
+          <w:ilvl w:val="0"/>
+          <w:numId w:val="1018"/>
+        </w:numPr>
+      </w:pPr>
+      <w:r>
+        <w:t xml:space="preserve">Present a simple 3-year P&amp;L: Season 1 (+$10.7M), Season 2 (+$18M-$22M estimated), Season 3 (+$25M-$32M estimated). The 3-year cumulative total is the investment thesis: this is not a single show, it is a franchise.</w:t>
+      </w:r>
+    </w:p>
+    <w:p>
+      <w:pPr>
+        <w:pStyle w:val="FirstParagraph"/>
       </w:pPr>
       <w:r>
         <w:rPr>
@@ -3213,11 +3543,17 @@
         </w:rPr>
         <w:t xml:space="preserve">How to implement:</w:t>
       </w:r>
-      <w:r>
-        <w:t xml:space="preserve"> </w:t>
-      </w:r>
-      <w:r>
-        <w:t xml:space="preserve">1. Define the event:</w:t>
+    </w:p>
+    <w:p>
+      <w:pPr>
+        <w:pStyle w:val="Compact"/>
+        <w:numPr>
+          <w:ilvl w:val="0"/>
+          <w:numId w:val="1019"/>
+        </w:numPr>
+      </w:pPr>
+      <w:r>
+        <w:t xml:space="preserve">Define the event:</w:t>
       </w:r>
       <w:r>
         <w:t xml:space="preserve"> </w:t>
@@ -3231,22 +3567,34 @@
       <w:r>
         <w:t xml:space="preserve">— an annual 2-day creator commerce conference and awards show, anchored by the Season X finale live taping on Day 2 and a full day of creator education, brand partnership showcases, and platform activations on Day 1. Target venue: 3,000-seat theater in Los Angeles or New York.</w:t>
       </w:r>
-      <w:r>
-        <w:t xml:space="preserve"> </w:t>
-      </w:r>
-      <w:r>
-        <w:t xml:space="preserve">2. Revenue model: ticket sales ($299-$999 per attendee × 3,000 attendees = $900K-$3M), brand partner activation floor ($2M in sponsor fees across 10 brand partners), VIP brand-creator matching sessions facilitated through DealStage platform ($5,000 per session × 200 sessions = $1M in premium matching revenue).</w:t>
-      </w:r>
-      <w:r>
-        <w:t xml:space="preserve"> </w:t>
-      </w:r>
-      <w:r>
-        <w:t xml:space="preserve">3. Timeline: Year 1 is a 500-person event run at the TV show premiere as a launch activation. Year 2 scales to 1,500 people. Year 3 is the full Summit format at 3,000+ people. By Year 3, the Summit is a $5M+ annual revenue event.</w:t>
-      </w:r>
-    </w:p>
-    <w:p>
-      <w:pPr>
-        <w:pStyle w:val="BodyText"/>
+    </w:p>
+    <w:p>
+      <w:pPr>
+        <w:pStyle w:val="Compact"/>
+        <w:numPr>
+          <w:ilvl w:val="0"/>
+          <w:numId w:val="1019"/>
+        </w:numPr>
+      </w:pPr>
+      <w:r>
+        <w:t xml:space="preserve">Revenue model: ticket sales ($299-$999 per attendee × 3,000 attendees = $900K-$3M), brand partner activation floor ($2M in sponsor fees across 10 brand partners), VIP brand-creator matching sessions facilitated through DealStage platform ($5,000 per session × 200 sessions = $1M in premium matching revenue).</w:t>
+      </w:r>
+    </w:p>
+    <w:p>
+      <w:pPr>
+        <w:pStyle w:val="Compact"/>
+        <w:numPr>
+          <w:ilvl w:val="0"/>
+          <w:numId w:val="1019"/>
+        </w:numPr>
+      </w:pPr>
+      <w:r>
+        <w:t xml:space="preserve">Timeline: Year 1 is a 500-person event run at the TV show premiere as a launch activation. Year 2 scales to 1,500 people. Year 3 is the full Summit format at 3,000+ people. By Year 3, the Summit is a $5M+ annual revenue event.</w:t>
+      </w:r>
+    </w:p>
+    <w:p>
+      <w:pPr>
+        <w:pStyle w:val="FirstParagraph"/>
       </w:pPr>
       <w:r>
         <w:rPr>
@@ -3354,28 +3702,46 @@
         </w:rPr>
         <w:t xml:space="preserve">How to implement:</w:t>
       </w:r>
-      <w:r>
-        <w:t xml:space="preserve"> </w:t>
-      </w:r>
-      <w:r>
-        <w:t xml:space="preserve">1. For showrunner, identify one candidate from the unscripted competition space with relevant credits. Ideal profile: showrunner experience on Shark Tank, The Apprentice, or a business-focused reality format with 3+ seasons. Add a one-paragraph rationale explaining why this person’s experience with real-stakes business competition is the correct background for The Deal Stage.</w:t>
-      </w:r>
-      <w:r>
-        <w:t xml:space="preserve"> </w:t>
-      </w:r>
-      <w:r>
-        <w:t xml:space="preserve">2. For host, identify one to two candidates who sit at the intersection of business credibility and creator economy authenticity. Ideal profile: someone who is themselves a creator economy participant or business personality with 1M+ followers and genuine platform presence. Consider: Emma Chamberlain (creator credibility, 12M+ following, business intelligence), Mark Cuban (business gravitas, Shark Tank alumni, AI investor credibility), or MrBeast (creator economy authority, but may conflict with contestant talent tier). Add one sentence on why each candidate would draw both creator and mainstream audiences.</w:t>
-      </w:r>
-      <w:r>
-        <w:t xml:space="preserve"> </w:t>
-      </w:r>
-      <w:r>
-        <w:t xml:space="preserve">3. Note that these are preferred candidates for initial outreach rather than committed deals — the important thing is demonstrating specificity of vision, not announcing a signed talent deal.</w:t>
-      </w:r>
-    </w:p>
-    <w:p>
-      <w:pPr>
-        <w:pStyle w:val="BodyText"/>
+    </w:p>
+    <w:p>
+      <w:pPr>
+        <w:pStyle w:val="Compact"/>
+        <w:numPr>
+          <w:ilvl w:val="0"/>
+          <w:numId w:val="1020"/>
+        </w:numPr>
+      </w:pPr>
+      <w:r>
+        <w:t xml:space="preserve">For showrunner, identify one candidate from the unscripted competition space with relevant credits. Ideal profile: showrunner experience on Shark Tank, The Apprentice, or a business-focused reality format with 3+ seasons. Add a one-paragraph rationale explaining why this person’s experience with real-stakes business competition is the correct background for The Deal Stage.</w:t>
+      </w:r>
+    </w:p>
+    <w:p>
+      <w:pPr>
+        <w:pStyle w:val="Compact"/>
+        <w:numPr>
+          <w:ilvl w:val="0"/>
+          <w:numId w:val="1020"/>
+        </w:numPr>
+      </w:pPr>
+      <w:r>
+        <w:t xml:space="preserve">For host, identify one to two candidates who sit at the intersection of business credibility and creator economy authenticity. Ideal profile: someone who is themselves a creator economy participant or business personality with 1M+ followers and genuine platform presence. Consider: Emma Chamberlain (creator credibility, 12M+ following, business intelligence), Mark Cuban (business gravitas, Shark Tank alumni, AI investor credibility), or MrBeast (creator economy authority, but may conflict with contestant talent tier). Add one sentence on why each candidate would draw both creator and mainstream audiences.</w:t>
+      </w:r>
+    </w:p>
+    <w:p>
+      <w:pPr>
+        <w:pStyle w:val="Compact"/>
+        <w:numPr>
+          <w:ilvl w:val="0"/>
+          <w:numId w:val="1020"/>
+        </w:numPr>
+      </w:pPr>
+      <w:r>
+        <w:t xml:space="preserve">Note that these are preferred candidates for initial outreach rather than committed deals — the important thing is demonstrating specificity of vision, not announcing a signed talent deal.</w:t>
+      </w:r>
+    </w:p>
+    <w:p>
+      <w:pPr>
+        <w:pStyle w:val="FirstParagraph"/>
       </w:pPr>
       <w:r>
         <w:rPr>
@@ -3569,11 +3935,17 @@
         </w:rPr>
         <w:t xml:space="preserve">How to implement:</w:t>
       </w:r>
-      <w:r>
-        <w:t xml:space="preserve"> </w:t>
-      </w:r>
-      <w:r>
-        <w:t xml:space="preserve">1. Map Monday through Sunday with specific publishing actions: Monday (LinkedIn</w:t>
+    </w:p>
+    <w:p>
+      <w:pPr>
+        <w:pStyle w:val="Compact"/>
+        <w:numPr>
+          <w:ilvl w:val="0"/>
+          <w:numId w:val="1021"/>
+        </w:numPr>
+      </w:pPr>
+      <w:r>
+        <w:t xml:space="preserve">Map Monday through Sunday with specific publishing actions: Monday (LinkedIn</w:t>
       </w:r>
       <w:r>
         <w:t xml:space="preserve"> </w:t>
@@ -3596,22 +3968,34 @@
       <w:r>
         <w:t xml:space="preserve">announcement across all platforms + podcast clip), Saturday and Sunday (community engagement + the following week’s content preparation window).</w:t>
       </w:r>
-      <w:r>
-        <w:t xml:space="preserve"> </w:t>
-      </w:r>
-      <w:r>
-        <w:t xml:space="preserve">2. Note the content multiplication factor: one full YouTube episode generates 6 TikTok clips, 3 Instagram Reels, 1 YouTube Short, 2 LinkedIn posts, 1 podcast episode clip, and 1 newsletter feature. That is 14 pieces of distributed content from one production day.</w:t>
-      </w:r>
-      <w:r>
-        <w:t xml:space="preserve"> </w:t>
-      </w:r>
-      <w:r>
-        <w:t xml:space="preserve">3. Include the team requirements that execute this clock: YouTube editor (1 FTE), social media manager (1 FTE), podcast producer (0.5 FTE), content strategist (0.5 FTE). Four roles, one machine.</w:t>
-      </w:r>
-    </w:p>
-    <w:p>
-      <w:pPr>
-        <w:pStyle w:val="BodyText"/>
+    </w:p>
+    <w:p>
+      <w:pPr>
+        <w:pStyle w:val="Compact"/>
+        <w:numPr>
+          <w:ilvl w:val="0"/>
+          <w:numId w:val="1021"/>
+        </w:numPr>
+      </w:pPr>
+      <w:r>
+        <w:t xml:space="preserve">Note the content multiplication factor: one full YouTube episode generates 6 TikTok clips, 3 Instagram Reels, 1 YouTube Short, 2 LinkedIn posts, 1 podcast episode clip, and 1 newsletter feature. That is 14 pieces of distributed content from one production day.</w:t>
+      </w:r>
+    </w:p>
+    <w:p>
+      <w:pPr>
+        <w:pStyle w:val="Compact"/>
+        <w:numPr>
+          <w:ilvl w:val="0"/>
+          <w:numId w:val="1021"/>
+        </w:numPr>
+      </w:pPr>
+      <w:r>
+        <w:t xml:space="preserve">Include the team requirements that execute this clock: YouTube editor (1 FTE), social media manager (1 FTE), podcast producer (0.5 FTE), content strategist (0.5 FTE). Four roles, one machine.</w:t>
+      </w:r>
+    </w:p>
+    <w:p>
+      <w:pPr>
+        <w:pStyle w:val="FirstParagraph"/>
       </w:pPr>
       <w:r>
         <w:rPr>
@@ -3707,11 +4091,17 @@
         </w:rPr>
         <w:t xml:space="preserve">How to implement:</w:t>
       </w:r>
-      <w:r>
-        <w:t xml:space="preserve"> </w:t>
-      </w:r>
-      <w:r>
-        <w:t xml:space="preserve">1. Define three LinkedIn content formats:</w:t>
+    </w:p>
+    <w:p>
+      <w:pPr>
+        <w:pStyle w:val="Compact"/>
+        <w:numPr>
+          <w:ilvl w:val="0"/>
+          <w:numId w:val="1022"/>
+        </w:numPr>
+      </w:pPr>
+      <w:r>
+        <w:t xml:space="preserve">Define three LinkedIn content formats:</w:t>
       </w:r>
       <w:r>
         <w:t xml:space="preserve"> </w:t>
@@ -3758,17 +4148,29 @@
       <w:r>
         <w:t xml:space="preserve">(monthly PDF distributed through LinkedIn newsletter, citing platform data that journalists and analysts will quote).</w:t>
       </w:r>
-      <w:r>
-        <w:t xml:space="preserve"> </w:t>
-      </w:r>
-      <w:r>
-        <w:t xml:space="preserve">2. Founder thought leadership: the DealStage CEO should post 3x per week on LinkedIn with short, data-driven insights. Founder content on LinkedIn outperforms company page content by 5-10x in reach. The CEO’s LinkedIn presence is a distribution asset that costs nothing but time.</w:t>
-      </w:r>
-      <w:r>
-        <w:t xml:space="preserve"> </w:t>
-      </w:r>
-      <w:r>
-        <w:t xml:space="preserve">3. LinkedIn conversion funnel: LinkedIn post → DealStage website landing page → free</w:t>
+    </w:p>
+    <w:p>
+      <w:pPr>
+        <w:pStyle w:val="Compact"/>
+        <w:numPr>
+          <w:ilvl w:val="0"/>
+          <w:numId w:val="1022"/>
+        </w:numPr>
+      </w:pPr>
+      <w:r>
+        <w:t xml:space="preserve">Founder thought leadership: the DealStage CEO should post 3x per week on LinkedIn with short, data-driven insights. Founder content on LinkedIn outperforms company page content by 5-10x in reach. The CEO’s LinkedIn presence is a distribution asset that costs nothing but time.</w:t>
+      </w:r>
+    </w:p>
+    <w:p>
+      <w:pPr>
+        <w:pStyle w:val="Compact"/>
+        <w:numPr>
+          <w:ilvl w:val="0"/>
+          <w:numId w:val="1022"/>
+        </w:numPr>
+      </w:pPr>
+      <w:r>
+        <w:t xml:space="preserve">LinkedIn conversion funnel: LinkedIn post → DealStage website landing page → free</w:t>
       </w:r>
       <w:r>
         <w:t xml:space="preserve"> </w:t>
@@ -3785,7 +4187,7 @@
     </w:p>
     <w:p>
       <w:pPr>
-        <w:pStyle w:val="BodyText"/>
+        <w:pStyle w:val="FirstParagraph"/>
       </w:pPr>
       <w:r>
         <w:rPr>
@@ -3905,23 +4307,41 @@
         </w:rPr>
         <w:t xml:space="preserve">How to implement:</w:t>
       </w:r>
-      <w:r>
-        <w:t xml:space="preserve"> </w:t>
-      </w:r>
-      <w:r>
-        <w:t xml:space="preserve">1. Define the report structure: 5 pages maximum, 8 data sections (average deal rates by creator tier, fastest-growing brand categories, engagement quality benchmarks by platform, response rate trends for outreach, contract term patterns, deal closure velocity, top performing content categories, and one surprise insight). All data is anonymized and aggregated from DealStage platform transactions.</w:t>
-      </w:r>
-      <w:r>
-        <w:t xml:space="preserve"> </w:t>
-      </w:r>
-      <w:r>
-        <w:t xml:space="preserve">2. Release on the first Tuesday of every month at 8 AM Eastern. Build the release into the PR calendar: the day before release, send an embargo copy to five journalists who cover the creator economy at major publications (The Information, Bloomberg, Forbes, AdAge, Digiday). The next day, publish publicly and pitch the story to 15 additional outlets.</w:t>
-      </w:r>
-      <w:r>
-        <w:t xml:space="preserve"> </w:t>
-      </w:r>
-      <w:r>
-        <w:t xml:space="preserve">3. Track the citations: every time a journalist cites</w:t>
+    </w:p>
+    <w:p>
+      <w:pPr>
+        <w:pStyle w:val="Compact"/>
+        <w:numPr>
+          <w:ilvl w:val="0"/>
+          <w:numId w:val="1023"/>
+        </w:numPr>
+      </w:pPr>
+      <w:r>
+        <w:t xml:space="preserve">Define the report structure: 5 pages maximum, 8 data sections (average deal rates by creator tier, fastest-growing brand categories, engagement quality benchmarks by platform, response rate trends for outreach, contract term patterns, deal closure velocity, top performing content categories, and one surprise insight). All data is anonymized and aggregated from DealStage platform transactions.</w:t>
+      </w:r>
+    </w:p>
+    <w:p>
+      <w:pPr>
+        <w:pStyle w:val="Compact"/>
+        <w:numPr>
+          <w:ilvl w:val="0"/>
+          <w:numId w:val="1023"/>
+        </w:numPr>
+      </w:pPr>
+      <w:r>
+        <w:t xml:space="preserve">Release on the first Tuesday of every month at 8 AM Eastern. Build the release into the PR calendar: the day before release, send an embargo copy to five journalists who cover the creator economy at major publications (The Information, Bloomberg, Forbes, AdAge, Digiday). The next day, publish publicly and pitch the story to 15 additional outlets.</w:t>
+      </w:r>
+    </w:p>
+    <w:p>
+      <w:pPr>
+        <w:pStyle w:val="Compact"/>
+        <w:numPr>
+          <w:ilvl w:val="0"/>
+          <w:numId w:val="1023"/>
+        </w:numPr>
+      </w:pPr>
+      <w:r>
+        <w:t xml:space="preserve">Track the citations: every time a journalist cites</w:t>
       </w:r>
       <w:r>
         <w:t xml:space="preserve"> </w:t>
@@ -3950,7 +4370,7 @@
     </w:p>
     <w:p>
       <w:pPr>
-        <w:pStyle w:val="BodyText"/>
+        <w:pStyle w:val="FirstParagraph"/>
       </w:pPr>
       <w:r>
         <w:rPr>
@@ -4046,11 +4466,17 @@
         </w:rPr>
         <w:t xml:space="preserve">How to implement:</w:t>
       </w:r>
-      <w:r>
-        <w:t xml:space="preserve"> </w:t>
-      </w:r>
-      <w:r>
-        <w:t xml:space="preserve">1. Define the</w:t>
+    </w:p>
+    <w:p>
+      <w:pPr>
+        <w:pStyle w:val="Compact"/>
+        <w:numPr>
+          <w:ilvl w:val="0"/>
+          <w:numId w:val="1024"/>
+        </w:numPr>
+      </w:pPr>
+      <w:r>
+        <w:t xml:space="preserve">Define the</w:t>
       </w:r>
       <w:r>
         <w:t xml:space="preserve"> </w:t>
@@ -4064,22 +4490,34 @@
       <w:r>
         <w:t xml:space="preserve">strategy: every piece of short-form content published by DealStage includes a CTA that drives the viewer to a DealStage-owned channel (email list, platform notification, podcast subscription). The goal is to own the audience relationship at the platform level, not rent it from TikTok or Instagram.</w:t>
       </w:r>
-      <w:r>
-        <w:t xml:space="preserve"> </w:t>
-      </w:r>
-      <w:r>
-        <w:t xml:space="preserve">2. For every TikTok clip, simultaneously publish the identical clip on Instagram Reels and YouTube Shorts. The incremental cost is near zero (same video, different upload). The Instagram Reels audience and the YouTube Shorts audience are each independently valuable and will not all migrate to the same alternative if TikTok is disrupted.</w:t>
-      </w:r>
-      <w:r>
-        <w:t xml:space="preserve"> </w:t>
-      </w:r>
-      <w:r>
-        <w:t xml:space="preserve">3. Add a specific email list growth target: 50,000 email subscribers by end of Year 1. Email subscribers are the most valuable marketing asset because they are platform-independent. Every piece of content should have a mechanism to capture email addresses, and the email list should grow on a tracked weekly basis.</w:t>
-      </w:r>
-    </w:p>
-    <w:p>
-      <w:pPr>
-        <w:pStyle w:val="BodyText"/>
+    </w:p>
+    <w:p>
+      <w:pPr>
+        <w:pStyle w:val="Compact"/>
+        <w:numPr>
+          <w:ilvl w:val="0"/>
+          <w:numId w:val="1024"/>
+        </w:numPr>
+      </w:pPr>
+      <w:r>
+        <w:t xml:space="preserve">For every TikTok clip, simultaneously publish the identical clip on Instagram Reels and YouTube Shorts. The incremental cost is near zero (same video, different upload). The Instagram Reels audience and the YouTube Shorts audience are each independently valuable and will not all migrate to the same alternative if TikTok is disrupted.</w:t>
+      </w:r>
+    </w:p>
+    <w:p>
+      <w:pPr>
+        <w:pStyle w:val="Compact"/>
+        <w:numPr>
+          <w:ilvl w:val="0"/>
+          <w:numId w:val="1024"/>
+        </w:numPr>
+      </w:pPr>
+      <w:r>
+        <w:t xml:space="preserve">Add a specific email list growth target: 50,000 email subscribers by end of Year 1. Email subscribers are the most valuable marketing asset because they are platform-independent. Every piece of content should have a mechanism to capture email addresses, and the email list should grow on a tracked weekly basis.</w:t>
+      </w:r>
+    </w:p>
+    <w:p>
+      <w:pPr>
+        <w:pStyle w:val="FirstParagraph"/>
       </w:pPr>
       <w:r>
         <w:rPr>
@@ -4187,17 +4625,29 @@
         </w:rPr>
         <w:t xml:space="preserve">How to implement:</w:t>
       </w:r>
-      <w:r>
-        <w:t xml:space="preserve"> </w:t>
-      </w:r>
-      <w:r>
-        <w:t xml:space="preserve">1. Define three creator partnership tiers: Featured Creator (creator is featured in a DealStage YouTube episode or podcast segment; compensation is DealStage Pro subscription + revenue share on any new trial signups who cite their feature), Deal Story Partner (creator shares their DealStage deal story on their own channel with a DealStage link; compensation is platform credits + affiliate commission on signups), and DealStage Ambassador (creator commits to monthly mentions of DealStage in their content; compensation is free platform access for life + quarterly cash bonus based on signup attribution).</w:t>
-      </w:r>
-      <w:r>
-        <w:t xml:space="preserve"> </w:t>
-      </w:r>
-      <w:r>
-        <w:t xml:space="preserve">2. Launch with 50 Featured Creator slots in Year 1, selected from the DealStage platform’s highest-scoring talent. Featured creators receive early access to new platform features (creating ongoing post fodder) and a</w:t>
+    </w:p>
+    <w:p>
+      <w:pPr>
+        <w:pStyle w:val="Compact"/>
+        <w:numPr>
+          <w:ilvl w:val="0"/>
+          <w:numId w:val="1025"/>
+        </w:numPr>
+      </w:pPr>
+      <w:r>
+        <w:t xml:space="preserve">Define three creator partnership tiers: Featured Creator (creator is featured in a DealStage YouTube episode or podcast segment; compensation is DealStage Pro subscription + revenue share on any new trial signups who cite their feature), Deal Story Partner (creator shares their DealStage deal story on their own channel with a DealStage link; compensation is platform credits + affiliate commission on signups), and DealStage Ambassador (creator commits to monthly mentions of DealStage in their content; compensation is free platform access for life + quarterly cash bonus based on signup attribution).</w:t>
+      </w:r>
+    </w:p>
+    <w:p>
+      <w:pPr>
+        <w:pStyle w:val="Compact"/>
+        <w:numPr>
+          <w:ilvl w:val="0"/>
+          <w:numId w:val="1025"/>
+        </w:numPr>
+      </w:pPr>
+      <w:r>
+        <w:t xml:space="preserve">Launch with 50 Featured Creator slots in Year 1, selected from the DealStage platform’s highest-scoring talent. Featured creators receive early access to new platform features (creating ongoing post fodder) and a</w:t>
       </w:r>
       <w:r>
         <w:t xml:space="preserve"> </w:t>
@@ -4211,16 +4661,22 @@
       <w:r>
         <w:t xml:space="preserve">badge for their Instagram bio.</w:t>
       </w:r>
-      <w:r>
-        <w:t xml:space="preserve"> </w:t>
-      </w:r>
-      <w:r>
-        <w:t xml:space="preserve">3. Add a referral mechanic: any creator who refers a new paying subscriber to DealStage earns 3 months of free platform subscription. This is a standard SaaS referral mechanism but has exceptional performance in the creator economy because creators are both users and community influencers simultaneously.</w:t>
-      </w:r>
-    </w:p>
-    <w:p>
-      <w:pPr>
-        <w:pStyle w:val="BodyText"/>
+    </w:p>
+    <w:p>
+      <w:pPr>
+        <w:pStyle w:val="Compact"/>
+        <w:numPr>
+          <w:ilvl w:val="0"/>
+          <w:numId w:val="1025"/>
+        </w:numPr>
+      </w:pPr>
+      <w:r>
+        <w:t xml:space="preserve">Add a referral mechanic: any creator who refers a new paying subscriber to DealStage earns 3 months of free platform subscription. This is a standard SaaS referral mechanism but has exceptional performance in the creator economy because creators are both users and community influencers simultaneously.</w:t>
+      </w:r>
+    </w:p>
+    <w:p>
+      <w:pPr>
+        <w:pStyle w:val="FirstParagraph"/>
       </w:pPr>
       <w:r>
         <w:rPr>
@@ -4316,23 +4772,41 @@
         </w:rPr>
         <w:t xml:space="preserve">How to implement:</w:t>
       </w:r>
-      <w:r>
-        <w:t xml:space="preserve"> </w:t>
-      </w:r>
-      <w:r>
-        <w:t xml:space="preserve">1. Identify three specific partnership structures: licensing deal (DealStage produces, network distributes; DealStage keeps brand revenue, network keeps distribution data), co-production deal (network provides studio/production resources + distribution, DealStage provides platform integration + guest access; revenue is split 50/50), and exclusive distribution deal (network gets platform exclusivity for 12 months, DealStage gets guaranteed marketing commitment of X promotional spots in network’s existing shows).</w:t>
-      </w:r>
-      <w:r>
-        <w:t xml:space="preserve"> </w:t>
-      </w:r>
-      <w:r>
-        <w:t xml:space="preserve">2. Target Wondery first (proven business and entrepreneurship podcast track record with How I Built This and Business Wars), iHeart second (largest US podcast distribution infrastructure), Spotify Studios third (strongest creator economy audience alignment).</w:t>
-      </w:r>
-      <w:r>
-        <w:t xml:space="preserve"> </w:t>
-      </w:r>
-      <w:r>
-        <w:t xml:space="preserve">3. Define the</w:t>
+    </w:p>
+    <w:p>
+      <w:pPr>
+        <w:pStyle w:val="Compact"/>
+        <w:numPr>
+          <w:ilvl w:val="0"/>
+          <w:numId w:val="1026"/>
+        </w:numPr>
+      </w:pPr>
+      <w:r>
+        <w:t xml:space="preserve">Identify three specific partnership structures: licensing deal (DealStage produces, network distributes; DealStage keeps brand revenue, network keeps distribution data), co-production deal (network provides studio/production resources + distribution, DealStage provides platform integration + guest access; revenue is split 50/50), and exclusive distribution deal (network gets platform exclusivity for 12 months, DealStage gets guaranteed marketing commitment of X promotional spots in network’s existing shows).</w:t>
+      </w:r>
+    </w:p>
+    <w:p>
+      <w:pPr>
+        <w:pStyle w:val="Compact"/>
+        <w:numPr>
+          <w:ilvl w:val="0"/>
+          <w:numId w:val="1026"/>
+        </w:numPr>
+      </w:pPr>
+      <w:r>
+        <w:t xml:space="preserve">Target Wondery first (proven business and entrepreneurship podcast track record with How I Built This and Business Wars), iHeart second (largest US podcast distribution infrastructure), Spotify Studios third (strongest creator economy audience alignment).</w:t>
+      </w:r>
+    </w:p>
+    <w:p>
+      <w:pPr>
+        <w:pStyle w:val="Compact"/>
+        <w:numPr>
+          <w:ilvl w:val="0"/>
+          <w:numId w:val="1026"/>
+        </w:numPr>
+      </w:pPr>
+      <w:r>
+        <w:t xml:space="preserve">Define the</w:t>
       </w:r>
       <w:r>
         <w:t xml:space="preserve"> </w:t>
@@ -4349,7 +4823,7 @@
     </w:p>
     <w:p>
       <w:pPr>
-        <w:pStyle w:val="BodyText"/>
+        <w:pStyle w:val="FirstParagraph"/>
       </w:pPr>
       <w:r>
         <w:rPr>
@@ -4469,28 +4943,46 @@
         </w:rPr>
         <w:t xml:space="preserve">How to implement:</w:t>
       </w:r>
-      <w:r>
-        <w:t xml:space="preserve"> </w:t>
-      </w:r>
-      <w:r>
-        <w:t xml:space="preserve">1. Build a 4-module certification curriculum: Module 1 (Creator Economy Fundamentals — market size, deal mechanics, platform ecosystem), Module 2 (DealStage Platform Mastery — AI Match Engine, Deal Pipeline, Contract Scanner), Module 3 (Negotiation Strategies — rate setting, deal terms, counter-offer frameworks), Module 4 (Campaign Management and ROI Measurement). Each module is 45-60 minutes, self-paced, and concludes with a 20-question assessment.</w:t>
-      </w:r>
-      <w:r>
-        <w:t xml:space="preserve"> </w:t>
-      </w:r>
-      <w:r>
-        <w:t xml:space="preserve">2. LinkedIn integration: passing the exam generates an automatically issued LinkedIn certification badge, visible on the professional’s profile and searchable by any brand or agency looking for creator commerce expertise.</w:t>
-      </w:r>
-      <w:r>
-        <w:t xml:space="preserve"> </w:t>
-      </w:r>
-      <w:r>
-        <w:t xml:space="preserve">3. Corporate licensing: offer agencies a group certification package ($2,499/year for 10 team members) that allows them to certify their entire creator partnerships team. This is an enterprise sales entry point that bypasses the enterprise sales cycle — agencies buy the certification program before they buy the enterprise subscription, and the certification program becomes the trial for the full platform.</w:t>
-      </w:r>
-    </w:p>
-    <w:p>
-      <w:pPr>
-        <w:pStyle w:val="BodyText"/>
+    </w:p>
+    <w:p>
+      <w:pPr>
+        <w:pStyle w:val="Compact"/>
+        <w:numPr>
+          <w:ilvl w:val="0"/>
+          <w:numId w:val="1027"/>
+        </w:numPr>
+      </w:pPr>
+      <w:r>
+        <w:t xml:space="preserve">Build a 4-module certification curriculum: Module 1 (Creator Economy Fundamentals — market size, deal mechanics, platform ecosystem), Module 2 (DealStage Platform Mastery — AI Match Engine, Deal Pipeline, Contract Scanner), Module 3 (Negotiation Strategies — rate setting, deal terms, counter-offer frameworks), Module 4 (Campaign Management and ROI Measurement). Each module is 45-60 minutes, self-paced, and concludes with a 20-question assessment.</w:t>
+      </w:r>
+    </w:p>
+    <w:p>
+      <w:pPr>
+        <w:pStyle w:val="Compact"/>
+        <w:numPr>
+          <w:ilvl w:val="0"/>
+          <w:numId w:val="1027"/>
+        </w:numPr>
+      </w:pPr>
+      <w:r>
+        <w:t xml:space="preserve">LinkedIn integration: passing the exam generates an automatically issued LinkedIn certification badge, visible on the professional’s profile and searchable by any brand or agency looking for creator commerce expertise.</w:t>
+      </w:r>
+    </w:p>
+    <w:p>
+      <w:pPr>
+        <w:pStyle w:val="Compact"/>
+        <w:numPr>
+          <w:ilvl w:val="0"/>
+          <w:numId w:val="1027"/>
+        </w:numPr>
+      </w:pPr>
+      <w:r>
+        <w:t xml:space="preserve">Corporate licensing: offer agencies a group certification package ($2,499/year for 10 team members) that allows them to certify their entire creator partnerships team. This is an enterprise sales entry point that bypasses the enterprise sales cycle — agencies buy the certification program before they buy the enterprise subscription, and the certification program becomes the trial for the full platform.</w:t>
+      </w:r>
+    </w:p>
+    <w:p>
+      <w:pPr>
+        <w:pStyle w:val="FirstParagraph"/>
       </w:pPr>
       <w:r>
         <w:rPr>
@@ -4592,11 +5084,17 @@
         </w:rPr>
         <w:t xml:space="preserve">How to implement:</w:t>
       </w:r>
-      <w:r>
-        <w:t xml:space="preserve"> </w:t>
-      </w:r>
-      <w:r>
-        <w:t xml:space="preserve">1. Define the title formula system:</w:t>
+    </w:p>
+    <w:p>
+      <w:pPr>
+        <w:pStyle w:val="Compact"/>
+        <w:numPr>
+          <w:ilvl w:val="0"/>
+          <w:numId w:val="1028"/>
+        </w:numPr>
+      </w:pPr>
+      <w:r>
+        <w:t xml:space="preserve">Define the title formula system:</w:t>
       </w:r>
       <w:r>
         <w:t xml:space="preserve"> </w:t>
@@ -4628,17 +5126,29 @@
       <w:r>
         <w:t xml:space="preserve">“The AI Said 97% Match. The Brand Said No. Watch What Happened.”</w:t>
       </w:r>
-      <w:r>
-        <w:t xml:space="preserve"> </w:t>
-      </w:r>
-      <w:r>
-        <w:t xml:space="preserve">2. Define the thumbnail system: three specific thumbnail templates that rotate weekly. Template A: creator + dollar amount + emotional reaction face. Template B: AI interface screenshot + question text. Template C: brand logo + creator side-by-side + percentage match score. All thumbnails use identical DealStage brand fonts, consistent color palette, and are readable at thumbnail size (small text is invisible and kills click-through rates).</w:t>
-      </w:r>
-      <w:r>
-        <w:t xml:space="preserve"> </w:t>
-      </w:r>
-      <w:r>
-        <w:t xml:space="preserve">3. Define keyword targeting: identify 15 primary keywords that creator economy viewers search for (</w:t>
+    </w:p>
+    <w:p>
+      <w:pPr>
+        <w:pStyle w:val="Compact"/>
+        <w:numPr>
+          <w:ilvl w:val="0"/>
+          <w:numId w:val="1028"/>
+        </w:numPr>
+      </w:pPr>
+      <w:r>
+        <w:t xml:space="preserve">Define the thumbnail system: three specific thumbnail templates that rotate weekly. Template A: creator + dollar amount + emotional reaction face. Template B: AI interface screenshot + question text. Template C: brand logo + creator side-by-side + percentage match score. All thumbnails use identical DealStage brand fonts, consistent color palette, and are readable at thumbnail size (small text is invisible and kills click-through rates).</w:t>
+      </w:r>
+    </w:p>
+    <w:p>
+      <w:pPr>
+        <w:pStyle w:val="Compact"/>
+        <w:numPr>
+          <w:ilvl w:val="0"/>
+          <w:numId w:val="1028"/>
+        </w:numPr>
+      </w:pPr>
+      <w:r>
+        <w:t xml:space="preserve">Define keyword targeting: identify 15 primary keywords that creator economy viewers search for (</w:t>
       </w:r>
       <w:r>
         <w:t xml:space="preserve">“how to get brand deals,”</w:t>
@@ -4667,7 +5177,7 @@
     </w:p>
     <w:p>
       <w:pPr>
-        <w:pStyle w:val="BodyText"/>
+        <w:pStyle w:val="FirstParagraph"/>
       </w:pPr>
       <w:r>
         <w:rPr>
@@ -4787,23 +5297,41 @@
         </w:rPr>
         <w:t xml:space="preserve">How to implement:</w:t>
       </w:r>
-      <w:r>
-        <w:t xml:space="preserve"> </w:t>
-      </w:r>
-      <w:r>
-        <w:t xml:space="preserve">1. Define 8 award categories: Best Deal of the Year (highest match score to outcome ratio), Best Emerging Creator (under 25K followers, highest deal value growth), Best Brand Partnership (brand with highest creator engagement quality across all partnerships), Best Agency Performance (highest average deal quality across client portfolio), Best Negotiation (largest percentage improvement from initial offer to final deal), Breakthrough Creator (fastest follower-to-deal pipeline), Brand of the Year (most creator partnerships closed on DealStage), and Platform Impact Award (creator, brand, or agency that best exemplifies DealStage’s mission).</w:t>
-      </w:r>
-      <w:r>
-        <w:t xml:space="preserve"> </w:t>
-      </w:r>
-      <w:r>
-        <w:t xml:space="preserve">2. Revenue model: title sponsor ($500K), category sponsors ($100K × 7 additional categories = $700K), live event ticket sales (500 industry professionals × $599 = $299,500), and livestream advertising ($150K). Total Year 1 awards event revenue: approximately $1.65M before costs.</w:t>
-      </w:r>
-      <w:r>
-        <w:t xml:space="preserve"> </w:t>
-      </w:r>
-      <w:r>
-        <w:t xml:space="preserve">3. Content activation: 4 weeks of</w:t>
+    </w:p>
+    <w:p>
+      <w:pPr>
+        <w:pStyle w:val="Compact"/>
+        <w:numPr>
+          <w:ilvl w:val="0"/>
+          <w:numId w:val="1029"/>
+        </w:numPr>
+      </w:pPr>
+      <w:r>
+        <w:t xml:space="preserve">Define 8 award categories: Best Deal of the Year (highest match score to outcome ratio), Best Emerging Creator (under 25K followers, highest deal value growth), Best Brand Partnership (brand with highest creator engagement quality across all partnerships), Best Agency Performance (highest average deal quality across client portfolio), Best Negotiation (largest percentage improvement from initial offer to final deal), Breakthrough Creator (fastest follower-to-deal pipeline), Brand of the Year (most creator partnerships closed on DealStage), and Platform Impact Award (creator, brand, or agency that best exemplifies DealStage’s mission).</w:t>
+      </w:r>
+    </w:p>
+    <w:p>
+      <w:pPr>
+        <w:pStyle w:val="Compact"/>
+        <w:numPr>
+          <w:ilvl w:val="0"/>
+          <w:numId w:val="1029"/>
+        </w:numPr>
+      </w:pPr>
+      <w:r>
+        <w:t xml:space="preserve">Revenue model: title sponsor ($500K), category sponsors ($100K × 7 additional categories = $700K), live event ticket sales (500 industry professionals × $599 = $299,500), and livestream advertising ($150K). Total Year 1 awards event revenue: approximately $1.65M before costs.</w:t>
+      </w:r>
+    </w:p>
+    <w:p>
+      <w:pPr>
+        <w:pStyle w:val="Compact"/>
+        <w:numPr>
+          <w:ilvl w:val="0"/>
+          <w:numId w:val="1029"/>
+        </w:numPr>
+      </w:pPr>
+      <w:r>
+        <w:t xml:space="preserve">Content activation: 4 weeks of</w:t>
       </w:r>
       <w:r>
         <w:t xml:space="preserve"> </w:t>
@@ -4832,7 +5360,7 @@
     </w:p>
     <w:p>
       <w:pPr>
-        <w:pStyle w:val="BodyText"/>
+        <w:pStyle w:val="FirstParagraph"/>
       </w:pPr>
       <w:r>
         <w:rPr>
@@ -4928,23 +5456,41 @@
         </w:rPr>
         <w:t xml:space="preserve">How to implement:</w:t>
       </w:r>
-      <w:r>
-        <w:t xml:space="preserve"> </w:t>
-      </w:r>
-      <w:r>
-        <w:t xml:space="preserve">1. Pull the flywheel conversion table from the internal review expansion (the one showing 5M YouTube views → 100K platform visitors → 8,000 trials → 2,000 paid subscribers → $3.57M ARR) and place it in the document’s executive summary, not the appendix.</w:t>
-      </w:r>
-      <w:r>
-        <w:t xml:space="preserve"> </w:t>
-      </w:r>
-      <w:r>
-        <w:t xml:space="preserve">2. Add the podcast and TikTok conversion equivalents so the full Year 1 content-attributed ARR figure ($4.5M-$6M) is visible.</w:t>
-      </w:r>
-      <w:r>
-        <w:t xml:space="preserve"> </w:t>
-      </w:r>
-      <w:r>
-        <w:t xml:space="preserve">3. Add the compounding calculation:</w:t>
+    </w:p>
+    <w:p>
+      <w:pPr>
+        <w:pStyle w:val="Compact"/>
+        <w:numPr>
+          <w:ilvl w:val="0"/>
+          <w:numId w:val="1030"/>
+        </w:numPr>
+      </w:pPr>
+      <w:r>
+        <w:t xml:space="preserve">Pull the flywheel conversion table from the internal review expansion (the one showing 5M YouTube views → 100K platform visitors → 8,000 trials → 2,000 paid subscribers → $3.57M ARR) and place it in the document’s executive summary, not the appendix.</w:t>
+      </w:r>
+    </w:p>
+    <w:p>
+      <w:pPr>
+        <w:pStyle w:val="Compact"/>
+        <w:numPr>
+          <w:ilvl w:val="0"/>
+          <w:numId w:val="1030"/>
+        </w:numPr>
+      </w:pPr>
+      <w:r>
+        <w:t xml:space="preserve">Add the podcast and TikTok conversion equivalents so the full Year 1 content-attributed ARR figure ($4.5M-$6M) is visible.</w:t>
+      </w:r>
+    </w:p>
+    <w:p>
+      <w:pPr>
+        <w:pStyle w:val="Compact"/>
+        <w:numPr>
+          <w:ilvl w:val="0"/>
+          <w:numId w:val="1030"/>
+        </w:numPr>
+      </w:pPr>
+      <w:r>
+        <w:t xml:space="preserve">Add the compounding calculation:</w:t>
       </w:r>
       <w:r>
         <w:t xml:space="preserve"> </w:t>
@@ -4955,7 +5501,7 @@
     </w:p>
     <w:p>
       <w:pPr>
-        <w:pStyle w:val="BodyText"/>
+        <w:pStyle w:val="FirstParagraph"/>
       </w:pPr>
       <w:r>
         <w:rPr>
@@ -5149,17 +5695,29 @@
         </w:rPr>
         <w:t xml:space="preserve">How to implement:</w:t>
       </w:r>
-      <w:r>
-        <w:t xml:space="preserve"> </w:t>
-      </w:r>
-      <w:r>
-        <w:t xml:space="preserve">1. For each of the six journeys, design a two-column card. Left column: BEFORE (3 stats from the before state — follower count, deal revenue, time spent on outreach). Right column: AFTER (3 stats from the after state — deals closed, revenue generated, time savings). Center: the single most powerful quote from the journey narrative, pulled directly from the document.</w:t>
-      </w:r>
-      <w:r>
-        <w:t xml:space="preserve"> </w:t>
-      </w:r>
-      <w:r>
-        <w:t xml:space="preserve">2. Add an ROI callout box below the comparison:</w:t>
+    </w:p>
+    <w:p>
+      <w:pPr>
+        <w:pStyle w:val="Compact"/>
+        <w:numPr>
+          <w:ilvl w:val="0"/>
+          <w:numId w:val="1031"/>
+        </w:numPr>
+      </w:pPr>
+      <w:r>
+        <w:t xml:space="preserve">For each of the six journeys, design a two-column card. Left column: BEFORE (3 stats from the before state — follower count, deal revenue, time spent on outreach). Right column: AFTER (3 stats from the after state — deals closed, revenue generated, time savings). Center: the single most powerful quote from the journey narrative, pulled directly from the document.</w:t>
+      </w:r>
+    </w:p>
+    <w:p>
+      <w:pPr>
+        <w:pStyle w:val="Compact"/>
+        <w:numPr>
+          <w:ilvl w:val="0"/>
+          <w:numId w:val="1031"/>
+        </w:numPr>
+      </w:pPr>
+      <w:r>
+        <w:t xml:space="preserve">Add an ROI callout box below the comparison:</w:t>
       </w:r>
       <w:r>
         <w:t xml:space="preserve"> </w:t>
@@ -5173,16 +5731,22 @@
       <w:r>
         <w:t xml:space="preserve">Jordan’s is 16,100% (the document’s calculation). Sarah’s is 312%. Hartwell’s is 32,122%. These numbers are impossible to ignore.</w:t>
       </w:r>
-      <w:r>
-        <w:t xml:space="preserve"> </w:t>
-      </w:r>
-      <w:r>
-        <w:t xml:space="preserve">3. Format for three use cases simultaneously: full-page document insert (for the pitch deck), half-page email attachment (for sales follow-up), and square social media graphic (for LinkedIn and Instagram). One design system, three distribution formats.</w:t>
-      </w:r>
-    </w:p>
-    <w:p>
-      <w:pPr>
-        <w:pStyle w:val="BodyText"/>
+    </w:p>
+    <w:p>
+      <w:pPr>
+        <w:pStyle w:val="Compact"/>
+        <w:numPr>
+          <w:ilvl w:val="0"/>
+          <w:numId w:val="1031"/>
+        </w:numPr>
+      </w:pPr>
+      <w:r>
+        <w:t xml:space="preserve">Format for three use cases simultaneously: full-page document insert (for the pitch deck), half-page email attachment (for sales follow-up), and square social media graphic (for LinkedIn and Instagram). One design system, three distribution formats.</w:t>
+      </w:r>
+    </w:p>
+    <w:p>
+      <w:pPr>
+        <w:pStyle w:val="FirstParagraph"/>
       </w:pPr>
       <w:r>
         <w:rPr>
@@ -5290,23 +5854,41 @@
         </w:rPr>
         <w:t xml:space="preserve">How to implement:</w:t>
       </w:r>
-      <w:r>
-        <w:t xml:space="preserve"> </w:t>
-      </w:r>
-      <w:r>
-        <w:t xml:space="preserve">1. Calculate the time cost: Jordan spent 4 hours per week on brand outreach for 2 years = 416 hours. At his post-DealStage effective hourly rate (first 6 months: $340,000 ÷ 1,040 work hours = $327/hour), 416 hours of ineffective outreach cost $136,032 in opportunity cost. He was not just earning $2,100 — he was losing $136,032 simultaneously.</w:t>
-      </w:r>
-      <w:r>
-        <w:t xml:space="preserve"> </w:t>
-      </w:r>
-      <w:r>
-        <w:t xml:space="preserve">2. Calculate the deal cost: his 2% response rate on 1,694 outreach emails produced 34 responses. If DealStage’s documented response rate improvement (2% → 42% based on the platform’s data) had been available from day one, those same 1,694 outreaches would have produced 711 responses rather than 34 — a gap of 677 conversations that never happened.</w:t>
-      </w:r>
-      <w:r>
-        <w:t xml:space="preserve"> </w:t>
-      </w:r>
-      <w:r>
-        <w:t xml:space="preserve">3. Express this as a single number and put it in the journey’s</w:t>
+    </w:p>
+    <w:p>
+      <w:pPr>
+        <w:pStyle w:val="Compact"/>
+        <w:numPr>
+          <w:ilvl w:val="0"/>
+          <w:numId w:val="1032"/>
+        </w:numPr>
+      </w:pPr>
+      <w:r>
+        <w:t xml:space="preserve">Calculate the time cost: Jordan spent 4 hours per week on brand outreach for 2 years = 416 hours. At his post-DealStage effective hourly rate (first 6 months: $340,000 ÷ 1,040 work hours = $327/hour), 416 hours of ineffective outreach cost $136,032 in opportunity cost. He was not just earning $2,100 — he was losing $136,032 simultaneously.</w:t>
+      </w:r>
+    </w:p>
+    <w:p>
+      <w:pPr>
+        <w:pStyle w:val="Compact"/>
+        <w:numPr>
+          <w:ilvl w:val="0"/>
+          <w:numId w:val="1032"/>
+        </w:numPr>
+      </w:pPr>
+      <w:r>
+        <w:t xml:space="preserve">Calculate the deal cost: his 2% response rate on 1,694 outreach emails produced 34 responses. If DealStage’s documented response rate improvement (2% → 42% based on the platform’s data) had been available from day one, those same 1,694 outreaches would have produced 711 responses rather than 34 — a gap of 677 conversations that never happened.</w:t>
+      </w:r>
+    </w:p>
+    <w:p>
+      <w:pPr>
+        <w:pStyle w:val="Compact"/>
+        <w:numPr>
+          <w:ilvl w:val="0"/>
+          <w:numId w:val="1032"/>
+        </w:numPr>
+      </w:pPr>
+      <w:r>
+        <w:t xml:space="preserve">Express this as a single number and put it in the journey’s</w:t>
       </w:r>
       <w:r>
         <w:t xml:space="preserve"> </w:t>
@@ -5341,7 +5923,7 @@
     </w:p>
     <w:p>
       <w:pPr>
-        <w:pStyle w:val="BodyText"/>
+        <w:pStyle w:val="FirstParagraph"/>
       </w:pPr>
       <w:r>
         <w:rPr>
@@ -5497,23 +6079,41 @@
         </w:rPr>
         <w:t xml:space="preserve">How to implement:</w:t>
       </w:r>
-      <w:r>
-        <w:t xml:space="preserve"> </w:t>
-      </w:r>
-      <w:r>
-        <w:t xml:space="preserve">1. Create a character who is the direct parallel to Jordan Blake: similar follower count (150,000), similar niche (fitness or wellness), similar pain points (cold email grind, low response rates, lowball offers). The character hears about DealStage from a creator friend but decides to wait — they are skeptical of new tools, they think they can figure it out themselves, or they cannot justify the $249/month.</w:t>
-      </w:r>
-      <w:r>
-        <w:t xml:space="preserve"> </w:t>
-      </w:r>
-      <w:r>
-        <w:t xml:space="preserve">2. Tell the six-month story: the deals they missed because they did not know which brands were actively looking. The rate they accepted ($1,500 for a campaign worth $22,000) because they had no benchmark data. The contract term they signed with 90-day exclusivity because they had no contract scanner. The brand relationship that went to a competitor because their cold email went to the info@ address while DealStage users went directly to the partnership manager.</w:t>
-      </w:r>
-      <w:r>
-        <w:t xml:space="preserve"> </w:t>
-      </w:r>
-      <w:r>
-        <w:t xml:space="preserve">3. End the story not with regret but with a pivot: the character signs up for DealStage on the last page of the story, because that ending makes the story redemptive rather than devastating and creates a natural bridge to the success journeys that follow. The tagline:</w:t>
+    </w:p>
+    <w:p>
+      <w:pPr>
+        <w:pStyle w:val="Compact"/>
+        <w:numPr>
+          <w:ilvl w:val="0"/>
+          <w:numId w:val="1033"/>
+        </w:numPr>
+      </w:pPr>
+      <w:r>
+        <w:t xml:space="preserve">Create a character who is the direct parallel to Jordan Blake: similar follower count (150,000), similar niche (fitness or wellness), similar pain points (cold email grind, low response rates, lowball offers). The character hears about DealStage from a creator friend but decides to wait — they are skeptical of new tools, they think they can figure it out themselves, or they cannot justify the $249/month.</w:t>
+      </w:r>
+    </w:p>
+    <w:p>
+      <w:pPr>
+        <w:pStyle w:val="Compact"/>
+        <w:numPr>
+          <w:ilvl w:val="0"/>
+          <w:numId w:val="1033"/>
+        </w:numPr>
+      </w:pPr>
+      <w:r>
+        <w:t xml:space="preserve">Tell the six-month story: the deals they missed because they did not know which brands were actively looking. The rate they accepted ($1,500 for a campaign worth $22,000) because they had no benchmark data. The contract term they signed with 90-day exclusivity because they had no contract scanner. The brand relationship that went to a competitor because their cold email went to the info@ address while DealStage users went directly to the partnership manager.</w:t>
+      </w:r>
+    </w:p>
+    <w:p>
+      <w:pPr>
+        <w:pStyle w:val="Compact"/>
+        <w:numPr>
+          <w:ilvl w:val="0"/>
+          <w:numId w:val="1033"/>
+        </w:numPr>
+      </w:pPr>
+      <w:r>
+        <w:t xml:space="preserve">End the story not with regret but with a pivot: the character signs up for DealStage on the last page of the story, because that ending makes the story redemptive rather than devastating and creates a natural bridge to the success journeys that follow. The tagline:</w:t>
       </w:r>
       <w:r>
         <w:t xml:space="preserve"> </w:t>
@@ -5524,7 +6124,7 @@
     </w:p>
     <w:p>
       <w:pPr>
-        <w:pStyle w:val="BodyText"/>
+        <w:pStyle w:val="FirstParagraph"/>
       </w:pPr>
       <w:r>
         <w:rPr>
@@ -5656,11 +6256,17 @@
         </w:rPr>
         <w:t xml:space="preserve">How to implement:</w:t>
       </w:r>
-      <w:r>
-        <w:t xml:space="preserve"> </w:t>
-      </w:r>
-      <w:r>
-        <w:t xml:space="preserve">1. Add a two-paragraph</w:t>
+    </w:p>
+    <w:p>
+      <w:pPr>
+        <w:pStyle w:val="Compact"/>
+        <w:numPr>
+          <w:ilvl w:val="0"/>
+          <w:numId w:val="1034"/>
+        </w:numPr>
+      </w:pPr>
+      <w:r>
+        <w:t xml:space="preserve">Add a two-paragraph</w:t>
       </w:r>
       <w:r>
         <w:t xml:space="preserve"> </w:t>
@@ -5686,11 +6292,17 @@
       <w:r>
         <w:t xml:space="preserve">moment. The paragraph structure: first paragraph identifies the specific data advantage that the other party (brand, agency, or established creator) has that the protagonist lacks. Second paragraph shows how DealStage eliminates that specific advantage, not by giving the creator access to generic industry data, but by giving them verified, real-time, AI-processed intelligence about that specific deal in real time.</w:t>
       </w:r>
-      <w:r>
-        <w:t xml:space="preserve"> </w:t>
-      </w:r>
-      <w:r>
-        <w:t xml:space="preserve">2. For Jordan’s journey:</w:t>
+    </w:p>
+    <w:p>
+      <w:pPr>
+        <w:pStyle w:val="Compact"/>
+        <w:numPr>
+          <w:ilvl w:val="0"/>
+          <w:numId w:val="1034"/>
+        </w:numPr>
+      </w:pPr>
+      <w:r>
+        <w:t xml:space="preserve">For Jordan’s journey:</w:t>
       </w:r>
       <w:r>
         <w:t xml:space="preserve"> </w:t>
@@ -5698,11 +6310,17 @@
       <w:r>
         <w:t xml:space="preserve">“Nike’s partnership team knew exactly what Jordan’s audience was worth. They had their own analytics team, their agency’s engagement benchmarking tools, and transaction data from 200 creator partnerships they had run in the prior 18 months. Jordan had a feeling. DealStage gave Jordan the same facts.”</w:t>
       </w:r>
-      <w:r>
-        <w:t xml:space="preserve"> </w:t>
-      </w:r>
-      <w:r>
-        <w:t xml:space="preserve">3. Make this the document’s closing thesis: every journey ends with a version of this statement —</w:t>
+    </w:p>
+    <w:p>
+      <w:pPr>
+        <w:pStyle w:val="Compact"/>
+        <w:numPr>
+          <w:ilvl w:val="0"/>
+          <w:numId w:val="1034"/>
+        </w:numPr>
+      </w:pPr>
+      <w:r>
+        <w:t xml:space="preserve">Make this the document’s closing thesis: every journey ends with a version of this statement —</w:t>
       </w:r>
       <w:r>
         <w:t xml:space="preserve"> </w:t>
@@ -5713,7 +6331,7 @@
     </w:p>
     <w:p>
       <w:pPr>
-        <w:pStyle w:val="BodyText"/>
+        <w:pStyle w:val="FirstParagraph"/>
       </w:pPr>
       <w:r>
         <w:rPr>
@@ -5809,17 +6427,29 @@
         </w:rPr>
         <w:t xml:space="preserve">How to implement:</w:t>
       </w:r>
-      <w:r>
-        <w:t xml:space="preserve"> </w:t>
-      </w:r>
-      <w:r>
-        <w:t xml:space="preserve">1. For each journey, identify the three most visually demonstrable moments: the before-state (show the chaos — the spreadsheet, the empty inbox, the lowball offer), the platform demonstration (show the AI match score reveal on screen, the contact finder surfacing a name, the deal coach drafting the counter-offer), and the after-state (show the number — the deal closed, the payment received, the score rising).</w:t>
-      </w:r>
-      <w:r>
-        <w:t xml:space="preserve"> </w:t>
-      </w:r>
-      <w:r>
-        <w:t xml:space="preserve">2. Write the 90-second TikTok script as a talking-head monologue by the protagonist: 15 seconds of before (</w:t>
+    </w:p>
+    <w:p>
+      <w:pPr>
+        <w:pStyle w:val="Compact"/>
+        <w:numPr>
+          <w:ilvl w:val="0"/>
+          <w:numId w:val="1035"/>
+        </w:numPr>
+      </w:pPr>
+      <w:r>
+        <w:t xml:space="preserve">For each journey, identify the three most visually demonstrable moments: the before-state (show the chaos — the spreadsheet, the empty inbox, the lowball offer), the platform demonstration (show the AI match score reveal on screen, the contact finder surfacing a name, the deal coach drafting the counter-offer), and the after-state (show the number — the deal closed, the payment received, the score rising).</w:t>
+      </w:r>
+    </w:p>
+    <w:p>
+      <w:pPr>
+        <w:pStyle w:val="Compact"/>
+        <w:numPr>
+          <w:ilvl w:val="0"/>
+          <w:numId w:val="1035"/>
+        </w:numPr>
+      </w:pPr>
+      <w:r>
+        <w:t xml:space="preserve">Write the 90-second TikTok script as a talking-head monologue by the protagonist: 15 seconds of before (</w:t>
       </w:r>
       <w:r>
         <w:t xml:space="preserve">“I had 180,000 followers and made $2,100 in two years”</w:t>
@@ -5839,16 +6469,22 @@
       <w:r>
         <w:t xml:space="preserve">).</w:t>
       </w:r>
-      <w:r>
-        <w:t xml:space="preserve"> </w:t>
-      </w:r>
-      <w:r>
-        <w:t xml:space="preserve">3. Note that these scripts are formatted for actor-testimonial casting (real creators playing the archetype roles), founder-narration format (the DealStage founders narrate the journey as a documentary), or animated explainer format (the platform UI is animated, no live talent required). Having all three formats ready allows the production team to choose based on budget and timeline without re-doing the creative development.</w:t>
-      </w:r>
-    </w:p>
-    <w:p>
-      <w:pPr>
-        <w:pStyle w:val="BodyText"/>
+    </w:p>
+    <w:p>
+      <w:pPr>
+        <w:pStyle w:val="Compact"/>
+        <w:numPr>
+          <w:ilvl w:val="0"/>
+          <w:numId w:val="1035"/>
+        </w:numPr>
+      </w:pPr>
+      <w:r>
+        <w:t xml:space="preserve">Note that these scripts are formatted for actor-testimonial casting (real creators playing the archetype roles), founder-narration format (the DealStage founders narrate the journey as a documentary), or animated explainer format (the platform UI is animated, no live talent required). Having all three formats ready allows the production team to choose based on budget and timeline without re-doing the creative development.</w:t>
+      </w:r>
+    </w:p>
+    <w:p>
+      <w:pPr>
+        <w:pStyle w:val="FirstParagraph"/>
       </w:pPr>
       <w:r>
         <w:rPr>
@@ -5968,17 +6604,29 @@
         </w:rPr>
         <w:t xml:space="preserve">How to implement:</w:t>
       </w:r>
-      <w:r>
-        <w:t xml:space="preserve"> </w:t>
-      </w:r>
-      <w:r>
-        <w:t xml:space="preserve">1. Write a one-page narrative showing the chain of value creation across the six characters: Jordan’s Nike deal → adds Nike deal data to the database → makes the AI Match Engine more accurate for the next fitness creator seeking a Nike partnership → Sarah Chen’s Luminara Skin campaign → adds brand preference data that helps every wellness creator get better matches → Marcus Williams’s agency roster → adds talent supply data that helps brands find the right creator faster.</w:t>
-      </w:r>
-      <w:r>
-        <w:t xml:space="preserve"> </w:t>
-      </w:r>
-      <w:r>
-        <w:t xml:space="preserve">2. Quantify it:</w:t>
+    </w:p>
+    <w:p>
+      <w:pPr>
+        <w:pStyle w:val="Compact"/>
+        <w:numPr>
+          <w:ilvl w:val="0"/>
+          <w:numId w:val="1036"/>
+        </w:numPr>
+      </w:pPr>
+      <w:r>
+        <w:t xml:space="preserve">Write a one-page narrative showing the chain of value creation across the six characters: Jordan’s Nike deal → adds Nike deal data to the database → makes the AI Match Engine more accurate for the next fitness creator seeking a Nike partnership → Sarah Chen’s Luminara Skin campaign → adds brand preference data that helps every wellness creator get better matches → Marcus Williams’s agency roster → adds talent supply data that helps brands find the right creator faster.</w:t>
+      </w:r>
+    </w:p>
+    <w:p>
+      <w:pPr>
+        <w:pStyle w:val="Compact"/>
+        <w:numPr>
+          <w:ilvl w:val="0"/>
+          <w:numId w:val="1036"/>
+        </w:numPr>
+      </w:pPr>
+      <w:r>
+        <w:t xml:space="preserve">Quantify it:</w:t>
       </w:r>
       <w:r>
         <w:t xml:space="preserve"> </w:t>
@@ -5986,11 +6634,17 @@
       <w:r>
         <w:t xml:space="preserve">“When Jordan signed the Nike contract, 1,247 creators in the DealStage network who have Nike as a potential match saw their AI match scores updated with new data. Of those 1,247, 83 subsequently received Nike match notifications. Of those 83, 12 initiated outreach. Of those 12, 3 closed deals. Jordan’s deal did not just change Jordan’s career — it changed the career trajectory of 3 creators he will never meet.”</w:t>
       </w:r>
-      <w:r>
-        <w:t xml:space="preserve"> </w:t>
-      </w:r>
-      <w:r>
-        <w:t xml:space="preserve">3. Frame the conclusion:</w:t>
+    </w:p>
+    <w:p>
+      <w:pPr>
+        <w:pStyle w:val="Compact"/>
+        <w:numPr>
+          <w:ilvl w:val="0"/>
+          <w:numId w:val="1036"/>
+        </w:numPr>
+      </w:pPr>
+      <w:r>
+        <w:t xml:space="preserve">Frame the conclusion:</w:t>
       </w:r>
       <w:r>
         <w:t xml:space="preserve"> </w:t>
@@ -6001,7 +6655,7 @@
     </w:p>
     <w:p>
       <w:pPr>
-        <w:pStyle w:val="BodyText"/>
+        <w:pStyle w:val="FirstParagraph"/>
       </w:pPr>
       <w:r>
         <w:rPr>
@@ -6133,17 +6787,29 @@
         </w:rPr>
         <w:t xml:space="preserve">How to implement:</w:t>
       </w:r>
-      <w:r>
-        <w:t xml:space="preserve"> </w:t>
-      </w:r>
-      <w:r>
-        <w:t xml:space="preserve">1. Identify the two or three real brand partners from DealStage’s actual user base who are most compelling, most well-known, and most willing to be named in marketing materials. Reach out with a specific ask: a brief written quote, approval to name them as a DealStage brand partner, and permission to use their logo in the pitch materials.</w:t>
-      </w:r>
-      <w:r>
-        <w:t xml:space="preserve"> </w:t>
-      </w:r>
-      <w:r>
-        <w:t xml:space="preserve">2. Even a mid-tier brand (not Nike — a real DealStage customer) being named and quoted is transformative:</w:t>
+    </w:p>
+    <w:p>
+      <w:pPr>
+        <w:pStyle w:val="Compact"/>
+        <w:numPr>
+          <w:ilvl w:val="0"/>
+          <w:numId w:val="1037"/>
+        </w:numPr>
+      </w:pPr>
+      <w:r>
+        <w:t xml:space="preserve">Identify the two or three real brand partners from DealStage’s actual user base who are most compelling, most well-known, and most willing to be named in marketing materials. Reach out with a specific ask: a brief written quote, approval to name them as a DealStage brand partner, and permission to use their logo in the pitch materials.</w:t>
+      </w:r>
+    </w:p>
+    <w:p>
+      <w:pPr>
+        <w:pStyle w:val="Compact"/>
+        <w:numPr>
+          <w:ilvl w:val="0"/>
+          <w:numId w:val="1037"/>
+        </w:numPr>
+      </w:pPr>
+      <w:r>
+        <w:t xml:space="preserve">Even a mid-tier brand (not Nike — a real DealStage customer) being named and quoted is transformative:</w:t>
       </w:r>
       <w:r>
         <w:t xml:space="preserve"> </w:t>
@@ -6166,11 +6832,17 @@
       <w:r>
         <w:t xml:space="preserve">One sentence like that changes the credibility of the entire document.</w:t>
       </w:r>
-      <w:r>
-        <w:t xml:space="preserve"> </w:t>
-      </w:r>
-      <w:r>
-        <w:t xml:space="preserve">3. For the journeys where naming real brands is not possible, add a visible</w:t>
+    </w:p>
+    <w:p>
+      <w:pPr>
+        <w:pStyle w:val="Compact"/>
+        <w:numPr>
+          <w:ilvl w:val="0"/>
+          <w:numId w:val="1037"/>
+        </w:numPr>
+      </w:pPr>
+      <w:r>
+        <w:t xml:space="preserve">For the journeys where naming real brands is not possible, add a visible</w:t>
       </w:r>
       <w:r>
         <w:t xml:space="preserve"> </w:t>
@@ -6187,7 +6859,7 @@
     </w:p>
     <w:p>
       <w:pPr>
-        <w:pStyle w:val="BodyText"/>
+        <w:pStyle w:val="FirstParagraph"/>
       </w:pPr>
       <w:r>
         <w:rPr>
@@ -6307,11 +6979,17 @@
         </w:rPr>
         <w:t xml:space="preserve">How to implement:</w:t>
       </w:r>
-      <w:r>
-        <w:t xml:space="preserve"> </w:t>
-      </w:r>
-      <w:r>
-        <w:t xml:space="preserve">1. Define what is included in platform-attributed revenue:</w:t>
+    </w:p>
+    <w:p>
+      <w:pPr>
+        <w:pStyle w:val="Compact"/>
+        <w:numPr>
+          <w:ilvl w:val="0"/>
+          <w:numId w:val="1038"/>
+        </w:numPr>
+      </w:pPr>
+      <w:r>
+        <w:t xml:space="preserve">Define what is included in platform-attributed revenue:</w:t>
       </w:r>
       <w:r>
         <w:t xml:space="preserve"> </w:t>
@@ -6319,11 +6997,17 @@
       <w:r>
         <w:t xml:space="preserve">“DealStage attributes revenue to the platform if the brand introduction was facilitated through the AI Match Engine, the Contact Intelligence Engine, or an inbound brand discovery through the platform. Revenue from deals that would have occurred independent of the platform (existing brand relationships continued on the platform) is not attributed to the platform.”</w:t>
       </w:r>
-      <w:r>
-        <w:t xml:space="preserve"> </w:t>
-      </w:r>
-      <w:r>
-        <w:t xml:space="preserve">2. Define the time savings valuation:</w:t>
+    </w:p>
+    <w:p>
+      <w:pPr>
+        <w:pStyle w:val="Compact"/>
+        <w:numPr>
+          <w:ilvl w:val="0"/>
+          <w:numId w:val="1038"/>
+        </w:numPr>
+      </w:pPr>
+      <w:r>
+        <w:t xml:space="preserve">Define the time savings valuation:</w:t>
       </w:r>
       <w:r>
         <w:t xml:space="preserve"> </w:t>
@@ -6331,11 +7015,17 @@
       <w:r>
         <w:t xml:space="preserve">“Time savings are calculated using the user’s effective hourly rate in their post-DealStage state (total annual income divided by 2,080 working hours). For creators earning under $100,000 annually, a floor rate of $50/hour is applied.”</w:t>
       </w:r>
-      <w:r>
-        <w:t xml:space="preserve"> </w:t>
-      </w:r>
-      <w:r>
-        <w:t xml:space="preserve">3. Define what is excluded:</w:t>
+    </w:p>
+    <w:p>
+      <w:pPr>
+        <w:pStyle w:val="Compact"/>
+        <w:numPr>
+          <w:ilvl w:val="0"/>
+          <w:numId w:val="1038"/>
+        </w:numPr>
+      </w:pPr>
+      <w:r>
+        <w:t xml:space="preserve">Define what is excluded:</w:t>
       </w:r>
       <w:r>
         <w:t xml:space="preserve"> </w:t>
@@ -6352,7 +7042,7 @@
     </w:p>
     <w:p>
       <w:pPr>
-        <w:pStyle w:val="BodyText"/>
+        <w:pStyle w:val="FirstParagraph"/>
       </w:pPr>
       <w:r>
         <w:rPr>
@@ -6460,11 +7150,17 @@
         </w:rPr>
         <w:t xml:space="preserve">How to implement:</w:t>
       </w:r>
-      <w:r>
-        <w:t xml:space="preserve"> </w:t>
-      </w:r>
-      <w:r>
-        <w:t xml:space="preserve">1. Write a 500-word epilogue titled</w:t>
+    </w:p>
+    <w:p>
+      <w:pPr>
+        <w:pStyle w:val="Compact"/>
+        <w:numPr>
+          <w:ilvl w:val="0"/>
+          <w:numId w:val="1039"/>
+        </w:numPr>
+      </w:pPr>
+      <w:r>
+        <w:t xml:space="preserve">Write a 500-word epilogue titled</w:t>
       </w:r>
       <w:r>
         <w:t xml:space="preserve"> </w:t>
@@ -6478,17 +7174,29 @@
       <w:r>
         <w:t xml:space="preserve">Show Jordan’s deal renewal rate (brands from Year 1 returning for Year 2 campaigns), his inbound-to-outbound ratio shift (by month 18, 60% of his deals are inbound brand inquiries, not creator-initiated outreach), and his effective hourly rate improvement (Year 1: $327/hour for deals; Year 2: $480/hour as deal quality improves and time per deal decreases).</w:t>
       </w:r>
-      <w:r>
-        <w:t xml:space="preserve"> </w:t>
-      </w:r>
-      <w:r>
-        <w:t xml:space="preserve">2. Add the Year 2 income statement: total deals closed, total revenue, platform subscription cost, net return. Show that the platform subscription, which cost $2,988 in Year 1, generated $340,000 in Year 1 attributable revenue — and that in Year 2, with the compounding effect, the same subscription generates $520,000 in attributable revenue at lower effort.</w:t>
-      </w:r>
-      <w:r>
-        <w:t xml:space="preserve"> </w:t>
-      </w:r>
-      <w:r>
-        <w:t xml:space="preserve">3. End with the single most powerful sentence in the document:</w:t>
+    </w:p>
+    <w:p>
+      <w:pPr>
+        <w:pStyle w:val="Compact"/>
+        <w:numPr>
+          <w:ilvl w:val="0"/>
+          <w:numId w:val="1039"/>
+        </w:numPr>
+      </w:pPr>
+      <w:r>
+        <w:t xml:space="preserve">Add the Year 2 income statement: total deals closed, total revenue, platform subscription cost, net return. Show that the platform subscription, which cost $2,988 in Year 1, generated $340,000 in Year 1 attributable revenue — and that in Year 2, with the compounding effect, the same subscription generates $520,000 in attributable revenue at lower effort.</w:t>
+      </w:r>
+    </w:p>
+    <w:p>
+      <w:pPr>
+        <w:pStyle w:val="Compact"/>
+        <w:numPr>
+          <w:ilvl w:val="0"/>
+          <w:numId w:val="1039"/>
+        </w:numPr>
+      </w:pPr>
+      <w:r>
+        <w:t xml:space="preserve">End with the single most powerful sentence in the document:</w:t>
       </w:r>
       <w:r>
         <w:t xml:space="preserve"> </w:t>
@@ -6499,7 +7207,7 @@
     </w:p>
     <w:p>
       <w:pPr>
-        <w:pStyle w:val="BodyText"/>
+        <w:pStyle w:val="FirstParagraph"/>
       </w:pPr>
       <w:r>
         <w:rPr>
@@ -6631,17 +7339,29 @@
         </w:rPr>
         <w:t xml:space="preserve">How to implement:</w:t>
       </w:r>
-      <w:r>
-        <w:t xml:space="preserve"> </w:t>
-      </w:r>
-      <w:r>
-        <w:t xml:space="preserve">1. Write an 8-hour workday narrative for Marcus: 8:00 AM (opens DealStage dashboard; in 12 minutes, knows the status of every active deal across all 25 clients), 8:12 AM (AI surfaces 3 new high-confidence brand matches overnight; Marcus reviews and approves outreach sequences for 2 of them in 8 minutes), 9:00 AM (client call with creator Destiny; Marcus shows her the AI match analysis for a new deal opportunity and the Deal Coach’s recommended counter-offer position; the call is 22 minutes instead of the usual 45 because the data is already organized), 11:00 AM (contract review using AI Contract Scanner; 4 contracts flagged, 2 require negotiation; Marcus sends counter-language drafted by the platform), 2:00 PM (quarterly review prep; DealStage generates a portfolio performance report across all 25 clients automatically).</w:t>
-      </w:r>
-      <w:r>
-        <w:t xml:space="preserve"> </w:t>
-      </w:r>
-      <w:r>
-        <w:t xml:space="preserve">2. Quantify the time savings at each step:</w:t>
+    </w:p>
+    <w:p>
+      <w:pPr>
+        <w:pStyle w:val="Compact"/>
+        <w:numPr>
+          <w:ilvl w:val="0"/>
+          <w:numId w:val="1040"/>
+        </w:numPr>
+      </w:pPr>
+      <w:r>
+        <w:t xml:space="preserve">Write an 8-hour workday narrative for Marcus: 8:00 AM (opens DealStage dashboard; in 12 minutes, knows the status of every active deal across all 25 clients), 8:12 AM (AI surfaces 3 new high-confidence brand matches overnight; Marcus reviews and approves outreach sequences for 2 of them in 8 minutes), 9:00 AM (client call with creator Destiny; Marcus shows her the AI match analysis for a new deal opportunity and the Deal Coach’s recommended counter-offer position; the call is 22 minutes instead of the usual 45 because the data is already organized), 11:00 AM (contract review using AI Contract Scanner; 4 contracts flagged, 2 require negotiation; Marcus sends counter-language drafted by the platform), 2:00 PM (quarterly review prep; DealStage generates a portfolio performance report across all 25 clients automatically).</w:t>
+      </w:r>
+    </w:p>
+    <w:p>
+      <w:pPr>
+        <w:pStyle w:val="Compact"/>
+        <w:numPr>
+          <w:ilvl w:val="0"/>
+          <w:numId w:val="1040"/>
+        </w:numPr>
+      </w:pPr>
+      <w:r>
+        <w:t xml:space="preserve">Quantify the time savings at each step:</w:t>
       </w:r>
       <w:r>
         <w:t xml:space="preserve"> </w:t>
@@ -6649,11 +7369,17 @@
       <w:r>
         <w:t xml:space="preserve">“Without DealStage, the 8:00 AM status check across 25 clients would require reviewing 25 separate email threads, 25 Google Sheets rows, and 12 different messaging apps. Time: 90 minutes minimum. With DealStage: 12 minutes.”</w:t>
       </w:r>
-      <w:r>
-        <w:t xml:space="preserve"> </w:t>
-      </w:r>
-      <w:r>
-        <w:t xml:space="preserve">3. End with the annual time calculation:</w:t>
+    </w:p>
+    <w:p>
+      <w:pPr>
+        <w:pStyle w:val="Compact"/>
+        <w:numPr>
+          <w:ilvl w:val="0"/>
+          <w:numId w:val="1040"/>
+        </w:numPr>
+      </w:pPr>
+      <w:r>
+        <w:t xml:space="preserve">End with the annual time calculation:</w:t>
       </w:r>
       <w:r>
         <w:t xml:space="preserve"> </w:t>
@@ -6664,7 +7390,7 @@
     </w:p>
     <w:p>
       <w:pPr>
-        <w:pStyle w:val="BodyText"/>
+        <w:pStyle w:val="FirstParagraph"/>
       </w:pPr>
       <w:r>
         <w:rPr>
@@ -6803,83 +7529,161 @@
         </w:rPr>
         <w:t xml:space="preserve">Recommended 20-slide structure:</w:t>
       </w:r>
-      <w:r>
-        <w:t xml:space="preserve"> </w:t>
-      </w:r>
-      <w:r>
-        <w:t xml:space="preserve">1. Cover (Company, tagline, date)</w:t>
-      </w:r>
-      <w:r>
-        <w:t xml:space="preserve"> </w:t>
-      </w:r>
-      <w:r>
-        <w:t xml:space="preserve">2. The Problem (Jordan’s spreadsheet + $2,100)</w:t>
-      </w:r>
-      <w:r>
-        <w:t xml:space="preserve"> </w:t>
-      </w:r>
-      <w:r>
-        <w:t xml:space="preserve">3. The Market (creator economy $250B+ and broken)</w:t>
-      </w:r>
-      <w:r>
-        <w:t xml:space="preserve"> </w:t>
-      </w:r>
-      <w:r>
-        <w:t xml:space="preserve">4. The Solution (Three pillars: Platform + Media + Flywheel)</w:t>
-      </w:r>
-      <w:r>
-        <w:t xml:space="preserve"> </w:t>
-      </w:r>
-      <w:r>
-        <w:t xml:space="preserve">5. The Platform (AI Match Engine in 3 screens)</w:t>
-      </w:r>
-      <w:r>
-        <w:t xml:space="preserve"> </w:t>
-      </w:r>
-      <w:r>
-        <w:t xml:space="preserve">6. The TV Show (one-sentence format + revenue waterfall)</w:t>
-      </w:r>
-      <w:r>
-        <w:t xml:space="preserve"> </w:t>
-      </w:r>
-      <w:r>
-        <w:t xml:space="preserve">7. The Digital Empire (content clock + flywheel visual)</w:t>
-      </w:r>
-      <w:r>
-        <w:t xml:space="preserve"> </w:t>
-      </w:r>
-      <w:r>
-        <w:t xml:space="preserve">8. The User Journeys (Before/After comparison cards for 3 personas)</w:t>
-      </w:r>
-      <w:r>
-        <w:t xml:space="preserve"> </w:t>
-      </w:r>
-      <w:r>
-        <w:t xml:space="preserve">9. The Flywheel Math (YouTube → trials → subscribers → ARR)</w:t>
-      </w:r>
-      <w:r>
-        <w:t xml:space="preserve"> </w:t>
-      </w:r>
-      <w:r>
-        <w:t xml:space="preserve">10. The Data Moat (compounding intelligence argument)</w:t>
-      </w:r>
-      <w:r>
-        <w:t xml:space="preserve"> </w:t>
-      </w:r>
-      <w:r>
-        <w:t xml:space="preserve">11. Traction (real deal data — whatever is available)</w:t>
-      </w:r>
-      <w:r>
-        <w:t xml:space="preserve"> </w:t>
-      </w:r>
-      <w:r>
-        <w:t xml:space="preserve">12. The Team (founders + advisors + production partners)</w:t>
-      </w:r>
-      <w:r>
-        <w:t xml:space="preserve"> </w:t>
-      </w:r>
-      <w:r>
-        <w:t xml:space="preserve">13. The Market Timing Argument (</w:t>
+    </w:p>
+    <w:p>
+      <w:pPr>
+        <w:pStyle w:val="Compact"/>
+        <w:numPr>
+          <w:ilvl w:val="0"/>
+          <w:numId w:val="1041"/>
+        </w:numPr>
+      </w:pPr>
+      <w:r>
+        <w:t xml:space="preserve">Cover (Company, tagline, date)</w:t>
+      </w:r>
+    </w:p>
+    <w:p>
+      <w:pPr>
+        <w:pStyle w:val="Compact"/>
+        <w:numPr>
+          <w:ilvl w:val="0"/>
+          <w:numId w:val="1041"/>
+        </w:numPr>
+      </w:pPr>
+      <w:r>
+        <w:t xml:space="preserve">The Problem (Jordan’s spreadsheet + $2,100)</w:t>
+      </w:r>
+    </w:p>
+    <w:p>
+      <w:pPr>
+        <w:pStyle w:val="Compact"/>
+        <w:numPr>
+          <w:ilvl w:val="0"/>
+          <w:numId w:val="1041"/>
+        </w:numPr>
+      </w:pPr>
+      <w:r>
+        <w:t xml:space="preserve">The Market (creator economy $250B+ and broken)</w:t>
+      </w:r>
+    </w:p>
+    <w:p>
+      <w:pPr>
+        <w:pStyle w:val="Compact"/>
+        <w:numPr>
+          <w:ilvl w:val="0"/>
+          <w:numId w:val="1041"/>
+        </w:numPr>
+      </w:pPr>
+      <w:r>
+        <w:t xml:space="preserve">The Solution (Three pillars: Platform + Media + Flywheel)</w:t>
+      </w:r>
+    </w:p>
+    <w:p>
+      <w:pPr>
+        <w:pStyle w:val="Compact"/>
+        <w:numPr>
+          <w:ilvl w:val="0"/>
+          <w:numId w:val="1041"/>
+        </w:numPr>
+      </w:pPr>
+      <w:r>
+        <w:t xml:space="preserve">The Platform (AI Match Engine in 3 screens)</w:t>
+      </w:r>
+    </w:p>
+    <w:p>
+      <w:pPr>
+        <w:pStyle w:val="Compact"/>
+        <w:numPr>
+          <w:ilvl w:val="0"/>
+          <w:numId w:val="1041"/>
+        </w:numPr>
+      </w:pPr>
+      <w:r>
+        <w:t xml:space="preserve">The TV Show (one-sentence format + revenue waterfall)</w:t>
+      </w:r>
+    </w:p>
+    <w:p>
+      <w:pPr>
+        <w:pStyle w:val="Compact"/>
+        <w:numPr>
+          <w:ilvl w:val="0"/>
+          <w:numId w:val="1041"/>
+        </w:numPr>
+      </w:pPr>
+      <w:r>
+        <w:t xml:space="preserve">The Digital Empire (content clock + flywheel visual)</w:t>
+      </w:r>
+    </w:p>
+    <w:p>
+      <w:pPr>
+        <w:pStyle w:val="Compact"/>
+        <w:numPr>
+          <w:ilvl w:val="0"/>
+          <w:numId w:val="1041"/>
+        </w:numPr>
+      </w:pPr>
+      <w:r>
+        <w:t xml:space="preserve">The User Journeys (Before/After comparison cards for 3 personas)</w:t>
+      </w:r>
+    </w:p>
+    <w:p>
+      <w:pPr>
+        <w:pStyle w:val="Compact"/>
+        <w:numPr>
+          <w:ilvl w:val="0"/>
+          <w:numId w:val="1041"/>
+        </w:numPr>
+      </w:pPr>
+      <w:r>
+        <w:t xml:space="preserve">The Flywheel Math (YouTube → trials → subscribers → ARR)</w:t>
+      </w:r>
+    </w:p>
+    <w:p>
+      <w:pPr>
+        <w:pStyle w:val="Compact"/>
+        <w:numPr>
+          <w:ilvl w:val="0"/>
+          <w:numId w:val="1041"/>
+        </w:numPr>
+      </w:pPr>
+      <w:r>
+        <w:t xml:space="preserve">The Data Moat (compounding intelligence argument)</w:t>
+      </w:r>
+    </w:p>
+    <w:p>
+      <w:pPr>
+        <w:pStyle w:val="Compact"/>
+        <w:numPr>
+          <w:ilvl w:val="0"/>
+          <w:numId w:val="1041"/>
+        </w:numPr>
+      </w:pPr>
+      <w:r>
+        <w:t xml:space="preserve">Traction (real deal data — whatever is available)</w:t>
+      </w:r>
+    </w:p>
+    <w:p>
+      <w:pPr>
+        <w:pStyle w:val="Compact"/>
+        <w:numPr>
+          <w:ilvl w:val="0"/>
+          <w:numId w:val="1041"/>
+        </w:numPr>
+      </w:pPr>
+      <w:r>
+        <w:t xml:space="preserve">The Team (founders + advisors + production partners)</w:t>
+      </w:r>
+    </w:p>
+    <w:p>
+      <w:pPr>
+        <w:pStyle w:val="Compact"/>
+        <w:numPr>
+          <w:ilvl w:val="0"/>
+          <w:numId w:val="1041"/>
+        </w:numPr>
+      </w:pPr>
+      <w:r>
+        <w:t xml:space="preserve">The Market Timing Argument (</w:t>
       </w:r>
       <w:r>
         <w:t xml:space="preserve">“The Window”</w:t>
@@ -6887,52 +7691,94 @@
       <w:r>
         <w:t xml:space="preserve">)</w:t>
       </w:r>
-      <w:r>
-        <w:t xml:space="preserve"> </w:t>
-      </w:r>
-      <w:r>
-        <w:t xml:space="preserve">14. Financials — Platform ARR model (3 scenarios)</w:t>
-      </w:r>
-      <w:r>
-        <w:t xml:space="preserve"> </w:t>
-      </w:r>
-      <w:r>
-        <w:t xml:space="preserve">15. Financials — TV Show P&amp;L (3 scenarios)</w:t>
-      </w:r>
-      <w:r>
-        <w:t xml:space="preserve"> </w:t>
-      </w:r>
-      <w:r>
-        <w:t xml:space="preserve">16. Financials — Combined Empire Revenue (Year 1-4)</w:t>
-      </w:r>
-      <w:r>
-        <w:t xml:space="preserve"> </w:t>
-      </w:r>
-      <w:r>
-        <w:t xml:space="preserve">17. The Path to $1B (explicit pathway + 3 comparable exits)</w:t>
-      </w:r>
-      <w:r>
-        <w:t xml:space="preserve"> </w:t>
-      </w:r>
-      <w:r>
-        <w:t xml:space="preserve">18. Strategic Acquirers (who buys this and why)</w:t>
-      </w:r>
-      <w:r>
-        <w:t xml:space="preserve"> </w:t>
-      </w:r>
-      <w:r>
-        <w:t xml:space="preserve">19. The Ask (Series A amount, use of funds, milestones)</w:t>
-      </w:r>
-      <w:r>
-        <w:t xml:space="preserve"> </w:t>
-      </w:r>
-      <w:r>
-        <w:t xml:space="preserve">20. The Vision (one paragraph, one image, one number)</w:t>
-      </w:r>
-    </w:p>
-    <w:p>
-      <w:pPr>
-        <w:pStyle w:val="BodyText"/>
+    </w:p>
+    <w:p>
+      <w:pPr>
+        <w:pStyle w:val="Compact"/>
+        <w:numPr>
+          <w:ilvl w:val="0"/>
+          <w:numId w:val="1041"/>
+        </w:numPr>
+      </w:pPr>
+      <w:r>
+        <w:t xml:space="preserve">Financials — Platform ARR model (3 scenarios)</w:t>
+      </w:r>
+    </w:p>
+    <w:p>
+      <w:pPr>
+        <w:pStyle w:val="Compact"/>
+        <w:numPr>
+          <w:ilvl w:val="0"/>
+          <w:numId w:val="1041"/>
+        </w:numPr>
+      </w:pPr>
+      <w:r>
+        <w:t xml:space="preserve">Financials — TV Show P&amp;L (3 scenarios)</w:t>
+      </w:r>
+    </w:p>
+    <w:p>
+      <w:pPr>
+        <w:pStyle w:val="Compact"/>
+        <w:numPr>
+          <w:ilvl w:val="0"/>
+          <w:numId w:val="1041"/>
+        </w:numPr>
+      </w:pPr>
+      <w:r>
+        <w:t xml:space="preserve">Financials — Combined Empire Revenue (Year 1-4)</w:t>
+      </w:r>
+    </w:p>
+    <w:p>
+      <w:pPr>
+        <w:pStyle w:val="Compact"/>
+        <w:numPr>
+          <w:ilvl w:val="0"/>
+          <w:numId w:val="1041"/>
+        </w:numPr>
+      </w:pPr>
+      <w:r>
+        <w:t xml:space="preserve">The Path to $1B (explicit pathway + 3 comparable exits)</w:t>
+      </w:r>
+    </w:p>
+    <w:p>
+      <w:pPr>
+        <w:pStyle w:val="Compact"/>
+        <w:numPr>
+          <w:ilvl w:val="0"/>
+          <w:numId w:val="1041"/>
+        </w:numPr>
+      </w:pPr>
+      <w:r>
+        <w:t xml:space="preserve">Strategic Acquirers (who buys this and why)</w:t>
+      </w:r>
+    </w:p>
+    <w:p>
+      <w:pPr>
+        <w:pStyle w:val="Compact"/>
+        <w:numPr>
+          <w:ilvl w:val="0"/>
+          <w:numId w:val="1041"/>
+        </w:numPr>
+      </w:pPr>
+      <w:r>
+        <w:t xml:space="preserve">The Ask (Series A amount, use of funds, milestones)</w:t>
+      </w:r>
+    </w:p>
+    <w:p>
+      <w:pPr>
+        <w:pStyle w:val="Compact"/>
+        <w:numPr>
+          <w:ilvl w:val="0"/>
+          <w:numId w:val="1041"/>
+        </w:numPr>
+      </w:pPr>
+      <w:r>
+        <w:t xml:space="preserve">The Vision (one paragraph, one image, one number)</w:t>
+      </w:r>
+    </w:p>
+    <w:p>
+      <w:pPr>
+        <w:pStyle w:val="FirstParagraph"/>
       </w:pPr>
       <w:r>
         <w:rPr>
@@ -7064,11 +7910,17 @@
         </w:rPr>
         <w:t xml:space="preserve">Priority fixes needed before external distribution (cross-referencing the internal review):</w:t>
       </w:r>
-      <w:r>
-        <w:t xml:space="preserve"> </w:t>
-      </w:r>
-      <w:r>
-        <w:t xml:space="preserve">1. Streaming rights range: standardize to</w:t>
+    </w:p>
+    <w:p>
+      <w:pPr>
+        <w:pStyle w:val="Compact"/>
+        <w:numPr>
+          <w:ilvl w:val="0"/>
+          <w:numId w:val="1042"/>
+        </w:numPr>
+      </w:pPr>
+      <w:r>
+        <w:t xml:space="preserve">Streaming rights range: standardize to</w:t>
       </w:r>
       <w:r>
         <w:t xml:space="preserve"> </w:t>
@@ -7082,11 +7934,17 @@
       <w:r>
         <w:t xml:space="preserve">across all four documents.</w:t>
       </w:r>
-      <w:r>
-        <w:t xml:space="preserve"> </w:t>
-      </w:r>
-      <w:r>
-        <w:t xml:space="preserve">2. Brand integration revenue: standardize to</w:t>
+    </w:p>
+    <w:p>
+      <w:pPr>
+        <w:pStyle w:val="Compact"/>
+        <w:numPr>
+          <w:ilvl w:val="0"/>
+          <w:numId w:val="1042"/>
+        </w:numPr>
+      </w:pPr>
+      <w:r>
+        <w:t xml:space="preserve">Brand integration revenue: standardize to</w:t>
       </w:r>
       <w:r>
         <w:t xml:space="preserve"> </w:t>
@@ -7100,11 +7958,17 @@
       <w:r>
         <w:t xml:space="preserve">across all four documents.</w:t>
       </w:r>
-      <w:r>
-        <w:t xml:space="preserve"> </w:t>
-      </w:r>
-      <w:r>
-        <w:t xml:space="preserve">3. Sarah Chen ROI: standardize to</w:t>
+    </w:p>
+    <w:p>
+      <w:pPr>
+        <w:pStyle w:val="Compact"/>
+        <w:numPr>
+          <w:ilvl w:val="0"/>
+          <w:numId w:val="1042"/>
+        </w:numPr>
+      </w:pPr>
+      <w:r>
+        <w:t xml:space="preserve">Sarah Chen ROI: standardize to</w:t>
       </w:r>
       <w:r>
         <w:t xml:space="preserve"> </w:t>
@@ -7118,11 +7982,17 @@
       <w:r>
         <w:t xml:space="preserve">across all four documents.</w:t>
       </w:r>
-      <w:r>
-        <w:t xml:space="preserve"> </w:t>
-      </w:r>
-      <w:r>
-        <w:t xml:space="preserve">4. Jordan Blake location: standardize to</w:t>
+    </w:p>
+    <w:p>
+      <w:pPr>
+        <w:pStyle w:val="Compact"/>
+        <w:numPr>
+          <w:ilvl w:val="0"/>
+          <w:numId w:val="1042"/>
+        </w:numPr>
+      </w:pPr>
+      <w:r>
+        <w:t xml:space="preserve">Jordan Blake location: standardize to</w:t>
       </w:r>
       <w:r>
         <w:t xml:space="preserve"> </w:t>
@@ -7136,11 +8006,17 @@
       <w:r>
         <w:t xml:space="preserve">across all four documents.</w:t>
       </w:r>
-      <w:r>
-        <w:t xml:space="preserve"> </w:t>
-      </w:r>
-      <w:r>
-        <w:t xml:space="preserve">5. Agency name: standardize to</w:t>
+    </w:p>
+    <w:p>
+      <w:pPr>
+        <w:pStyle w:val="Compact"/>
+        <w:numPr>
+          <w:ilvl w:val="0"/>
+          <w:numId w:val="1042"/>
+        </w:numPr>
+      </w:pPr>
+      <w:r>
+        <w:t xml:space="preserve">Agency name: standardize to</w:t>
       </w:r>
       <w:r>
         <w:t xml:space="preserve"> </w:t>
@@ -7157,7 +8033,7 @@
     </w:p>
     <w:p>
       <w:pPr>
-        <w:pStyle w:val="BodyText"/>
+        <w:pStyle w:val="FirstParagraph"/>
       </w:pPr>
       <w:r>
         <w:rPr>
@@ -7265,40 +8141,70 @@
         </w:rPr>
         <w:t xml:space="preserve">Target advisor profiles:</w:t>
       </w:r>
-      <w:r>
-        <w:t xml:space="preserve"> </w:t>
-      </w:r>
-      <w:r>
-        <w:t xml:space="preserve">1. Creator Economy Operator: a current or former executive from a major MCN, talent management firm, or creator economy platform (YouTube, Patreon, Substack) who can validate DealStage’s platform design and open doors with creator communities.</w:t>
-      </w:r>
-      <w:r>
-        <w:t xml:space="preserve"> </w:t>
-      </w:r>
-      <w:r>
-        <w:t xml:space="preserve">2. Unscripted Television Veteran: a showrunner or production executive with 3+ seasons of a competition format at a major network who can validate the TV show’s format and make introduction to streaming acquisition executives.</w:t>
-      </w:r>
-      <w:r>
-        <w:t xml:space="preserve"> </w:t>
-      </w:r>
-      <w:r>
-        <w:t xml:space="preserve">3. AI Platform Expert: a current or former executive from a data/AI platform company (LinkedIn, Salesforce, HubSpot) who can validate the AI architecture and speak to the data moat argument.</w:t>
-      </w:r>
-      <w:r>
-        <w:t xml:space="preserve"> </w:t>
-      </w:r>
-      <w:r>
-        <w:t xml:space="preserve">4. Brand Side Executive: a current or former CMO from a Fortune 500 consumer brand who has managed a $2M+ influencer budget and can validate Sarah Chen’s journey from personal experience.</w:t>
-      </w:r>
-      <w:r>
-        <w:t xml:space="preserve"> </w:t>
-      </w:r>
-      <w:r>
-        <w:t xml:space="preserve">5. Media-Platform Hybrid Expert: someone who has built a company that successfully combined media content with platform software — Morning Brew, Barstool, or a comparable case — who can speak to the flywheel from direct experience.</w:t>
-      </w:r>
-    </w:p>
-    <w:p>
-      <w:pPr>
-        <w:pStyle w:val="BodyText"/>
+    </w:p>
+    <w:p>
+      <w:pPr>
+        <w:pStyle w:val="Compact"/>
+        <w:numPr>
+          <w:ilvl w:val="0"/>
+          <w:numId w:val="1043"/>
+        </w:numPr>
+      </w:pPr>
+      <w:r>
+        <w:t xml:space="preserve">Creator Economy Operator: a current or former executive from a major MCN, talent management firm, or creator economy platform (YouTube, Patreon, Substack) who can validate DealStage’s platform design and open doors with creator communities.</w:t>
+      </w:r>
+    </w:p>
+    <w:p>
+      <w:pPr>
+        <w:pStyle w:val="Compact"/>
+        <w:numPr>
+          <w:ilvl w:val="0"/>
+          <w:numId w:val="1043"/>
+        </w:numPr>
+      </w:pPr>
+      <w:r>
+        <w:t xml:space="preserve">Unscripted Television Veteran: a showrunner or production executive with 3+ seasons of a competition format at a major network who can validate the TV show’s format and make introduction to streaming acquisition executives.</w:t>
+      </w:r>
+    </w:p>
+    <w:p>
+      <w:pPr>
+        <w:pStyle w:val="Compact"/>
+        <w:numPr>
+          <w:ilvl w:val="0"/>
+          <w:numId w:val="1043"/>
+        </w:numPr>
+      </w:pPr>
+      <w:r>
+        <w:t xml:space="preserve">AI Platform Expert: a current or former executive from a data/AI platform company (LinkedIn, Salesforce, HubSpot) who can validate the AI architecture and speak to the data moat argument.</w:t>
+      </w:r>
+    </w:p>
+    <w:p>
+      <w:pPr>
+        <w:pStyle w:val="Compact"/>
+        <w:numPr>
+          <w:ilvl w:val="0"/>
+          <w:numId w:val="1043"/>
+        </w:numPr>
+      </w:pPr>
+      <w:r>
+        <w:t xml:space="preserve">Brand Side Executive: a current or former CMO from a Fortune 500 consumer brand who has managed a $2M+ influencer budget and can validate Sarah Chen’s journey from personal experience.</w:t>
+      </w:r>
+    </w:p>
+    <w:p>
+      <w:pPr>
+        <w:pStyle w:val="Compact"/>
+        <w:numPr>
+          <w:ilvl w:val="0"/>
+          <w:numId w:val="1043"/>
+        </w:numPr>
+      </w:pPr>
+      <w:r>
+        <w:t xml:space="preserve">Media-Platform Hybrid Expert: someone who has built a company that successfully combined media content with platform software — Morning Brew, Barstool, or a comparable case — who can speak to the flywheel from direct experience.</w:t>
+      </w:r>
+    </w:p>
+    <w:p>
+      <w:pPr>
+        <w:pStyle w:val="FirstParagraph"/>
       </w:pPr>
       <w:r>
         <w:rPr>
@@ -7406,11 +8312,17 @@
         </w:rPr>
         <w:t xml:space="preserve">How to implement:</w:t>
       </w:r>
-      <w:r>
-        <w:t xml:space="preserve"> </w:t>
-      </w:r>
-      <w:r>
-        <w:t xml:space="preserve">1. Identify 8 real DealStage user stories (anonymized to</w:t>
+    </w:p>
+    <w:p>
+      <w:pPr>
+        <w:pStyle w:val="Compact"/>
+        <w:numPr>
+          <w:ilvl w:val="0"/>
+          <w:numId w:val="1044"/>
+        </w:numPr>
+      </w:pPr>
+      <w:r>
+        <w:t xml:space="preserve">Identify 8 real DealStage user stories (anonymized to</w:t>
       </w:r>
       <w:r>
         <w:t xml:space="preserve"> </w:t>
@@ -7424,11 +8336,17 @@
       <w:r>
         <w:t xml:space="preserve">if naming is not possible) that can be filmed in a single production week.</w:t>
       </w:r>
-      <w:r>
-        <w:t xml:space="preserve"> </w:t>
-      </w:r>
-      <w:r>
-        <w:t xml:space="preserve">2. Publish them weekly for 8 weeks under the</w:t>
+    </w:p>
+    <w:p>
+      <w:pPr>
+        <w:pStyle w:val="Compact"/>
+        <w:numPr>
+          <w:ilvl w:val="0"/>
+          <w:numId w:val="1044"/>
+        </w:numPr>
+      </w:pPr>
+      <w:r>
+        <w:t xml:space="preserve">Publish them weekly for 8 weeks under the</w:t>
       </w:r>
       <w:r>
         <w:t xml:space="preserve"> </w:t>
@@ -7442,17 +8360,29 @@
       <w:r>
         <w:t xml:space="preserve">format (not the TV show format — digital-first, lower production cost, faster to publish).</w:t>
       </w:r>
-      <w:r>
-        <w:t xml:space="preserve"> </w:t>
-      </w:r>
-      <w:r>
-        <w:t xml:space="preserve">3. Track: total views, watch time percentage, click-through rate to DealStage website, trial signups attributed to YouTube, and trial-to-paid conversion rate.</w:t>
-      </w:r>
-      <w:r>
-        <w:t xml:space="preserve"> </w:t>
-      </w:r>
-      <w:r>
-        <w:t xml:space="preserve">4. Present this data in the Series A pitch as</w:t>
+    </w:p>
+    <w:p>
+      <w:pPr>
+        <w:pStyle w:val="Compact"/>
+        <w:numPr>
+          <w:ilvl w:val="0"/>
+          <w:numId w:val="1044"/>
+        </w:numPr>
+      </w:pPr>
+      <w:r>
+        <w:t xml:space="preserve">Track: total views, watch time percentage, click-through rate to DealStage website, trial signups attributed to YouTube, and trial-to-paid conversion rate.</w:t>
+      </w:r>
+    </w:p>
+    <w:p>
+      <w:pPr>
+        <w:pStyle w:val="Compact"/>
+        <w:numPr>
+          <w:ilvl w:val="0"/>
+          <w:numId w:val="1044"/>
+        </w:numPr>
+      </w:pPr>
+      <w:r>
+        <w:t xml:space="preserve">Present this data in the Series A pitch as</w:t>
       </w:r>
       <w:r>
         <w:t xml:space="preserve"> </w:t>
@@ -7469,7 +8399,7 @@
     </w:p>
     <w:p>
       <w:pPr>
-        <w:pStyle w:val="BodyText"/>
+        <w:pStyle w:val="FirstParagraph"/>
       </w:pPr>
       <w:r>
         <w:rPr>
@@ -7577,40 +8507,70 @@
         </w:rPr>
         <w:t xml:space="preserve">Press kit structure (5 pages):</w:t>
       </w:r>
-      <w:r>
-        <w:t xml:space="preserve"> </w:t>
-      </w:r>
-      <w:r>
-        <w:t xml:space="preserve">1. The Story (Jordan Blake’s before and after — 300 words, maximum emotional impact)</w:t>
-      </w:r>
-      <w:r>
-        <w:t xml:space="preserve"> </w:t>
-      </w:r>
-      <w:r>
-        <w:t xml:space="preserve">2. The Company (DealStage in 150 words: what it is, what it does, why now)</w:t>
-      </w:r>
-      <w:r>
-        <w:t xml:space="preserve"> </w:t>
-      </w:r>
-      <w:r>
-        <w:t xml:space="preserve">3. The Data (three creator economy statistics that no journalist has used before, sourced from DealStage platform data)</w:t>
-      </w:r>
-      <w:r>
-        <w:t xml:space="preserve"> </w:t>
-      </w:r>
-      <w:r>
-        <w:t xml:space="preserve">4. The Show (The Deal Stage in 100 words: format, prize, premiere timing)</w:t>
-      </w:r>
-      <w:r>
-        <w:t xml:space="preserve"> </w:t>
-      </w:r>
-      <w:r>
-        <w:t xml:space="preserve">5. The Contacts (founder quotes ready for attribution, press inquiry contact, downloadable logo and imagery)</w:t>
-      </w:r>
-    </w:p>
-    <w:p>
-      <w:pPr>
-        <w:pStyle w:val="BodyText"/>
+    </w:p>
+    <w:p>
+      <w:pPr>
+        <w:pStyle w:val="Compact"/>
+        <w:numPr>
+          <w:ilvl w:val="0"/>
+          <w:numId w:val="1045"/>
+        </w:numPr>
+      </w:pPr>
+      <w:r>
+        <w:t xml:space="preserve">The Story (Jordan Blake’s before and after — 300 words, maximum emotional impact)</w:t>
+      </w:r>
+    </w:p>
+    <w:p>
+      <w:pPr>
+        <w:pStyle w:val="Compact"/>
+        <w:numPr>
+          <w:ilvl w:val="0"/>
+          <w:numId w:val="1045"/>
+        </w:numPr>
+      </w:pPr>
+      <w:r>
+        <w:t xml:space="preserve">The Company (DealStage in 150 words: what it is, what it does, why now)</w:t>
+      </w:r>
+    </w:p>
+    <w:p>
+      <w:pPr>
+        <w:pStyle w:val="Compact"/>
+        <w:numPr>
+          <w:ilvl w:val="0"/>
+          <w:numId w:val="1045"/>
+        </w:numPr>
+      </w:pPr>
+      <w:r>
+        <w:t xml:space="preserve">The Data (three creator economy statistics that no journalist has used before, sourced from DealStage platform data)</w:t>
+      </w:r>
+    </w:p>
+    <w:p>
+      <w:pPr>
+        <w:pStyle w:val="Compact"/>
+        <w:numPr>
+          <w:ilvl w:val="0"/>
+          <w:numId w:val="1045"/>
+        </w:numPr>
+      </w:pPr>
+      <w:r>
+        <w:t xml:space="preserve">The Show (The Deal Stage in 100 words: format, prize, premiere timing)</w:t>
+      </w:r>
+    </w:p>
+    <w:p>
+      <w:pPr>
+        <w:pStyle w:val="Compact"/>
+        <w:numPr>
+          <w:ilvl w:val="0"/>
+          <w:numId w:val="1045"/>
+        </w:numPr>
+      </w:pPr>
+      <w:r>
+        <w:t xml:space="preserve">The Contacts (founder quotes ready for attribution, press inquiry contact, downloadable logo and imagery)</w:t>
+      </w:r>
+    </w:p>
+    <w:p>
+      <w:pPr>
+        <w:pStyle w:val="FirstParagraph"/>
       </w:pPr>
       <w:r>
         <w:rPr>
@@ -7683,12 +8643,12 @@
         <w:tblLook w:firstRow="1" w:lastRow="0" w:firstColumn="0" w:lastColumn="0" w:noHBand="0" w:noVBand="0" w:val="0020"/>
       </w:tblPr>
       <w:tblGrid>
-        <w:gridCol w:w="424"/>
-        <w:gridCol w:w="1414"/>
-        <w:gridCol w:w="1697"/>
-        <w:gridCol w:w="1131"/>
-        <w:gridCol w:w="1131"/>
-        <w:gridCol w:w="2121"/>
+        <w:gridCol w:w="312"/>
+        <w:gridCol w:w="833"/>
+        <w:gridCol w:w="4168"/>
+        <w:gridCol w:w="625"/>
+        <w:gridCol w:w="625"/>
+        <w:gridCol w:w="1354"/>
       </w:tblGrid>
       <w:tr>
         <w:trPr>
@@ -10710,8 +11670,1443 @@
       </w:pPr>
     </w:lvl>
   </w:abstractNum>
+  <w:abstractNum w:abstractNumId="99411">
+    <w:nsid w:val="00A99411"/>
+    <w:multiLevelType w:val="multilevel"/>
+    <w:lvl w:ilvl="0">
+      <w:start w:val="1"/>
+      <w:numFmt w:val="decimal"/>
+      <w:lvlText w:val="%1."/>
+      <w:lvlJc w:val="left"/>
+      <w:pPr>
+        <w:ind w:left="720" w:hanging="360"/>
+      </w:pPr>
+    </w:lvl>
+    <w:lvl w:ilvl="1">
+      <w:start w:val="1"/>
+      <w:numFmt w:val="decimal"/>
+      <w:lvlText w:val="%2."/>
+      <w:lvlJc w:val="left"/>
+      <w:pPr>
+        <w:ind w:left="1440" w:hanging="360"/>
+      </w:pPr>
+    </w:lvl>
+    <w:lvl w:ilvl="2">
+      <w:start w:val="1"/>
+      <w:numFmt w:val="decimal"/>
+      <w:lvlText w:val="%3."/>
+      <w:lvlJc w:val="left"/>
+      <w:pPr>
+        <w:ind w:left="2160" w:hanging="360"/>
+      </w:pPr>
+    </w:lvl>
+    <w:lvl w:ilvl="3">
+      <w:start w:val="1"/>
+      <w:numFmt w:val="decimal"/>
+      <w:lvlText w:val="%4."/>
+      <w:lvlJc w:val="left"/>
+      <w:pPr>
+        <w:ind w:left="2880" w:hanging="360"/>
+      </w:pPr>
+    </w:lvl>
+    <w:lvl w:ilvl="4">
+      <w:start w:val="1"/>
+      <w:numFmt w:val="decimal"/>
+      <w:lvlText w:val="%5."/>
+      <w:lvlJc w:val="left"/>
+      <w:pPr>
+        <w:ind w:left="3600" w:hanging="360"/>
+      </w:pPr>
+    </w:lvl>
+    <w:lvl w:ilvl="5">
+      <w:start w:val="1"/>
+      <w:numFmt w:val="decimal"/>
+      <w:lvlText w:val="%6."/>
+      <w:lvlJc w:val="left"/>
+      <w:pPr>
+        <w:ind w:left="4320" w:hanging="360"/>
+      </w:pPr>
+    </w:lvl>
+    <w:lvl w:ilvl="6">
+      <w:start w:val="1"/>
+      <w:numFmt w:val="decimal"/>
+      <w:lvlText w:val="%7."/>
+      <w:lvlJc w:val="left"/>
+      <w:pPr>
+        <w:ind w:left="5040" w:hanging="360"/>
+      </w:pPr>
+    </w:lvl>
+    <w:lvl w:ilvl="7">
+      <w:start w:val="1"/>
+      <w:numFmt w:val="decimal"/>
+      <w:lvlText w:val="%8."/>
+      <w:lvlJc w:val="left"/>
+      <w:pPr>
+        <w:ind w:left="5760" w:hanging="360"/>
+      </w:pPr>
+    </w:lvl>
+    <w:lvl w:ilvl="8">
+      <w:start w:val="1"/>
+      <w:numFmt w:val="decimal"/>
+      <w:lvlText w:val="%9."/>
+      <w:lvlJc w:val="left"/>
+      <w:pPr>
+        <w:ind w:left="6480" w:hanging="360"/>
+      </w:pPr>
+    </w:lvl>
+  </w:abstractNum>
   <w:num w:numId="1000">
     <w:abstractNumId w:val="990"/>
+  </w:num>
+  <w:num w:numId="1001">
+    <w:abstractNumId w:val="99411"/>
+    <w:lvlOverride w:ilvl="0">
+      <w:startOverride w:val="1"/>
+    </w:lvlOverride>
+    <w:lvlOverride w:ilvl="1">
+      <w:startOverride w:val="1"/>
+    </w:lvlOverride>
+    <w:lvlOverride w:ilvl="2">
+      <w:startOverride w:val="1"/>
+    </w:lvlOverride>
+    <w:lvlOverride w:ilvl="3">
+      <w:startOverride w:val="1"/>
+    </w:lvlOverride>
+    <w:lvlOverride w:ilvl="4">
+      <w:startOverride w:val="1"/>
+    </w:lvlOverride>
+    <w:lvlOverride w:ilvl="5">
+      <w:startOverride w:val="1"/>
+    </w:lvlOverride>
+    <w:lvlOverride w:ilvl="6">
+      <w:startOverride w:val="1"/>
+    </w:lvlOverride>
+    <w:lvlOverride w:ilvl="7">
+      <w:startOverride w:val="1"/>
+    </w:lvlOverride>
+    <w:lvlOverride w:ilvl="8">
+      <w:startOverride w:val="1"/>
+    </w:lvlOverride>
+  </w:num>
+  <w:num w:numId="1002">
+    <w:abstractNumId w:val="99411"/>
+    <w:lvlOverride w:ilvl="0">
+      <w:startOverride w:val="1"/>
+    </w:lvlOverride>
+    <w:lvlOverride w:ilvl="1">
+      <w:startOverride w:val="1"/>
+    </w:lvlOverride>
+    <w:lvlOverride w:ilvl="2">
+      <w:startOverride w:val="1"/>
+    </w:lvlOverride>
+    <w:lvlOverride w:ilvl="3">
+      <w:startOverride w:val="1"/>
+    </w:lvlOverride>
+    <w:lvlOverride w:ilvl="4">
+      <w:startOverride w:val="1"/>
+    </w:lvlOverride>
+    <w:lvlOverride w:ilvl="5">
+      <w:startOverride w:val="1"/>
+    </w:lvlOverride>
+    <w:lvlOverride w:ilvl="6">
+      <w:startOverride w:val="1"/>
+    </w:lvlOverride>
+    <w:lvlOverride w:ilvl="7">
+      <w:startOverride w:val="1"/>
+    </w:lvlOverride>
+    <w:lvlOverride w:ilvl="8">
+      <w:startOverride w:val="1"/>
+    </w:lvlOverride>
+  </w:num>
+  <w:num w:numId="1003">
+    <w:abstractNumId w:val="99411"/>
+    <w:lvlOverride w:ilvl="0">
+      <w:startOverride w:val="1"/>
+    </w:lvlOverride>
+    <w:lvlOverride w:ilvl="1">
+      <w:startOverride w:val="1"/>
+    </w:lvlOverride>
+    <w:lvlOverride w:ilvl="2">
+      <w:startOverride w:val="1"/>
+    </w:lvlOverride>
+    <w:lvlOverride w:ilvl="3">
+      <w:startOverride w:val="1"/>
+    </w:lvlOverride>
+    <w:lvlOverride w:ilvl="4">
+      <w:startOverride w:val="1"/>
+    </w:lvlOverride>
+    <w:lvlOverride w:ilvl="5">
+      <w:startOverride w:val="1"/>
+    </w:lvlOverride>
+    <w:lvlOverride w:ilvl="6">
+      <w:startOverride w:val="1"/>
+    </w:lvlOverride>
+    <w:lvlOverride w:ilvl="7">
+      <w:startOverride w:val="1"/>
+    </w:lvlOverride>
+    <w:lvlOverride w:ilvl="8">
+      <w:startOverride w:val="1"/>
+    </w:lvlOverride>
+  </w:num>
+  <w:num w:numId="1004">
+    <w:abstractNumId w:val="99411"/>
+    <w:lvlOverride w:ilvl="0">
+      <w:startOverride w:val="1"/>
+    </w:lvlOverride>
+    <w:lvlOverride w:ilvl="1">
+      <w:startOverride w:val="1"/>
+    </w:lvlOverride>
+    <w:lvlOverride w:ilvl="2">
+      <w:startOverride w:val="1"/>
+    </w:lvlOverride>
+    <w:lvlOverride w:ilvl="3">
+      <w:startOverride w:val="1"/>
+    </w:lvlOverride>
+    <w:lvlOverride w:ilvl="4">
+      <w:startOverride w:val="1"/>
+    </w:lvlOverride>
+    <w:lvlOverride w:ilvl="5">
+      <w:startOverride w:val="1"/>
+    </w:lvlOverride>
+    <w:lvlOverride w:ilvl="6">
+      <w:startOverride w:val="1"/>
+    </w:lvlOverride>
+    <w:lvlOverride w:ilvl="7">
+      <w:startOverride w:val="1"/>
+    </w:lvlOverride>
+    <w:lvlOverride w:ilvl="8">
+      <w:startOverride w:val="1"/>
+    </w:lvlOverride>
+  </w:num>
+  <w:num w:numId="1005">
+    <w:abstractNumId w:val="99411"/>
+    <w:lvlOverride w:ilvl="0">
+      <w:startOverride w:val="1"/>
+    </w:lvlOverride>
+    <w:lvlOverride w:ilvl="1">
+      <w:startOverride w:val="1"/>
+    </w:lvlOverride>
+    <w:lvlOverride w:ilvl="2">
+      <w:startOverride w:val="1"/>
+    </w:lvlOverride>
+    <w:lvlOverride w:ilvl="3">
+      <w:startOverride w:val="1"/>
+    </w:lvlOverride>
+    <w:lvlOverride w:ilvl="4">
+      <w:startOverride w:val="1"/>
+    </w:lvlOverride>
+    <w:lvlOverride w:ilvl="5">
+      <w:startOverride w:val="1"/>
+    </w:lvlOverride>
+    <w:lvlOverride w:ilvl="6">
+      <w:startOverride w:val="1"/>
+    </w:lvlOverride>
+    <w:lvlOverride w:ilvl="7">
+      <w:startOverride w:val="1"/>
+    </w:lvlOverride>
+    <w:lvlOverride w:ilvl="8">
+      <w:startOverride w:val="1"/>
+    </w:lvlOverride>
+  </w:num>
+  <w:num w:numId="1006">
+    <w:abstractNumId w:val="99411"/>
+    <w:lvlOverride w:ilvl="0">
+      <w:startOverride w:val="1"/>
+    </w:lvlOverride>
+    <w:lvlOverride w:ilvl="1">
+      <w:startOverride w:val="1"/>
+    </w:lvlOverride>
+    <w:lvlOverride w:ilvl="2">
+      <w:startOverride w:val="1"/>
+    </w:lvlOverride>
+    <w:lvlOverride w:ilvl="3">
+      <w:startOverride w:val="1"/>
+    </w:lvlOverride>
+    <w:lvlOverride w:ilvl="4">
+      <w:startOverride w:val="1"/>
+    </w:lvlOverride>
+    <w:lvlOverride w:ilvl="5">
+      <w:startOverride w:val="1"/>
+    </w:lvlOverride>
+    <w:lvlOverride w:ilvl="6">
+      <w:startOverride w:val="1"/>
+    </w:lvlOverride>
+    <w:lvlOverride w:ilvl="7">
+      <w:startOverride w:val="1"/>
+    </w:lvlOverride>
+    <w:lvlOverride w:ilvl="8">
+      <w:startOverride w:val="1"/>
+    </w:lvlOverride>
+  </w:num>
+  <w:num w:numId="1007">
+    <w:abstractNumId w:val="99411"/>
+    <w:lvlOverride w:ilvl="0">
+      <w:startOverride w:val="1"/>
+    </w:lvlOverride>
+    <w:lvlOverride w:ilvl="1">
+      <w:startOverride w:val="1"/>
+    </w:lvlOverride>
+    <w:lvlOverride w:ilvl="2">
+      <w:startOverride w:val="1"/>
+    </w:lvlOverride>
+    <w:lvlOverride w:ilvl="3">
+      <w:startOverride w:val="1"/>
+    </w:lvlOverride>
+    <w:lvlOverride w:ilvl="4">
+      <w:startOverride w:val="1"/>
+    </w:lvlOverride>
+    <w:lvlOverride w:ilvl="5">
+      <w:startOverride w:val="1"/>
+    </w:lvlOverride>
+    <w:lvlOverride w:ilvl="6">
+      <w:startOverride w:val="1"/>
+    </w:lvlOverride>
+    <w:lvlOverride w:ilvl="7">
+      <w:startOverride w:val="1"/>
+    </w:lvlOverride>
+    <w:lvlOverride w:ilvl="8">
+      <w:startOverride w:val="1"/>
+    </w:lvlOverride>
+  </w:num>
+  <w:num w:numId="1008">
+    <w:abstractNumId w:val="99411"/>
+    <w:lvlOverride w:ilvl="0">
+      <w:startOverride w:val="1"/>
+    </w:lvlOverride>
+    <w:lvlOverride w:ilvl="1">
+      <w:startOverride w:val="1"/>
+    </w:lvlOverride>
+    <w:lvlOverride w:ilvl="2">
+      <w:startOverride w:val="1"/>
+    </w:lvlOverride>
+    <w:lvlOverride w:ilvl="3">
+      <w:startOverride w:val="1"/>
+    </w:lvlOverride>
+    <w:lvlOverride w:ilvl="4">
+      <w:startOverride w:val="1"/>
+    </w:lvlOverride>
+    <w:lvlOverride w:ilvl="5">
+      <w:startOverride w:val="1"/>
+    </w:lvlOverride>
+    <w:lvlOverride w:ilvl="6">
+      <w:startOverride w:val="1"/>
+    </w:lvlOverride>
+    <w:lvlOverride w:ilvl="7">
+      <w:startOverride w:val="1"/>
+    </w:lvlOverride>
+    <w:lvlOverride w:ilvl="8">
+      <w:startOverride w:val="1"/>
+    </w:lvlOverride>
+  </w:num>
+  <w:num w:numId="1009">
+    <w:abstractNumId w:val="99411"/>
+    <w:lvlOverride w:ilvl="0">
+      <w:startOverride w:val="1"/>
+    </w:lvlOverride>
+    <w:lvlOverride w:ilvl="1">
+      <w:startOverride w:val="1"/>
+    </w:lvlOverride>
+    <w:lvlOverride w:ilvl="2">
+      <w:startOverride w:val="1"/>
+    </w:lvlOverride>
+    <w:lvlOverride w:ilvl="3">
+      <w:startOverride w:val="1"/>
+    </w:lvlOverride>
+    <w:lvlOverride w:ilvl="4">
+      <w:startOverride w:val="1"/>
+    </w:lvlOverride>
+    <w:lvlOverride w:ilvl="5">
+      <w:startOverride w:val="1"/>
+    </w:lvlOverride>
+    <w:lvlOverride w:ilvl="6">
+      <w:startOverride w:val="1"/>
+    </w:lvlOverride>
+    <w:lvlOverride w:ilvl="7">
+      <w:startOverride w:val="1"/>
+    </w:lvlOverride>
+    <w:lvlOverride w:ilvl="8">
+      <w:startOverride w:val="1"/>
+    </w:lvlOverride>
+  </w:num>
+  <w:num w:numId="1010">
+    <w:abstractNumId w:val="99411"/>
+    <w:lvlOverride w:ilvl="0">
+      <w:startOverride w:val="1"/>
+    </w:lvlOverride>
+    <w:lvlOverride w:ilvl="1">
+      <w:startOverride w:val="1"/>
+    </w:lvlOverride>
+    <w:lvlOverride w:ilvl="2">
+      <w:startOverride w:val="1"/>
+    </w:lvlOverride>
+    <w:lvlOverride w:ilvl="3">
+      <w:startOverride w:val="1"/>
+    </w:lvlOverride>
+    <w:lvlOverride w:ilvl="4">
+      <w:startOverride w:val="1"/>
+    </w:lvlOverride>
+    <w:lvlOverride w:ilvl="5">
+      <w:startOverride w:val="1"/>
+    </w:lvlOverride>
+    <w:lvlOverride w:ilvl="6">
+      <w:startOverride w:val="1"/>
+    </w:lvlOverride>
+    <w:lvlOverride w:ilvl="7">
+      <w:startOverride w:val="1"/>
+    </w:lvlOverride>
+    <w:lvlOverride w:ilvl="8">
+      <w:startOverride w:val="1"/>
+    </w:lvlOverride>
+  </w:num>
+  <w:num w:numId="1011">
+    <w:abstractNumId w:val="99411"/>
+    <w:lvlOverride w:ilvl="0">
+      <w:startOverride w:val="1"/>
+    </w:lvlOverride>
+    <w:lvlOverride w:ilvl="1">
+      <w:startOverride w:val="1"/>
+    </w:lvlOverride>
+    <w:lvlOverride w:ilvl="2">
+      <w:startOverride w:val="1"/>
+    </w:lvlOverride>
+    <w:lvlOverride w:ilvl="3">
+      <w:startOverride w:val="1"/>
+    </w:lvlOverride>
+    <w:lvlOverride w:ilvl="4">
+      <w:startOverride w:val="1"/>
+    </w:lvlOverride>
+    <w:lvlOverride w:ilvl="5">
+      <w:startOverride w:val="1"/>
+    </w:lvlOverride>
+    <w:lvlOverride w:ilvl="6">
+      <w:startOverride w:val="1"/>
+    </w:lvlOverride>
+    <w:lvlOverride w:ilvl="7">
+      <w:startOverride w:val="1"/>
+    </w:lvlOverride>
+    <w:lvlOverride w:ilvl="8">
+      <w:startOverride w:val="1"/>
+    </w:lvlOverride>
+  </w:num>
+  <w:num w:numId="1012">
+    <w:abstractNumId w:val="99411"/>
+    <w:lvlOverride w:ilvl="0">
+      <w:startOverride w:val="1"/>
+    </w:lvlOverride>
+    <w:lvlOverride w:ilvl="1">
+      <w:startOverride w:val="1"/>
+    </w:lvlOverride>
+    <w:lvlOverride w:ilvl="2">
+      <w:startOverride w:val="1"/>
+    </w:lvlOverride>
+    <w:lvlOverride w:ilvl="3">
+      <w:startOverride w:val="1"/>
+    </w:lvlOverride>
+    <w:lvlOverride w:ilvl="4">
+      <w:startOverride w:val="1"/>
+    </w:lvlOverride>
+    <w:lvlOverride w:ilvl="5">
+      <w:startOverride w:val="1"/>
+    </w:lvlOverride>
+    <w:lvlOverride w:ilvl="6">
+      <w:startOverride w:val="1"/>
+    </w:lvlOverride>
+    <w:lvlOverride w:ilvl="7">
+      <w:startOverride w:val="1"/>
+    </w:lvlOverride>
+    <w:lvlOverride w:ilvl="8">
+      <w:startOverride w:val="1"/>
+    </w:lvlOverride>
+  </w:num>
+  <w:num w:numId="1013">
+    <w:abstractNumId w:val="99411"/>
+    <w:lvlOverride w:ilvl="0">
+      <w:startOverride w:val="1"/>
+    </w:lvlOverride>
+    <w:lvlOverride w:ilvl="1">
+      <w:startOverride w:val="1"/>
+    </w:lvlOverride>
+    <w:lvlOverride w:ilvl="2">
+      <w:startOverride w:val="1"/>
+    </w:lvlOverride>
+    <w:lvlOverride w:ilvl="3">
+      <w:startOverride w:val="1"/>
+    </w:lvlOverride>
+    <w:lvlOverride w:ilvl="4">
+      <w:startOverride w:val="1"/>
+    </w:lvlOverride>
+    <w:lvlOverride w:ilvl="5">
+      <w:startOverride w:val="1"/>
+    </w:lvlOverride>
+    <w:lvlOverride w:ilvl="6">
+      <w:startOverride w:val="1"/>
+    </w:lvlOverride>
+    <w:lvlOverride w:ilvl="7">
+      <w:startOverride w:val="1"/>
+    </w:lvlOverride>
+    <w:lvlOverride w:ilvl="8">
+      <w:startOverride w:val="1"/>
+    </w:lvlOverride>
+  </w:num>
+  <w:num w:numId="1014">
+    <w:abstractNumId w:val="99411"/>
+    <w:lvlOverride w:ilvl="0">
+      <w:startOverride w:val="1"/>
+    </w:lvlOverride>
+    <w:lvlOverride w:ilvl="1">
+      <w:startOverride w:val="1"/>
+    </w:lvlOverride>
+    <w:lvlOverride w:ilvl="2">
+      <w:startOverride w:val="1"/>
+    </w:lvlOverride>
+    <w:lvlOverride w:ilvl="3">
+      <w:startOverride w:val="1"/>
+    </w:lvlOverride>
+    <w:lvlOverride w:ilvl="4">
+      <w:startOverride w:val="1"/>
+    </w:lvlOverride>
+    <w:lvlOverride w:ilvl="5">
+      <w:startOverride w:val="1"/>
+    </w:lvlOverride>
+    <w:lvlOverride w:ilvl="6">
+      <w:startOverride w:val="1"/>
+    </w:lvlOverride>
+    <w:lvlOverride w:ilvl="7">
+      <w:startOverride w:val="1"/>
+    </w:lvlOverride>
+    <w:lvlOverride w:ilvl="8">
+      <w:startOverride w:val="1"/>
+    </w:lvlOverride>
+  </w:num>
+  <w:num w:numId="1015">
+    <w:abstractNumId w:val="99411"/>
+    <w:lvlOverride w:ilvl="0">
+      <w:startOverride w:val="1"/>
+    </w:lvlOverride>
+    <w:lvlOverride w:ilvl="1">
+      <w:startOverride w:val="1"/>
+    </w:lvlOverride>
+    <w:lvlOverride w:ilvl="2">
+      <w:startOverride w:val="1"/>
+    </w:lvlOverride>
+    <w:lvlOverride w:ilvl="3">
+      <w:startOverride w:val="1"/>
+    </w:lvlOverride>
+    <w:lvlOverride w:ilvl="4">
+      <w:startOverride w:val="1"/>
+    </w:lvlOverride>
+    <w:lvlOverride w:ilvl="5">
+      <w:startOverride w:val="1"/>
+    </w:lvlOverride>
+    <w:lvlOverride w:ilvl="6">
+      <w:startOverride w:val="1"/>
+    </w:lvlOverride>
+    <w:lvlOverride w:ilvl="7">
+      <w:startOverride w:val="1"/>
+    </w:lvlOverride>
+    <w:lvlOverride w:ilvl="8">
+      <w:startOverride w:val="1"/>
+    </w:lvlOverride>
+  </w:num>
+  <w:num w:numId="1016">
+    <w:abstractNumId w:val="99411"/>
+    <w:lvlOverride w:ilvl="0">
+      <w:startOverride w:val="1"/>
+    </w:lvlOverride>
+    <w:lvlOverride w:ilvl="1">
+      <w:startOverride w:val="1"/>
+    </w:lvlOverride>
+    <w:lvlOverride w:ilvl="2">
+      <w:startOverride w:val="1"/>
+    </w:lvlOverride>
+    <w:lvlOverride w:ilvl="3">
+      <w:startOverride w:val="1"/>
+    </w:lvlOverride>
+    <w:lvlOverride w:ilvl="4">
+      <w:startOverride w:val="1"/>
+    </w:lvlOverride>
+    <w:lvlOverride w:ilvl="5">
+      <w:startOverride w:val="1"/>
+    </w:lvlOverride>
+    <w:lvlOverride w:ilvl="6">
+      <w:startOverride w:val="1"/>
+    </w:lvlOverride>
+    <w:lvlOverride w:ilvl="7">
+      <w:startOverride w:val="1"/>
+    </w:lvlOverride>
+    <w:lvlOverride w:ilvl="8">
+      <w:startOverride w:val="1"/>
+    </w:lvlOverride>
+  </w:num>
+  <w:num w:numId="1017">
+    <w:abstractNumId w:val="99411"/>
+    <w:lvlOverride w:ilvl="0">
+      <w:startOverride w:val="1"/>
+    </w:lvlOverride>
+    <w:lvlOverride w:ilvl="1">
+      <w:startOverride w:val="1"/>
+    </w:lvlOverride>
+    <w:lvlOverride w:ilvl="2">
+      <w:startOverride w:val="1"/>
+    </w:lvlOverride>
+    <w:lvlOverride w:ilvl="3">
+      <w:startOverride w:val="1"/>
+    </w:lvlOverride>
+    <w:lvlOverride w:ilvl="4">
+      <w:startOverride w:val="1"/>
+    </w:lvlOverride>
+    <w:lvlOverride w:ilvl="5">
+      <w:startOverride w:val="1"/>
+    </w:lvlOverride>
+    <w:lvlOverride w:ilvl="6">
+      <w:startOverride w:val="1"/>
+    </w:lvlOverride>
+    <w:lvlOverride w:ilvl="7">
+      <w:startOverride w:val="1"/>
+    </w:lvlOverride>
+    <w:lvlOverride w:ilvl="8">
+      <w:startOverride w:val="1"/>
+    </w:lvlOverride>
+  </w:num>
+  <w:num w:numId="1018">
+    <w:abstractNumId w:val="99411"/>
+    <w:lvlOverride w:ilvl="0">
+      <w:startOverride w:val="1"/>
+    </w:lvlOverride>
+    <w:lvlOverride w:ilvl="1">
+      <w:startOverride w:val="1"/>
+    </w:lvlOverride>
+    <w:lvlOverride w:ilvl="2">
+      <w:startOverride w:val="1"/>
+    </w:lvlOverride>
+    <w:lvlOverride w:ilvl="3">
+      <w:startOverride w:val="1"/>
+    </w:lvlOverride>
+    <w:lvlOverride w:ilvl="4">
+      <w:startOverride w:val="1"/>
+    </w:lvlOverride>
+    <w:lvlOverride w:ilvl="5">
+      <w:startOverride w:val="1"/>
+    </w:lvlOverride>
+    <w:lvlOverride w:ilvl="6">
+      <w:startOverride w:val="1"/>
+    </w:lvlOverride>
+    <w:lvlOverride w:ilvl="7">
+      <w:startOverride w:val="1"/>
+    </w:lvlOverride>
+    <w:lvlOverride w:ilvl="8">
+      <w:startOverride w:val="1"/>
+    </w:lvlOverride>
+  </w:num>
+  <w:num w:numId="1019">
+    <w:abstractNumId w:val="99411"/>
+    <w:lvlOverride w:ilvl="0">
+      <w:startOverride w:val="1"/>
+    </w:lvlOverride>
+    <w:lvlOverride w:ilvl="1">
+      <w:startOverride w:val="1"/>
+    </w:lvlOverride>
+    <w:lvlOverride w:ilvl="2">
+      <w:startOverride w:val="1"/>
+    </w:lvlOverride>
+    <w:lvlOverride w:ilvl="3">
+      <w:startOverride w:val="1"/>
+    </w:lvlOverride>
+    <w:lvlOverride w:ilvl="4">
+      <w:startOverride w:val="1"/>
+    </w:lvlOverride>
+    <w:lvlOverride w:ilvl="5">
+      <w:startOverride w:val="1"/>
+    </w:lvlOverride>
+    <w:lvlOverride w:ilvl="6">
+      <w:startOverride w:val="1"/>
+    </w:lvlOverride>
+    <w:lvlOverride w:ilvl="7">
+      <w:startOverride w:val="1"/>
+    </w:lvlOverride>
+    <w:lvlOverride w:ilvl="8">
+      <w:startOverride w:val="1"/>
+    </w:lvlOverride>
+  </w:num>
+  <w:num w:numId="1020">
+    <w:abstractNumId w:val="99411"/>
+    <w:lvlOverride w:ilvl="0">
+      <w:startOverride w:val="1"/>
+    </w:lvlOverride>
+    <w:lvlOverride w:ilvl="1">
+      <w:startOverride w:val="1"/>
+    </w:lvlOverride>
+    <w:lvlOverride w:ilvl="2">
+      <w:startOverride w:val="1"/>
+    </w:lvlOverride>
+    <w:lvlOverride w:ilvl="3">
+      <w:startOverride w:val="1"/>
+    </w:lvlOverride>
+    <w:lvlOverride w:ilvl="4">
+      <w:startOverride w:val="1"/>
+    </w:lvlOverride>
+    <w:lvlOverride w:ilvl="5">
+      <w:startOverride w:val="1"/>
+    </w:lvlOverride>
+    <w:lvlOverride w:ilvl="6">
+      <w:startOverride w:val="1"/>
+    </w:lvlOverride>
+    <w:lvlOverride w:ilvl="7">
+      <w:startOverride w:val="1"/>
+    </w:lvlOverride>
+    <w:lvlOverride w:ilvl="8">
+      <w:startOverride w:val="1"/>
+    </w:lvlOverride>
+  </w:num>
+  <w:num w:numId="1021">
+    <w:abstractNumId w:val="99411"/>
+    <w:lvlOverride w:ilvl="0">
+      <w:startOverride w:val="1"/>
+    </w:lvlOverride>
+    <w:lvlOverride w:ilvl="1">
+      <w:startOverride w:val="1"/>
+    </w:lvlOverride>
+    <w:lvlOverride w:ilvl="2">
+      <w:startOverride w:val="1"/>
+    </w:lvlOverride>
+    <w:lvlOverride w:ilvl="3">
+      <w:startOverride w:val="1"/>
+    </w:lvlOverride>
+    <w:lvlOverride w:ilvl="4">
+      <w:startOverride w:val="1"/>
+    </w:lvlOverride>
+    <w:lvlOverride w:ilvl="5">
+      <w:startOverride w:val="1"/>
+    </w:lvlOverride>
+    <w:lvlOverride w:ilvl="6">
+      <w:startOverride w:val="1"/>
+    </w:lvlOverride>
+    <w:lvlOverride w:ilvl="7">
+      <w:startOverride w:val="1"/>
+    </w:lvlOverride>
+    <w:lvlOverride w:ilvl="8">
+      <w:startOverride w:val="1"/>
+    </w:lvlOverride>
+  </w:num>
+  <w:num w:numId="1022">
+    <w:abstractNumId w:val="99411"/>
+    <w:lvlOverride w:ilvl="0">
+      <w:startOverride w:val="1"/>
+    </w:lvlOverride>
+    <w:lvlOverride w:ilvl="1">
+      <w:startOverride w:val="1"/>
+    </w:lvlOverride>
+    <w:lvlOverride w:ilvl="2">
+      <w:startOverride w:val="1"/>
+    </w:lvlOverride>
+    <w:lvlOverride w:ilvl="3">
+      <w:startOverride w:val="1"/>
+    </w:lvlOverride>
+    <w:lvlOverride w:ilvl="4">
+      <w:startOverride w:val="1"/>
+    </w:lvlOverride>
+    <w:lvlOverride w:ilvl="5">
+      <w:startOverride w:val="1"/>
+    </w:lvlOverride>
+    <w:lvlOverride w:ilvl="6">
+      <w:startOverride w:val="1"/>
+    </w:lvlOverride>
+    <w:lvlOverride w:ilvl="7">
+      <w:startOverride w:val="1"/>
+    </w:lvlOverride>
+    <w:lvlOverride w:ilvl="8">
+      <w:startOverride w:val="1"/>
+    </w:lvlOverride>
+  </w:num>
+  <w:num w:numId="1023">
+    <w:abstractNumId w:val="99411"/>
+    <w:lvlOverride w:ilvl="0">
+      <w:startOverride w:val="1"/>
+    </w:lvlOverride>
+    <w:lvlOverride w:ilvl="1">
+      <w:startOverride w:val="1"/>
+    </w:lvlOverride>
+    <w:lvlOverride w:ilvl="2">
+      <w:startOverride w:val="1"/>
+    </w:lvlOverride>
+    <w:lvlOverride w:ilvl="3">
+      <w:startOverride w:val="1"/>
+    </w:lvlOverride>
+    <w:lvlOverride w:ilvl="4">
+      <w:startOverride w:val="1"/>
+    </w:lvlOverride>
+    <w:lvlOverride w:ilvl="5">
+      <w:startOverride w:val="1"/>
+    </w:lvlOverride>
+    <w:lvlOverride w:ilvl="6">
+      <w:startOverride w:val="1"/>
+    </w:lvlOverride>
+    <w:lvlOverride w:ilvl="7">
+      <w:startOverride w:val="1"/>
+    </w:lvlOverride>
+    <w:lvlOverride w:ilvl="8">
+      <w:startOverride w:val="1"/>
+    </w:lvlOverride>
+  </w:num>
+  <w:num w:numId="1024">
+    <w:abstractNumId w:val="99411"/>
+    <w:lvlOverride w:ilvl="0">
+      <w:startOverride w:val="1"/>
+    </w:lvlOverride>
+    <w:lvlOverride w:ilvl="1">
+      <w:startOverride w:val="1"/>
+    </w:lvlOverride>
+    <w:lvlOverride w:ilvl="2">
+      <w:startOverride w:val="1"/>
+    </w:lvlOverride>
+    <w:lvlOverride w:ilvl="3">
+      <w:startOverride w:val="1"/>
+    </w:lvlOverride>
+    <w:lvlOverride w:ilvl="4">
+      <w:startOverride w:val="1"/>
+    </w:lvlOverride>
+    <w:lvlOverride w:ilvl="5">
+      <w:startOverride w:val="1"/>
+    </w:lvlOverride>
+    <w:lvlOverride w:ilvl="6">
+      <w:startOverride w:val="1"/>
+    </w:lvlOverride>
+    <w:lvlOverride w:ilvl="7">
+      <w:startOverride w:val="1"/>
+    </w:lvlOverride>
+    <w:lvlOverride w:ilvl="8">
+      <w:startOverride w:val="1"/>
+    </w:lvlOverride>
+  </w:num>
+  <w:num w:numId="1025">
+    <w:abstractNumId w:val="99411"/>
+    <w:lvlOverride w:ilvl="0">
+      <w:startOverride w:val="1"/>
+    </w:lvlOverride>
+    <w:lvlOverride w:ilvl="1">
+      <w:startOverride w:val="1"/>
+    </w:lvlOverride>
+    <w:lvlOverride w:ilvl="2">
+      <w:startOverride w:val="1"/>
+    </w:lvlOverride>
+    <w:lvlOverride w:ilvl="3">
+      <w:startOverride w:val="1"/>
+    </w:lvlOverride>
+    <w:lvlOverride w:ilvl="4">
+      <w:startOverride w:val="1"/>
+    </w:lvlOverride>
+    <w:lvlOverride w:ilvl="5">
+      <w:startOverride w:val="1"/>
+    </w:lvlOverride>
+    <w:lvlOverride w:ilvl="6">
+      <w:startOverride w:val="1"/>
+    </w:lvlOverride>
+    <w:lvlOverride w:ilvl="7">
+      <w:startOverride w:val="1"/>
+    </w:lvlOverride>
+    <w:lvlOverride w:ilvl="8">
+      <w:startOverride w:val="1"/>
+    </w:lvlOverride>
+  </w:num>
+  <w:num w:numId="1026">
+    <w:abstractNumId w:val="99411"/>
+    <w:lvlOverride w:ilvl="0">
+      <w:startOverride w:val="1"/>
+    </w:lvlOverride>
+    <w:lvlOverride w:ilvl="1">
+      <w:startOverride w:val="1"/>
+    </w:lvlOverride>
+    <w:lvlOverride w:ilvl="2">
+      <w:startOverride w:val="1"/>
+    </w:lvlOverride>
+    <w:lvlOverride w:ilvl="3">
+      <w:startOverride w:val="1"/>
+    </w:lvlOverride>
+    <w:lvlOverride w:ilvl="4">
+      <w:startOverride w:val="1"/>
+    </w:lvlOverride>
+    <w:lvlOverride w:ilvl="5">
+      <w:startOverride w:val="1"/>
+    </w:lvlOverride>
+    <w:lvlOverride w:ilvl="6">
+      <w:startOverride w:val="1"/>
+    </w:lvlOverride>
+    <w:lvlOverride w:ilvl="7">
+      <w:startOverride w:val="1"/>
+    </w:lvlOverride>
+    <w:lvlOverride w:ilvl="8">
+      <w:startOverride w:val="1"/>
+    </w:lvlOverride>
+  </w:num>
+  <w:num w:numId="1027">
+    <w:abstractNumId w:val="99411"/>
+    <w:lvlOverride w:ilvl="0">
+      <w:startOverride w:val="1"/>
+    </w:lvlOverride>
+    <w:lvlOverride w:ilvl="1">
+      <w:startOverride w:val="1"/>
+    </w:lvlOverride>
+    <w:lvlOverride w:ilvl="2">
+      <w:startOverride w:val="1"/>
+    </w:lvlOverride>
+    <w:lvlOverride w:ilvl="3">
+      <w:startOverride w:val="1"/>
+    </w:lvlOverride>
+    <w:lvlOverride w:ilvl="4">
+      <w:startOverride w:val="1"/>
+    </w:lvlOverride>
+    <w:lvlOverride w:ilvl="5">
+      <w:startOverride w:val="1"/>
+    </w:lvlOverride>
+    <w:lvlOverride w:ilvl="6">
+      <w:startOverride w:val="1"/>
+    </w:lvlOverride>
+    <w:lvlOverride w:ilvl="7">
+      <w:startOverride w:val="1"/>
+    </w:lvlOverride>
+    <w:lvlOverride w:ilvl="8">
+      <w:startOverride w:val="1"/>
+    </w:lvlOverride>
+  </w:num>
+  <w:num w:numId="1028">
+    <w:abstractNumId w:val="99411"/>
+    <w:lvlOverride w:ilvl="0">
+      <w:startOverride w:val="1"/>
+    </w:lvlOverride>
+    <w:lvlOverride w:ilvl="1">
+      <w:startOverride w:val="1"/>
+    </w:lvlOverride>
+    <w:lvlOverride w:ilvl="2">
+      <w:startOverride w:val="1"/>
+    </w:lvlOverride>
+    <w:lvlOverride w:ilvl="3">
+      <w:startOverride w:val="1"/>
+    </w:lvlOverride>
+    <w:lvlOverride w:ilvl="4">
+      <w:startOverride w:val="1"/>
+    </w:lvlOverride>
+    <w:lvlOverride w:ilvl="5">
+      <w:startOverride w:val="1"/>
+    </w:lvlOverride>
+    <w:lvlOverride w:ilvl="6">
+      <w:startOverride w:val="1"/>
+    </w:lvlOverride>
+    <w:lvlOverride w:ilvl="7">
+      <w:startOverride w:val="1"/>
+    </w:lvlOverride>
+    <w:lvlOverride w:ilvl="8">
+      <w:startOverride w:val="1"/>
+    </w:lvlOverride>
+  </w:num>
+  <w:num w:numId="1029">
+    <w:abstractNumId w:val="99411"/>
+    <w:lvlOverride w:ilvl="0">
+      <w:startOverride w:val="1"/>
+    </w:lvlOverride>
+    <w:lvlOverride w:ilvl="1">
+      <w:startOverride w:val="1"/>
+    </w:lvlOverride>
+    <w:lvlOverride w:ilvl="2">
+      <w:startOverride w:val="1"/>
+    </w:lvlOverride>
+    <w:lvlOverride w:ilvl="3">
+      <w:startOverride w:val="1"/>
+    </w:lvlOverride>
+    <w:lvlOverride w:ilvl="4">
+      <w:startOverride w:val="1"/>
+    </w:lvlOverride>
+    <w:lvlOverride w:ilvl="5">
+      <w:startOverride w:val="1"/>
+    </w:lvlOverride>
+    <w:lvlOverride w:ilvl="6">
+      <w:startOverride w:val="1"/>
+    </w:lvlOverride>
+    <w:lvlOverride w:ilvl="7">
+      <w:startOverride w:val="1"/>
+    </w:lvlOverride>
+    <w:lvlOverride w:ilvl="8">
+      <w:startOverride w:val="1"/>
+    </w:lvlOverride>
+  </w:num>
+  <w:num w:numId="1030">
+    <w:abstractNumId w:val="99411"/>
+    <w:lvlOverride w:ilvl="0">
+      <w:startOverride w:val="1"/>
+    </w:lvlOverride>
+    <w:lvlOverride w:ilvl="1">
+      <w:startOverride w:val="1"/>
+    </w:lvlOverride>
+    <w:lvlOverride w:ilvl="2">
+      <w:startOverride w:val="1"/>
+    </w:lvlOverride>
+    <w:lvlOverride w:ilvl="3">
+      <w:startOverride w:val="1"/>
+    </w:lvlOverride>
+    <w:lvlOverride w:ilvl="4">
+      <w:startOverride w:val="1"/>
+    </w:lvlOverride>
+    <w:lvlOverride w:ilvl="5">
+      <w:startOverride w:val="1"/>
+    </w:lvlOverride>
+    <w:lvlOverride w:ilvl="6">
+      <w:startOverride w:val="1"/>
+    </w:lvlOverride>
+    <w:lvlOverride w:ilvl="7">
+      <w:startOverride w:val="1"/>
+    </w:lvlOverride>
+    <w:lvlOverride w:ilvl="8">
+      <w:startOverride w:val="1"/>
+    </w:lvlOverride>
+  </w:num>
+  <w:num w:numId="1031">
+    <w:abstractNumId w:val="99411"/>
+    <w:lvlOverride w:ilvl="0">
+      <w:startOverride w:val="1"/>
+    </w:lvlOverride>
+    <w:lvlOverride w:ilvl="1">
+      <w:startOverride w:val="1"/>
+    </w:lvlOverride>
+    <w:lvlOverride w:ilvl="2">
+      <w:startOverride w:val="1"/>
+    </w:lvlOverride>
+    <w:lvlOverride w:ilvl="3">
+      <w:startOverride w:val="1"/>
+    </w:lvlOverride>
+    <w:lvlOverride w:ilvl="4">
+      <w:startOverride w:val="1"/>
+    </w:lvlOverride>
+    <w:lvlOverride w:ilvl="5">
+      <w:startOverride w:val="1"/>
+    </w:lvlOverride>
+    <w:lvlOverride w:ilvl="6">
+      <w:startOverride w:val="1"/>
+    </w:lvlOverride>
+    <w:lvlOverride w:ilvl="7">
+      <w:startOverride w:val="1"/>
+    </w:lvlOverride>
+    <w:lvlOverride w:ilvl="8">
+      <w:startOverride w:val="1"/>
+    </w:lvlOverride>
+  </w:num>
+  <w:num w:numId="1032">
+    <w:abstractNumId w:val="99411"/>
+    <w:lvlOverride w:ilvl="0">
+      <w:startOverride w:val="1"/>
+    </w:lvlOverride>
+    <w:lvlOverride w:ilvl="1">
+      <w:startOverride w:val="1"/>
+    </w:lvlOverride>
+    <w:lvlOverride w:ilvl="2">
+      <w:startOverride w:val="1"/>
+    </w:lvlOverride>
+    <w:lvlOverride w:ilvl="3">
+      <w:startOverride w:val="1"/>
+    </w:lvlOverride>
+    <w:lvlOverride w:ilvl="4">
+      <w:startOverride w:val="1"/>
+    </w:lvlOverride>
+    <w:lvlOverride w:ilvl="5">
+      <w:startOverride w:val="1"/>
+    </w:lvlOverride>
+    <w:lvlOverride w:ilvl="6">
+      <w:startOverride w:val="1"/>
+    </w:lvlOverride>
+    <w:lvlOverride w:ilvl="7">
+      <w:startOverride w:val="1"/>
+    </w:lvlOverride>
+    <w:lvlOverride w:ilvl="8">
+      <w:startOverride w:val="1"/>
+    </w:lvlOverride>
+  </w:num>
+  <w:num w:numId="1033">
+    <w:abstractNumId w:val="99411"/>
+    <w:lvlOverride w:ilvl="0">
+      <w:startOverride w:val="1"/>
+    </w:lvlOverride>
+    <w:lvlOverride w:ilvl="1">
+      <w:startOverride w:val="1"/>
+    </w:lvlOverride>
+    <w:lvlOverride w:ilvl="2">
+      <w:startOverride w:val="1"/>
+    </w:lvlOverride>
+    <w:lvlOverride w:ilvl="3">
+      <w:startOverride w:val="1"/>
+    </w:lvlOverride>
+    <w:lvlOverride w:ilvl="4">
+      <w:startOverride w:val="1"/>
+    </w:lvlOverride>
+    <w:lvlOverride w:ilvl="5">
+      <w:startOverride w:val="1"/>
+    </w:lvlOverride>
+    <w:lvlOverride w:ilvl="6">
+      <w:startOverride w:val="1"/>
+    </w:lvlOverride>
+    <w:lvlOverride w:ilvl="7">
+      <w:startOverride w:val="1"/>
+    </w:lvlOverride>
+    <w:lvlOverride w:ilvl="8">
+      <w:startOverride w:val="1"/>
+    </w:lvlOverride>
+  </w:num>
+  <w:num w:numId="1034">
+    <w:abstractNumId w:val="99411"/>
+    <w:lvlOverride w:ilvl="0">
+      <w:startOverride w:val="1"/>
+    </w:lvlOverride>
+    <w:lvlOverride w:ilvl="1">
+      <w:startOverride w:val="1"/>
+    </w:lvlOverride>
+    <w:lvlOverride w:ilvl="2">
+      <w:startOverride w:val="1"/>
+    </w:lvlOverride>
+    <w:lvlOverride w:ilvl="3">
+      <w:startOverride w:val="1"/>
+    </w:lvlOverride>
+    <w:lvlOverride w:ilvl="4">
+      <w:startOverride w:val="1"/>
+    </w:lvlOverride>
+    <w:lvlOverride w:ilvl="5">
+      <w:startOverride w:val="1"/>
+    </w:lvlOverride>
+    <w:lvlOverride w:ilvl="6">
+      <w:startOverride w:val="1"/>
+    </w:lvlOverride>
+    <w:lvlOverride w:ilvl="7">
+      <w:startOverride w:val="1"/>
+    </w:lvlOverride>
+    <w:lvlOverride w:ilvl="8">
+      <w:startOverride w:val="1"/>
+    </w:lvlOverride>
+  </w:num>
+  <w:num w:numId="1035">
+    <w:abstractNumId w:val="99411"/>
+    <w:lvlOverride w:ilvl="0">
+      <w:startOverride w:val="1"/>
+    </w:lvlOverride>
+    <w:lvlOverride w:ilvl="1">
+      <w:startOverride w:val="1"/>
+    </w:lvlOverride>
+    <w:lvlOverride w:ilvl="2">
+      <w:startOverride w:val="1"/>
+    </w:lvlOverride>
+    <w:lvlOverride w:ilvl="3">
+      <w:startOverride w:val="1"/>
+    </w:lvlOverride>
+    <w:lvlOverride w:ilvl="4">
+      <w:startOverride w:val="1"/>
+    </w:lvlOverride>
+    <w:lvlOverride w:ilvl="5">
+      <w:startOverride w:val="1"/>
+    </w:lvlOverride>
+    <w:lvlOverride w:ilvl="6">
+      <w:startOverride w:val="1"/>
+    </w:lvlOverride>
+    <w:lvlOverride w:ilvl="7">
+      <w:startOverride w:val="1"/>
+    </w:lvlOverride>
+    <w:lvlOverride w:ilvl="8">
+      <w:startOverride w:val="1"/>
+    </w:lvlOverride>
+  </w:num>
+  <w:num w:numId="1036">
+    <w:abstractNumId w:val="99411"/>
+    <w:lvlOverride w:ilvl="0">
+      <w:startOverride w:val="1"/>
+    </w:lvlOverride>
+    <w:lvlOverride w:ilvl="1">
+      <w:startOverride w:val="1"/>
+    </w:lvlOverride>
+    <w:lvlOverride w:ilvl="2">
+      <w:startOverride w:val="1"/>
+    </w:lvlOverride>
+    <w:lvlOverride w:ilvl="3">
+      <w:startOverride w:val="1"/>
+    </w:lvlOverride>
+    <w:lvlOverride w:ilvl="4">
+      <w:startOverride w:val="1"/>
+    </w:lvlOverride>
+    <w:lvlOverride w:ilvl="5">
+      <w:startOverride w:val="1"/>
+    </w:lvlOverride>
+    <w:lvlOverride w:ilvl="6">
+      <w:startOverride w:val="1"/>
+    </w:lvlOverride>
+    <w:lvlOverride w:ilvl="7">
+      <w:startOverride w:val="1"/>
+    </w:lvlOverride>
+    <w:lvlOverride w:ilvl="8">
+      <w:startOverride w:val="1"/>
+    </w:lvlOverride>
+  </w:num>
+  <w:num w:numId="1037">
+    <w:abstractNumId w:val="99411"/>
+    <w:lvlOverride w:ilvl="0">
+      <w:startOverride w:val="1"/>
+    </w:lvlOverride>
+    <w:lvlOverride w:ilvl="1">
+      <w:startOverride w:val="1"/>
+    </w:lvlOverride>
+    <w:lvlOverride w:ilvl="2">
+      <w:startOverride w:val="1"/>
+    </w:lvlOverride>
+    <w:lvlOverride w:ilvl="3">
+      <w:startOverride w:val="1"/>
+    </w:lvlOverride>
+    <w:lvlOverride w:ilvl="4">
+      <w:startOverride w:val="1"/>
+    </w:lvlOverride>
+    <w:lvlOverride w:ilvl="5">
+      <w:startOverride w:val="1"/>
+    </w:lvlOverride>
+    <w:lvlOverride w:ilvl="6">
+      <w:startOverride w:val="1"/>
+    </w:lvlOverride>
+    <w:lvlOverride w:ilvl="7">
+      <w:startOverride w:val="1"/>
+    </w:lvlOverride>
+    <w:lvlOverride w:ilvl="8">
+      <w:startOverride w:val="1"/>
+    </w:lvlOverride>
+  </w:num>
+  <w:num w:numId="1038">
+    <w:abstractNumId w:val="99411"/>
+    <w:lvlOverride w:ilvl="0">
+      <w:startOverride w:val="1"/>
+    </w:lvlOverride>
+    <w:lvlOverride w:ilvl="1">
+      <w:startOverride w:val="1"/>
+    </w:lvlOverride>
+    <w:lvlOverride w:ilvl="2">
+      <w:startOverride w:val="1"/>
+    </w:lvlOverride>
+    <w:lvlOverride w:ilvl="3">
+      <w:startOverride w:val="1"/>
+    </w:lvlOverride>
+    <w:lvlOverride w:ilvl="4">
+      <w:startOverride w:val="1"/>
+    </w:lvlOverride>
+    <w:lvlOverride w:ilvl="5">
+      <w:startOverride w:val="1"/>
+    </w:lvlOverride>
+    <w:lvlOverride w:ilvl="6">
+      <w:startOverride w:val="1"/>
+    </w:lvlOverride>
+    <w:lvlOverride w:ilvl="7">
+      <w:startOverride w:val="1"/>
+    </w:lvlOverride>
+    <w:lvlOverride w:ilvl="8">
+      <w:startOverride w:val="1"/>
+    </w:lvlOverride>
+  </w:num>
+  <w:num w:numId="1039">
+    <w:abstractNumId w:val="99411"/>
+    <w:lvlOverride w:ilvl="0">
+      <w:startOverride w:val="1"/>
+    </w:lvlOverride>
+    <w:lvlOverride w:ilvl="1">
+      <w:startOverride w:val="1"/>
+    </w:lvlOverride>
+    <w:lvlOverride w:ilvl="2">
+      <w:startOverride w:val="1"/>
+    </w:lvlOverride>
+    <w:lvlOverride w:ilvl="3">
+      <w:startOverride w:val="1"/>
+    </w:lvlOverride>
+    <w:lvlOverride w:ilvl="4">
+      <w:startOverride w:val="1"/>
+    </w:lvlOverride>
+    <w:lvlOverride w:ilvl="5">
+      <w:startOverride w:val="1"/>
+    </w:lvlOverride>
+    <w:lvlOverride w:ilvl="6">
+      <w:startOverride w:val="1"/>
+    </w:lvlOverride>
+    <w:lvlOverride w:ilvl="7">
+      <w:startOverride w:val="1"/>
+    </w:lvlOverride>
+    <w:lvlOverride w:ilvl="8">
+      <w:startOverride w:val="1"/>
+    </w:lvlOverride>
+  </w:num>
+  <w:num w:numId="1040">
+    <w:abstractNumId w:val="99411"/>
+    <w:lvlOverride w:ilvl="0">
+      <w:startOverride w:val="1"/>
+    </w:lvlOverride>
+    <w:lvlOverride w:ilvl="1">
+      <w:startOverride w:val="1"/>
+    </w:lvlOverride>
+    <w:lvlOverride w:ilvl="2">
+      <w:startOverride w:val="1"/>
+    </w:lvlOverride>
+    <w:lvlOverride w:ilvl="3">
+      <w:startOverride w:val="1"/>
+    </w:lvlOverride>
+    <w:lvlOverride w:ilvl="4">
+      <w:startOverride w:val="1"/>
+    </w:lvlOverride>
+    <w:lvlOverride w:ilvl="5">
+      <w:startOverride w:val="1"/>
+    </w:lvlOverride>
+    <w:lvlOverride w:ilvl="6">
+      <w:startOverride w:val="1"/>
+    </w:lvlOverride>
+    <w:lvlOverride w:ilvl="7">
+      <w:startOverride w:val="1"/>
+    </w:lvlOverride>
+    <w:lvlOverride w:ilvl="8">
+      <w:startOverride w:val="1"/>
+    </w:lvlOverride>
+  </w:num>
+  <w:num w:numId="1041">
+    <w:abstractNumId w:val="99411"/>
+    <w:lvlOverride w:ilvl="0">
+      <w:startOverride w:val="1"/>
+    </w:lvlOverride>
+    <w:lvlOverride w:ilvl="1">
+      <w:startOverride w:val="1"/>
+    </w:lvlOverride>
+    <w:lvlOverride w:ilvl="2">
+      <w:startOverride w:val="1"/>
+    </w:lvlOverride>
+    <w:lvlOverride w:ilvl="3">
+      <w:startOverride w:val="1"/>
+    </w:lvlOverride>
+    <w:lvlOverride w:ilvl="4">
+      <w:startOverride w:val="1"/>
+    </w:lvlOverride>
+    <w:lvlOverride w:ilvl="5">
+      <w:startOverride w:val="1"/>
+    </w:lvlOverride>
+    <w:lvlOverride w:ilvl="6">
+      <w:startOverride w:val="1"/>
+    </w:lvlOverride>
+    <w:lvlOverride w:ilvl="7">
+      <w:startOverride w:val="1"/>
+    </w:lvlOverride>
+    <w:lvlOverride w:ilvl="8">
+      <w:startOverride w:val="1"/>
+    </w:lvlOverride>
+  </w:num>
+  <w:num w:numId="1042">
+    <w:abstractNumId w:val="99411"/>
+    <w:lvlOverride w:ilvl="0">
+      <w:startOverride w:val="1"/>
+    </w:lvlOverride>
+    <w:lvlOverride w:ilvl="1">
+      <w:startOverride w:val="1"/>
+    </w:lvlOverride>
+    <w:lvlOverride w:ilvl="2">
+      <w:startOverride w:val="1"/>
+    </w:lvlOverride>
+    <w:lvlOverride w:ilvl="3">
+      <w:startOverride w:val="1"/>
+    </w:lvlOverride>
+    <w:lvlOverride w:ilvl="4">
+      <w:startOverride w:val="1"/>
+    </w:lvlOverride>
+    <w:lvlOverride w:ilvl="5">
+      <w:startOverride w:val="1"/>
+    </w:lvlOverride>
+    <w:lvlOverride w:ilvl="6">
+      <w:startOverride w:val="1"/>
+    </w:lvlOverride>
+    <w:lvlOverride w:ilvl="7">
+      <w:startOverride w:val="1"/>
+    </w:lvlOverride>
+    <w:lvlOverride w:ilvl="8">
+      <w:startOverride w:val="1"/>
+    </w:lvlOverride>
+  </w:num>
+  <w:num w:numId="1043">
+    <w:abstractNumId w:val="99411"/>
+    <w:lvlOverride w:ilvl="0">
+      <w:startOverride w:val="1"/>
+    </w:lvlOverride>
+    <w:lvlOverride w:ilvl="1">
+      <w:startOverride w:val="1"/>
+    </w:lvlOverride>
+    <w:lvlOverride w:ilvl="2">
+      <w:startOverride w:val="1"/>
+    </w:lvlOverride>
+    <w:lvlOverride w:ilvl="3">
+      <w:startOverride w:val="1"/>
+    </w:lvlOverride>
+    <w:lvlOverride w:ilvl="4">
+      <w:startOverride w:val="1"/>
+    </w:lvlOverride>
+    <w:lvlOverride w:ilvl="5">
+      <w:startOverride w:val="1"/>
+    </w:lvlOverride>
+    <w:lvlOverride w:ilvl="6">
+      <w:startOverride w:val="1"/>
+    </w:lvlOverride>
+    <w:lvlOverride w:ilvl="7">
+      <w:startOverride w:val="1"/>
+    </w:lvlOverride>
+    <w:lvlOverride w:ilvl="8">
+      <w:startOverride w:val="1"/>
+    </w:lvlOverride>
+  </w:num>
+  <w:num w:numId="1044">
+    <w:abstractNumId w:val="99411"/>
+    <w:lvlOverride w:ilvl="0">
+      <w:startOverride w:val="1"/>
+    </w:lvlOverride>
+    <w:lvlOverride w:ilvl="1">
+      <w:startOverride w:val="1"/>
+    </w:lvlOverride>
+    <w:lvlOverride w:ilvl="2">
+      <w:startOverride w:val="1"/>
+    </w:lvlOverride>
+    <w:lvlOverride w:ilvl="3">
+      <w:startOverride w:val="1"/>
+    </w:lvlOverride>
+    <w:lvlOverride w:ilvl="4">
+      <w:startOverride w:val="1"/>
+    </w:lvlOverride>
+    <w:lvlOverride w:ilvl="5">
+      <w:startOverride w:val="1"/>
+    </w:lvlOverride>
+    <w:lvlOverride w:ilvl="6">
+      <w:startOverride w:val="1"/>
+    </w:lvlOverride>
+    <w:lvlOverride w:ilvl="7">
+      <w:startOverride w:val="1"/>
+    </w:lvlOverride>
+    <w:lvlOverride w:ilvl="8">
+      <w:startOverride w:val="1"/>
+    </w:lvlOverride>
+  </w:num>
+  <w:num w:numId="1045">
+    <w:abstractNumId w:val="99411"/>
+    <w:lvlOverride w:ilvl="0">
+      <w:startOverride w:val="1"/>
+    </w:lvlOverride>
+    <w:lvlOverride w:ilvl="1">
+      <w:startOverride w:val="1"/>
+    </w:lvlOverride>
+    <w:lvlOverride w:ilvl="2">
+      <w:startOverride w:val="1"/>
+    </w:lvlOverride>
+    <w:lvlOverride w:ilvl="3">
+      <w:startOverride w:val="1"/>
+    </w:lvlOverride>
+    <w:lvlOverride w:ilvl="4">
+      <w:startOverride w:val="1"/>
+    </w:lvlOverride>
+    <w:lvlOverride w:ilvl="5">
+      <w:startOverride w:val="1"/>
+    </w:lvlOverride>
+    <w:lvlOverride w:ilvl="6">
+      <w:startOverride w:val="1"/>
+    </w:lvlOverride>
+    <w:lvlOverride w:ilvl="7">
+      <w:startOverride w:val="1"/>
+    </w:lvlOverride>
+    <w:lvlOverride w:ilvl="8">
+      <w:startOverride w:val="1"/>
+    </w:lvlOverride>
   </w:num>
 </w:numbering>
 </file>
